--- a/research/Axion-Doc7-Income-Tax-Research.docx
+++ b/research/Axion-Doc7-Income-Tax-Research.docx
@@ -230,7 +230,7 @@
                 <w:sz w:val="18"/>
                 <w:szCs w:val="18"/>
               </w:rPr>
-              <w:t xml:space="preserve">WHO</w:t>
+              <w:t xml:space="preserve">TAXPAYER</w:t>
             </w:r>
             <w:r>
               <w:rPr>
@@ -256,7 +256,7 @@
                 <w:sz w:val="18"/>
                 <w:szCs w:val="18"/>
               </w:rPr>
-              <w:t xml:space="preserve">HOW MUCH</w:t>
+              <w:t xml:space="preserve">AMOUNT</w:t>
             </w:r>
             <w:r>
               <w:rPr>
@@ -282,7 +282,7 @@
                 <w:sz w:val="18"/>
                 <w:szCs w:val="18"/>
               </w:rPr>
-              <w:t xml:space="preserve">WHEN</w:t>
+              <w:t xml:space="preserve">TIMING</w:t>
             </w:r>
             <w:r>
               <w:rPr>
@@ -3362,7 +3362,7 @@
                 <w:sz w:val="18"/>
                 <w:szCs w:val="18"/>
               </w:rPr>
-              <w:t xml:space="preserve">WHO</w:t>
+              <w:t xml:space="preserve">TAXPAYER</w:t>
             </w:r>
             <w:r>
               <w:rPr>
@@ -3433,7 +3433,7 @@
                 <w:sz w:val="18"/>
                 <w:szCs w:val="18"/>
               </w:rPr>
-              <w:t xml:space="preserve">HOW MUCH / WHEN</w:t>
+              <w:t xml:space="preserve">AMOUNT / TIMING</w:t>
             </w:r>
             <w:r>
               <w:rPr>
@@ -3583,7 +3583,7 @@
                 <w:sz w:val="18"/>
                 <w:szCs w:val="18"/>
               </w:rPr>
-              <w:t xml:space="preserve">WHO</w:t>
+              <w:t xml:space="preserve">TAXPAYER</w:t>
             </w:r>
             <w:r>
               <w:rPr>
@@ -3786,7 +3786,7 @@
                 <w:sz w:val="18"/>
                 <w:szCs w:val="18"/>
               </w:rPr>
-              <w:t xml:space="preserve">WHO</w:t>
+              <w:t xml:space="preserve">TAXPAYER</w:t>
             </w:r>
             <w:r>
               <w:rPr>
@@ -3889,7 +3889,7 @@
                 <w:sz w:val="18"/>
                 <w:szCs w:val="18"/>
               </w:rPr>
-              <w:t xml:space="preserve">HOW MUCH</w:t>
+              <w:t xml:space="preserve">AMOUNT</w:t>
             </w:r>
             <w:r>
               <w:rPr>
@@ -3947,7 +3947,7 @@
                 <w:sz w:val="18"/>
                 <w:szCs w:val="18"/>
               </w:rPr>
-              <w:t xml:space="preserve">WHEN</w:t>
+              <w:t xml:space="preserve">TIMING</w:t>
             </w:r>
             <w:r>
               <w:rPr>
@@ -5990,7 +5990,7 @@
                 <w:sz w:val="18"/>
                 <w:szCs w:val="18"/>
               </w:rPr>
-              <w:t xml:space="preserve">WHO</w:t>
+              <w:t xml:space="preserve">TAXPAYER</w:t>
             </w:r>
             <w:r>
               <w:rPr>
@@ -6317,7 +6317,7 @@
                 <w:sz w:val="18"/>
                 <w:szCs w:val="18"/>
               </w:rPr>
-              <w:t xml:space="preserve">HOW MUCH</w:t>
+              <w:t xml:space="preserve">AMOUNT</w:t>
             </w:r>
             <w:r>
               <w:rPr>
@@ -6559,7 +6559,7 @@
                 <w:sz w:val="18"/>
                 <w:szCs w:val="18"/>
               </w:rPr>
-              <w:t xml:space="preserve">WHEN</w:t>
+              <w:t xml:space="preserve">TIMING</w:t>
             </w:r>
             <w:r>
               <w:rPr>
@@ -7537,7 +7537,7 @@
                 <w:sz w:val="18"/>
                 <w:szCs w:val="18"/>
               </w:rPr>
-              <w:t xml:space="preserve">WHO / HOW MUCH / WHEN</w:t>
+              <w:t xml:space="preserve">TAXPAYER / AMOUNT / TIMING</w:t>
             </w:r>
             <w:r>
               <w:rPr>
@@ -7837,7 +7837,7 @@
                 <w:sz w:val="18"/>
                 <w:szCs w:val="18"/>
               </w:rPr>
-              <w:t xml:space="preserve">WHO / HOW MUCH / WHEN</w:t>
+              <w:t xml:space="preserve">TAXPAYER / AMOUNT / TIMING</w:t>
             </w:r>
             <w:r>
               <w:rPr>
@@ -8855,7 +8855,7 @@
                 <w:sz w:val="18"/>
                 <w:szCs w:val="18"/>
               </w:rPr>
-              <w:t xml:space="preserve">WHO / HOW MUCH / WHEN — not available on this investment.</w:t>
+              <w:t xml:space="preserve">TAXPAYER / AMOUNT / TIMING — not available on this investment.</w:t>
             </w:r>
             <w:r>
               <w:rPr>
@@ -9383,7 +9383,7 @@
                 <w:sz w:val="18"/>
                 <w:szCs w:val="18"/>
               </w:rPr>
-              <w:t xml:space="preserve">WHO</w:t>
+              <w:t xml:space="preserve">TAXPAYER</w:t>
             </w:r>
             <w:r>
               <w:rPr>
@@ -9512,7 +9512,7 @@
                 <w:sz w:val="18"/>
                 <w:szCs w:val="18"/>
               </w:rPr>
-              <w:t xml:space="preserve">HOW MUCH</w:t>
+              <w:t xml:space="preserve">AMOUNT</w:t>
             </w:r>
             <w:r>
               <w:rPr>
@@ -9998,7 +9998,7 @@
                 <w:sz w:val="18"/>
                 <w:szCs w:val="18"/>
               </w:rPr>
-              <w:t xml:space="preserve">WHEN</w:t>
+              <w:t xml:space="preserve">TIMING</w:t>
             </w:r>
             <w:r>
               <w:rPr>
@@ -10473,7 +10473,7 @@
                 <w:sz w:val="18"/>
                 <w:szCs w:val="18"/>
               </w:rPr>
-              <w:t xml:space="preserve">WHO</w:t>
+              <w:t xml:space="preserve">TAXPAYER</w:t>
             </w:r>
             <w:r>
               <w:rPr>
@@ -10499,7 +10499,7 @@
                 <w:sz w:val="18"/>
                 <w:szCs w:val="18"/>
               </w:rPr>
-              <w:t xml:space="preserve">HOW MUCH</w:t>
+              <w:t xml:space="preserve">AMOUNT</w:t>
             </w:r>
             <w:r>
               <w:rPr>
@@ -10525,7 +10525,7 @@
                 <w:sz w:val="18"/>
                 <w:szCs w:val="18"/>
               </w:rPr>
-              <w:t xml:space="preserve">WHEN</w:t>
+              <w:t xml:space="preserve">TIMING</w:t>
             </w:r>
             <w:r>
               <w:rPr>
@@ -10884,7 +10884,7 @@
                 <w:sz w:val="18"/>
                 <w:szCs w:val="18"/>
               </w:rPr>
-              <w:t xml:space="preserve">WHO</w:t>
+              <w:t xml:space="preserve">TAXPAYER</w:t>
             </w:r>
             <w:r>
               <w:rPr>
@@ -10910,7 +10910,7 @@
                 <w:sz w:val="18"/>
                 <w:szCs w:val="18"/>
               </w:rPr>
-              <w:t xml:space="preserve">HOW MUCH</w:t>
+              <w:t xml:space="preserve">AMOUNT</w:t>
             </w:r>
             <w:r>
               <w:rPr>
@@ -10936,7 +10936,7 @@
                 <w:sz w:val="18"/>
                 <w:szCs w:val="18"/>
               </w:rPr>
-              <w:t xml:space="preserve">WHEN</w:t>
+              <w:t xml:space="preserve">TIMING</w:t>
             </w:r>
             <w:r>
               <w:rPr>
@@ -11725,7 +11725,7 @@
                 <w:sz w:val="18"/>
                 <w:szCs w:val="18"/>
               </w:rPr>
-              <w:t xml:space="preserve">WHO</w:t>
+              <w:t xml:space="preserve">TAXPAYER</w:t>
             </w:r>
             <w:r>
               <w:rPr>
@@ -13056,7 +13056,7 @@
                 <w:sz w:val="18"/>
                 <w:szCs w:val="18"/>
               </w:rPr>
-              <w:t xml:space="preserve">WHO</w:t>
+              <w:t xml:space="preserve">TAXPAYER</w:t>
             </w:r>
             <w:r>
               <w:rPr>
@@ -13082,7 +13082,7 @@
                 <w:sz w:val="18"/>
                 <w:szCs w:val="18"/>
               </w:rPr>
-              <w:t xml:space="preserve">WHEN</w:t>
+              <w:t xml:space="preserve">TIMING</w:t>
             </w:r>
             <w:r>
               <w:rPr>
@@ -13650,7 +13650,7 @@
                 <w:sz w:val="18"/>
                 <w:szCs w:val="18"/>
               </w:rPr>
-              <w:t xml:space="preserve">WHEN</w:t>
+              <w:t xml:space="preserve">TIMING</w:t>
             </w:r>
             <w:r>
               <w:rPr>
@@ -14617,7 +14617,7 @@
                 <w:sz w:val="18"/>
                 <w:szCs w:val="18"/>
               </w:rPr>
-              <w:t xml:space="preserve">HOW MUCH</w:t>
+              <w:t xml:space="preserve">AMOUNT</w:t>
             </w:r>
             <w:r>
               <w:rPr>
@@ -14643,7 +14643,7 @@
                 <w:sz w:val="18"/>
                 <w:szCs w:val="18"/>
               </w:rPr>
-              <w:t xml:space="preserve">WHEN</w:t>
+              <w:t xml:space="preserve">TIMING</w:t>
             </w:r>
             <w:r>
               <w:rPr>
@@ -17059,7 +17059,7 @@
                 <w:sz w:val="18"/>
                 <w:szCs w:val="18"/>
               </w:rPr>
-              <w:t xml:space="preserve">WHO</w:t>
+              <w:t xml:space="preserve">TAXPAYER</w:t>
             </w:r>
           </w:p>
         </w:tc>
@@ -17206,7 +17206,7 @@
                 <w:sz w:val="18"/>
                 <w:szCs w:val="18"/>
               </w:rPr>
-              <w:t xml:space="preserve">HOW MUCH to Axion</w:t>
+              <w:t xml:space="preserve">AMOUNT to Axion</w:t>
             </w:r>
           </w:p>
         </w:tc>
@@ -19158,7 +19158,7 @@
                 <w:sz w:val="18"/>
                 <w:szCs w:val="18"/>
               </w:rPr>
-              <w:t xml:space="preserve">WHO</w:t>
+              <w:t xml:space="preserve">TAXPAYER</w:t>
             </w:r>
             <w:r>
               <w:rPr>
@@ -19776,7 +19776,7 @@
                 <w:sz w:val="18"/>
                 <w:szCs w:val="18"/>
               </w:rPr>
-              <w:t xml:space="preserve">WHO</w:t>
+              <w:t xml:space="preserve">TAXPAYER</w:t>
             </w:r>
             <w:r>
               <w:rPr>
@@ -19802,7 +19802,7 @@
                 <w:sz w:val="18"/>
                 <w:szCs w:val="18"/>
               </w:rPr>
-              <w:t xml:space="preserve">HOW MUCH</w:t>
+              <w:t xml:space="preserve">AMOUNT</w:t>
             </w:r>
             <w:r>
               <w:rPr>
@@ -19854,7 +19854,7 @@
                 <w:sz w:val="18"/>
                 <w:szCs w:val="18"/>
               </w:rPr>
-              <w:t xml:space="preserve">WHEN</w:t>
+              <w:t xml:space="preserve">TIMING</w:t>
             </w:r>
             <w:r>
               <w:rPr>
@@ -21826,7 +21826,7 @@
                 <w:sz w:val="18"/>
                 <w:szCs w:val="18"/>
               </w:rPr>
-              <w:t xml:space="preserve">WHO</w:t>
+              <w:t xml:space="preserve">TAXPAYER</w:t>
             </w:r>
             <w:r>
               <w:rPr>
@@ -21858,7 +21858,7 @@
                 <w:sz w:val="18"/>
                 <w:szCs w:val="18"/>
               </w:rPr>
-              <w:t xml:space="preserve">HOW MUCH</w:t>
+              <w:t xml:space="preserve">AMOUNT</w:t>
             </w:r>
             <w:r>
               <w:rPr>
@@ -21916,7 +21916,7 @@
                 <w:sz w:val="18"/>
                 <w:szCs w:val="18"/>
               </w:rPr>
-              <w:t xml:space="preserve">WHEN</w:t>
+              <w:t xml:space="preserve">TIMING</w:t>
             </w:r>
             <w:r>
               <w:rPr>
@@ -24442,7 +24442,7 @@
                 <w:sz w:val="18"/>
                 <w:szCs w:val="18"/>
               </w:rPr>
-              <w:t xml:space="preserve">WHO</w:t>
+              <w:t xml:space="preserve">TAXPAYER</w:t>
             </w:r>
             <w:r>
               <w:rPr>
@@ -24468,7 +24468,7 @@
                 <w:sz w:val="18"/>
                 <w:szCs w:val="18"/>
               </w:rPr>
-              <w:t xml:space="preserve">HOW MUCH / WHEN</w:t>
+              <w:t xml:space="preserve">AMOUNT / TIMING</w:t>
             </w:r>
             <w:r>
               <w:rPr>
@@ -24808,7 +24808,7 @@
                 <w:sz w:val="18"/>
                 <w:szCs w:val="18"/>
               </w:rPr>
-              <w:t xml:space="preserve">WHEN</w:t>
+              <w:t xml:space="preserve">TIMING</w:t>
             </w:r>
             <w:r>
               <w:rPr>
@@ -26589,7 +26589,7 @@
                 <w:sz w:val="18"/>
                 <w:szCs w:val="18"/>
               </w:rPr>
-              <w:t xml:space="preserve">WHO</w:t>
+              <w:t xml:space="preserve">TAXPAYER</w:t>
             </w:r>
             <w:r>
               <w:rPr>
@@ -26968,7 +26968,7 @@
                 <w:sz w:val="18"/>
                 <w:szCs w:val="18"/>
               </w:rPr>
-              <w:t xml:space="preserve">HOW MUCH</w:t>
+              <w:t xml:space="preserve">AMOUNT</w:t>
             </w:r>
           </w:p>
         </w:tc>
@@ -27151,7 +27151,7 @@
                 <w:sz w:val="18"/>
                 <w:szCs w:val="18"/>
               </w:rPr>
-              <w:t xml:space="preserve">WHEN</w:t>
+              <w:t xml:space="preserve">TIMING</w:t>
             </w:r>
           </w:p>
         </w:tc>

--- a/research/Axion-Doc7-Income-Tax-Research.docx
+++ b/research/Axion-Doc7-Income-Tax-Research.docx
@@ -650,7 +650,7 @@
           <w:sz w:val="18"/>
           <w:szCs w:val="18"/>
         </w:rPr>
-        <w:t xml:space="preserve">	5</w:t>
+        <w:t xml:space="preserve">	6</w:t>
       </w:r>
     </w:p>
     <w:p>
@@ -714,7 +714,7 @@
           <w:sz w:val="18"/>
           <w:szCs w:val="18"/>
         </w:rPr>
-        <w:t xml:space="preserve">	6</w:t>
+        <w:t xml:space="preserve">	7</w:t>
       </w:r>
     </w:p>
     <w:p>
@@ -746,7 +746,7 @@
           <w:sz w:val="18"/>
           <w:szCs w:val="18"/>
         </w:rPr>
-        <w:t xml:space="preserve">	7</w:t>
+        <w:t xml:space="preserve">	8</w:t>
       </w:r>
     </w:p>
     <w:p>
@@ -778,7 +778,7 @@
           <w:sz w:val="18"/>
           <w:szCs w:val="18"/>
         </w:rPr>
-        <w:t xml:space="preserve">	7</w:t>
+        <w:t xml:space="preserve">	8</w:t>
       </w:r>
     </w:p>
     <w:p>
@@ -810,7 +810,7 @@
           <w:sz w:val="18"/>
           <w:szCs w:val="18"/>
         </w:rPr>
-        <w:t xml:space="preserve">	8</w:t>
+        <w:t xml:space="preserve">	9</w:t>
       </w:r>
     </w:p>
     <w:p>
@@ -841,7 +841,7 @@
           <w:sz w:val="19"/>
           <w:szCs w:val="19"/>
         </w:rPr>
-        <w:t xml:space="preserve">	9</w:t>
+        <w:t xml:space="preserve">	10</w:t>
       </w:r>
     </w:p>
     <w:p>
@@ -872,7 +872,7 @@
           <w:sz w:val="19"/>
           <w:szCs w:val="19"/>
         </w:rPr>
-        <w:t xml:space="preserve">	10</w:t>
+        <w:t xml:space="preserve">	12</w:t>
       </w:r>
     </w:p>
     <w:p>
@@ -903,7 +903,7 @@
           <w:sz w:val="19"/>
           <w:szCs w:val="19"/>
         </w:rPr>
-        <w:t xml:space="preserve">	11</w:t>
+        <w:t xml:space="preserve">	13</w:t>
       </w:r>
     </w:p>
     <w:p>
@@ -934,7 +934,7 @@
           <w:sz w:val="19"/>
           <w:szCs w:val="19"/>
         </w:rPr>
-        <w:t xml:space="preserve">	11</w:t>
+        <w:t xml:space="preserve">	13</w:t>
       </w:r>
     </w:p>
     <w:p>
@@ -1233,7 +1233,11 @@
           </w:tcPr>
           <w:p>
             <w:pPr>
-              <w:keepNext w:val="false"/>
+              <w:pStyle w:val="ListParagraph"/>
+              <w:numPr>
+                <w:ilvl w:val="0"/>
+                <w:numId w:val="2"/>
+              </w:numPr>
               <w:spacing w:after="0" w:before="0" w:line="250" w:lineRule="auto"/>
             </w:pPr>
             <w:r>
@@ -1422,7 +1426,11 @@
           </w:tcPr>
           <w:p>
             <w:pPr>
-              <w:keepNext w:val="false"/>
+              <w:pStyle w:val="ListParagraph"/>
+              <w:numPr>
+                <w:ilvl w:val="0"/>
+                <w:numId w:val="2"/>
+              </w:numPr>
               <w:spacing w:after="0" w:before="0" w:line="250" w:lineRule="auto"/>
             </w:pPr>
             <w:r>
@@ -1611,7 +1619,11 @@
           </w:tcPr>
           <w:p>
             <w:pPr>
-              <w:keepNext w:val="false"/>
+              <w:pStyle w:val="ListParagraph"/>
+              <w:numPr>
+                <w:ilvl w:val="0"/>
+                <w:numId w:val="2"/>
+              </w:numPr>
               <w:spacing w:after="0" w:before="0" w:line="250" w:lineRule="auto"/>
             </w:pPr>
             <w:r>
@@ -1826,7 +1838,11 @@
           </w:tcPr>
           <w:p>
             <w:pPr>
-              <w:keepNext w:val="false"/>
+              <w:pStyle w:val="ListParagraph"/>
+              <w:numPr>
+                <w:ilvl w:val="0"/>
+                <w:numId w:val="2"/>
+              </w:numPr>
               <w:spacing w:after="0" w:before="0" w:line="250" w:lineRule="auto"/>
             </w:pPr>
             <w:r>
@@ -1989,7 +2005,11 @@
           </w:tcPr>
           <w:p>
             <w:pPr>
-              <w:keepNext w:val="false"/>
+              <w:pStyle w:val="ListParagraph"/>
+              <w:numPr>
+                <w:ilvl w:val="0"/>
+                <w:numId w:val="2"/>
+              </w:numPr>
               <w:spacing w:after="0" w:before="0" w:line="250" w:lineRule="auto"/>
             </w:pPr>
             <w:r>
@@ -2230,7 +2250,11 @@
           </w:tcPr>
           <w:p>
             <w:pPr>
-              <w:keepNext w:val="false"/>
+              <w:pStyle w:val="ListParagraph"/>
+              <w:numPr>
+                <w:ilvl w:val="0"/>
+                <w:numId w:val="2"/>
+              </w:numPr>
               <w:spacing w:after="0" w:before="0" w:line="250" w:lineRule="auto"/>
             </w:pPr>
             <w:r>
@@ -2514,7 +2538,11 @@
           </w:tcPr>
           <w:p>
             <w:pPr>
-              <w:keepNext w:val="false"/>
+              <w:pStyle w:val="ListParagraph"/>
+              <w:numPr>
+                <w:ilvl w:val="0"/>
+                <w:numId w:val="2"/>
+              </w:numPr>
               <w:spacing w:after="0" w:before="0" w:line="250" w:lineRule="auto"/>
             </w:pPr>
             <w:r>
@@ -2651,7 +2679,11 @@
           </w:tcPr>
           <w:p>
             <w:pPr>
-              <w:keepNext w:val="false"/>
+              <w:pStyle w:val="ListParagraph"/>
+              <w:numPr>
+                <w:ilvl w:val="0"/>
+                <w:numId w:val="2"/>
+              </w:numPr>
               <w:spacing w:after="0" w:before="0" w:line="250" w:lineRule="auto"/>
             </w:pPr>
             <w:r>
@@ -2788,7 +2820,11 @@
           </w:tcPr>
           <w:p>
             <w:pPr>
-              <w:keepNext w:val="false"/>
+              <w:pStyle w:val="ListParagraph"/>
+              <w:numPr>
+                <w:ilvl w:val="0"/>
+                <w:numId w:val="2"/>
+              </w:numPr>
               <w:spacing w:after="0" w:before="0" w:line="250" w:lineRule="auto"/>
             </w:pPr>
             <w:r>
@@ -2925,7 +2961,11 @@
           </w:tcPr>
           <w:p>
             <w:pPr>
-              <w:keepNext w:val="false"/>
+              <w:pStyle w:val="ListParagraph"/>
+              <w:numPr>
+                <w:ilvl w:val="0"/>
+                <w:numId w:val="2"/>
+              </w:numPr>
               <w:spacing w:after="0" w:before="0" w:line="250" w:lineRule="auto"/>
             </w:pPr>
             <w:r>
@@ -3260,8 +3300,12 @@
           </w:tcPr>
           <w:p>
             <w:pPr>
-              <w:keepNext w:val="false"/>
-              <w:spacing w:after="0" w:before="0" w:line="250" w:lineRule="auto"/>
+              <w:pStyle w:val="ListParagraph"/>
+              <w:numPr>
+                <w:ilvl w:val="0"/>
+                <w:numId w:val="2"/>
+              </w:numPr>
+              <w:spacing w:after="40" w:before="0" w:line="250" w:lineRule="auto"/>
             </w:pPr>
             <w:r>
               <w:rPr>
@@ -3300,7 +3344,56 @@
                 <w:sz w:val="18"/>
                 <w:szCs w:val="18"/>
               </w:rPr>
-              <w:t xml:space="preserve"> by the taxpayer (or held under an instalment credit agreement) and </w:t>
+              <w:t xml:space="preserve"> by the taxpayer, or held under an </w:t>
+            </w:r>
+            <w:r>
+              <w:rPr>
+                <w:rFonts w:ascii="Arial" w:cs="Arial" w:eastAsia="Arial" w:hAnsi="Arial"/>
+                <w:b/>
+                <w:bCs/>
+                <w:i w:val="false"/>
+                <w:iCs w:val="false"/>
+                <w:color w:val="000000"/>
+                <w:sz w:val="18"/>
+                <w:szCs w:val="18"/>
+              </w:rPr>
+              <w:t xml:space="preserve">instalment credit agreement</w:t>
+            </w:r>
+            <w:r>
+              <w:rPr>
+                <w:rFonts w:ascii="Arial" w:cs="Arial" w:eastAsia="Arial" w:hAnsi="Arial"/>
+                <w:b w:val="false"/>
+                <w:bCs w:val="false"/>
+                <w:i w:val="false"/>
+                <w:iCs w:val="false"/>
+                <w:color w:val="000000"/>
+                <w:sz w:val="18"/>
+                <w:szCs w:val="18"/>
+              </w:rPr>
+              <w:t xml:space="preserve">.</w:t>
+            </w:r>
+          </w:p>
+          <w:p>
+            <w:pPr>
+              <w:pStyle w:val="ListParagraph"/>
+              <w:numPr>
+                <w:ilvl w:val="0"/>
+                <w:numId w:val="2"/>
+              </w:numPr>
+              <w:spacing w:after="0" w:before="0" w:line="250" w:lineRule="auto"/>
+            </w:pPr>
+            <w:r>
+              <w:rPr>
+                <w:rFonts w:ascii="Arial" w:cs="Arial" w:eastAsia="Arial" w:hAnsi="Arial"/>
+                <w:b w:val="false"/>
+                <w:bCs w:val="false"/>
+                <w:i w:val="false"/>
+                <w:iCs w:val="false"/>
+                <w:color w:val="000000"/>
+                <w:sz w:val="18"/>
+                <w:szCs w:val="18"/>
+              </w:rPr>
+              <w:t xml:space="preserve">Each requires the asset to be </w:t>
             </w:r>
             <w:r>
               <w:rPr>
@@ -3326,7 +3419,33 @@
                 <w:sz w:val="18"/>
                 <w:szCs w:val="18"/>
               </w:rPr>
-              <w:t xml:space="preserve"> for its own trade.</w:t>
+              <w:t xml:space="preserve"> for the purposes of </w:t>
+            </w:r>
+            <w:r>
+              <w:rPr>
+                <w:rFonts w:ascii="Arial" w:cs="Arial" w:eastAsia="Arial" w:hAnsi="Arial"/>
+                <w:b/>
+                <w:bCs/>
+                <w:i w:val="false"/>
+                <w:iCs w:val="false"/>
+                <w:color w:val="000000"/>
+                <w:sz w:val="18"/>
+                <w:szCs w:val="18"/>
+              </w:rPr>
+              <w:t xml:space="preserve">its own trade</w:t>
+            </w:r>
+            <w:r>
+              <w:rPr>
+                <w:rFonts w:ascii="Arial" w:cs="Arial" w:eastAsia="Arial" w:hAnsi="Arial"/>
+                <w:b w:val="false"/>
+                <w:bCs w:val="false"/>
+                <w:i w:val="false"/>
+                <w:iCs w:val="false"/>
+                <w:color w:val="000000"/>
+                <w:sz w:val="18"/>
+                <w:szCs w:val="18"/>
+              </w:rPr>
+              <w:t xml:space="preserve">.</w:t>
             </w:r>
           </w:p>
         </w:tc>
@@ -3348,7 +3467,11 @@
           </w:tcPr>
           <w:p>
             <w:pPr>
-              <w:keepNext w:val="false"/>
+              <w:pStyle w:val="ListParagraph"/>
+              <w:numPr>
+                <w:ilvl w:val="0"/>
+                <w:numId w:val="2"/>
+              </w:numPr>
               <w:spacing w:after="40" w:before="0" w:line="250" w:lineRule="auto"/>
             </w:pPr>
             <w:r>
@@ -3401,25 +3524,52 @@
                 <w:sz w:val="18"/>
                 <w:szCs w:val="18"/>
               </w:rPr>
-              <w:t xml:space="preserve"> owns the plant and brings it into use. </w:t>
-            </w:r>
-            <w:r>
-              <w:rPr>
-                <w:rFonts w:ascii="Arial" w:cs="Arial" w:eastAsia="Arial" w:hAnsi="Arial"/>
-                <w:b/>
-                <w:bCs/>
-                <w:i w:val="false"/>
-                <w:iCs w:val="false"/>
-                <w:color w:val="0070C0"/>
-                <w:sz w:val="18"/>
-                <w:szCs w:val="18"/>
-              </w:rPr>
-              <w:t xml:space="preserve">No allowance to Axion.</w:t>
-            </w:r>
-          </w:p>
-          <w:p>
-            <w:pPr>
-              <w:keepNext w:val="false"/>
+              <w:t xml:space="preserve"> owns the plant and brings it into use.</w:t>
+            </w:r>
+          </w:p>
+          <w:p>
+            <w:pPr>
+              <w:pStyle w:val="ListParagraph"/>
+              <w:numPr>
+                <w:ilvl w:val="0"/>
+                <w:numId w:val="2"/>
+              </w:numPr>
+              <w:spacing w:after="40" w:before="0" w:line="250" w:lineRule="auto"/>
+            </w:pPr>
+            <w:r>
+              <w:rPr>
+                <w:rFonts w:ascii="Arial" w:cs="Arial" w:eastAsia="Arial" w:hAnsi="Arial"/>
+                <w:b/>
+                <w:bCs/>
+                <w:i w:val="false"/>
+                <w:iCs w:val="false"/>
+                <w:color w:val="0070C0"/>
+                <w:sz w:val="18"/>
+                <w:szCs w:val="18"/>
+              </w:rPr>
+              <w:t xml:space="preserve">No allowance to Axion</w:t>
+            </w:r>
+            <w:r>
+              <w:rPr>
+                <w:rFonts w:ascii="Arial" w:cs="Arial" w:eastAsia="Arial" w:hAnsi="Arial"/>
+                <w:b w:val="false"/>
+                <w:bCs w:val="false"/>
+                <w:i w:val="false"/>
+                <w:iCs w:val="false"/>
+                <w:color w:val="0070C0"/>
+                <w:sz w:val="18"/>
+                <w:szCs w:val="18"/>
+              </w:rPr>
+              <w:t xml:space="preserve"> under any of these sections.</w:t>
+            </w:r>
+          </w:p>
+          <w:p>
+            <w:pPr>
+              <w:pStyle w:val="ListParagraph"/>
+              <w:numPr>
+                <w:ilvl w:val="0"/>
+                <w:numId w:val="2"/>
+              </w:numPr>
               <w:spacing w:after="0" w:before="0" w:line="250" w:lineRule="auto"/>
             </w:pPr>
             <w:r>
@@ -3507,7 +3657,11 @@
           </w:tcPr>
           <w:p>
             <w:pPr>
-              <w:keepNext w:val="false"/>
+              <w:pStyle w:val="ListParagraph"/>
+              <w:numPr>
+                <w:ilvl w:val="0"/>
+                <w:numId w:val="2"/>
+              </w:numPr>
               <w:spacing w:after="0" w:before="0" w:line="250" w:lineRule="auto"/>
             </w:pPr>
             <w:r>
@@ -3569,8 +3723,12 @@
           </w:tcPr>
           <w:p>
             <w:pPr>
-              <w:keepNext w:val="false"/>
-              <w:spacing w:after="0" w:before="0" w:line="250" w:lineRule="auto"/>
+              <w:pStyle w:val="ListParagraph"/>
+              <w:numPr>
+                <w:ilvl w:val="0"/>
+                <w:numId w:val="2"/>
+              </w:numPr>
+              <w:spacing w:after="40" w:before="0" w:line="250" w:lineRule="auto"/>
             </w:pPr>
             <w:r>
               <w:rPr>
@@ -3596,7 +3754,30 @@
                 <w:sz w:val="18"/>
                 <w:szCs w:val="18"/>
               </w:rPr>
-              <w:t xml:space="preserve"> — not Axion. Its trade is data centres and interconnection (page 19), and it owns no plant.</w:t>
+              <w:t xml:space="preserve"> — not Axion. Its trade is data centres and interconnection (page 19).</w:t>
+            </w:r>
+          </w:p>
+          <w:p>
+            <w:pPr>
+              <w:pStyle w:val="ListParagraph"/>
+              <w:numPr>
+                <w:ilvl w:val="0"/>
+                <w:numId w:val="2"/>
+              </w:numPr>
+              <w:spacing w:after="0" w:before="0" w:line="250" w:lineRule="auto"/>
+            </w:pPr>
+            <w:r>
+              <w:rPr>
+                <w:rFonts w:ascii="Arial" w:cs="Arial" w:eastAsia="Arial" w:hAnsi="Arial"/>
+                <w:b w:val="false"/>
+                <w:bCs w:val="false"/>
+                <w:i w:val="false"/>
+                <w:iCs w:val="false"/>
+                <w:color w:val="0070C0"/>
+                <w:sz w:val="18"/>
+                <w:szCs w:val="18"/>
+              </w:rPr>
+              <w:t xml:space="preserve">Axion also owns no plant, so the section fails on that ground as well.</w:t>
             </w:r>
           </w:p>
         </w:tc>
@@ -3684,8 +3865,12 @@
           </w:tcPr>
           <w:p>
             <w:pPr>
-              <w:keepNext w:val="false"/>
-              <w:spacing w:after="0" w:before="0" w:line="250" w:lineRule="auto"/>
+              <w:pStyle w:val="ListParagraph"/>
+              <w:numPr>
+                <w:ilvl w:val="0"/>
+                <w:numId w:val="2"/>
+              </w:numPr>
+              <w:spacing w:after="40" w:before="0" w:line="250" w:lineRule="auto"/>
             </w:pPr>
             <w:r>
               <w:rPr>
@@ -3711,46 +3896,128 @@
                 <w:sz w:val="18"/>
                 <w:szCs w:val="18"/>
               </w:rPr>
-              <w:t xml:space="preserve">actually incurred in the production of the income</w:t>
-            </w:r>
-            <w:r>
-              <w:rPr>
-                <w:rFonts w:ascii="Arial" w:cs="Arial" w:eastAsia="Arial" w:hAnsi="Arial"/>
-                <w:b w:val="false"/>
-                <w:bCs w:val="false"/>
-                <w:i w:val="false"/>
-                <w:iCs w:val="false"/>
-                <w:color w:val="000000"/>
-                <w:sz w:val="18"/>
-                <w:szCs w:val="18"/>
-              </w:rPr>
-              <w:t xml:space="preserve">, </w:t>
-            </w:r>
-            <w:r>
-              <w:rPr>
-                <w:rFonts w:ascii="Arial" w:cs="Arial" w:eastAsia="Arial" w:hAnsi="Arial"/>
-                <w:b/>
-                <w:bCs/>
-                <w:i w:val="false"/>
-                <w:iCs w:val="false"/>
-                <w:color w:val="000000"/>
-                <w:sz w:val="18"/>
-                <w:szCs w:val="18"/>
-              </w:rPr>
-              <w:t xml:space="preserve">not of a capital nature</w:t>
-            </w:r>
-            <w:r>
-              <w:rPr>
-                <w:rFonts w:ascii="Arial" w:cs="Arial" w:eastAsia="Arial" w:hAnsi="Arial"/>
-                <w:b w:val="false"/>
-                <w:bCs w:val="false"/>
-                <w:i w:val="false"/>
-                <w:iCs w:val="false"/>
-                <w:color w:val="000000"/>
-                <w:sz w:val="18"/>
-                <w:szCs w:val="18"/>
-              </w:rPr>
-              <w:t xml:space="preserve">, and laid out for the purposes of trade.</w:t>
+              <w:t xml:space="preserve">actually incurred</w:t>
+            </w:r>
+            <w:r>
+              <w:rPr>
+                <w:rFonts w:ascii="Arial" w:cs="Arial" w:eastAsia="Arial" w:hAnsi="Arial"/>
+                <w:b w:val="false"/>
+                <w:bCs w:val="false"/>
+                <w:i w:val="false"/>
+                <w:iCs w:val="false"/>
+                <w:color w:val="000000"/>
+                <w:sz w:val="18"/>
+                <w:szCs w:val="18"/>
+              </w:rPr>
+              <w:t xml:space="preserve">.</w:t>
+            </w:r>
+          </w:p>
+          <w:p>
+            <w:pPr>
+              <w:pStyle w:val="ListParagraph"/>
+              <w:numPr>
+                <w:ilvl w:val="0"/>
+                <w:numId w:val="2"/>
+              </w:numPr>
+              <w:spacing w:after="40" w:before="0" w:line="250" w:lineRule="auto"/>
+            </w:pPr>
+            <w:r>
+              <w:rPr>
+                <w:rFonts w:ascii="Arial" w:cs="Arial" w:eastAsia="Arial" w:hAnsi="Arial"/>
+                <w:b/>
+                <w:bCs/>
+                <w:i w:val="false"/>
+                <w:iCs w:val="false"/>
+                <w:color w:val="000000"/>
+                <w:sz w:val="18"/>
+                <w:szCs w:val="18"/>
+              </w:rPr>
+              <w:t xml:space="preserve">In the production of the income</w:t>
+            </w:r>
+            <w:r>
+              <w:rPr>
+                <w:rFonts w:ascii="Arial" w:cs="Arial" w:eastAsia="Arial" w:hAnsi="Arial"/>
+                <w:b w:val="false"/>
+                <w:bCs w:val="false"/>
+                <w:i w:val="false"/>
+                <w:iCs w:val="false"/>
+                <w:color w:val="000000"/>
+                <w:sz w:val="18"/>
+                <w:szCs w:val="18"/>
+              </w:rPr>
+              <w:t xml:space="preserve">.</w:t>
+            </w:r>
+          </w:p>
+          <w:p>
+            <w:pPr>
+              <w:pStyle w:val="ListParagraph"/>
+              <w:numPr>
+                <w:ilvl w:val="0"/>
+                <w:numId w:val="2"/>
+              </w:numPr>
+              <w:spacing w:after="40" w:before="0" w:line="250" w:lineRule="auto"/>
+            </w:pPr>
+            <w:r>
+              <w:rPr>
+                <w:rFonts w:ascii="Arial" w:cs="Arial" w:eastAsia="Arial" w:hAnsi="Arial"/>
+                <w:b/>
+                <w:bCs/>
+                <w:i w:val="false"/>
+                <w:iCs w:val="false"/>
+                <w:color w:val="000000"/>
+                <w:sz w:val="18"/>
+                <w:szCs w:val="18"/>
+              </w:rPr>
+              <w:t xml:space="preserve">Not of a capital nature</w:t>
+            </w:r>
+            <w:r>
+              <w:rPr>
+                <w:rFonts w:ascii="Arial" w:cs="Arial" w:eastAsia="Arial" w:hAnsi="Arial"/>
+                <w:b w:val="false"/>
+                <w:bCs w:val="false"/>
+                <w:i w:val="false"/>
+                <w:iCs w:val="false"/>
+                <w:color w:val="000000"/>
+                <w:sz w:val="18"/>
+                <w:szCs w:val="18"/>
+              </w:rPr>
+              <w:t xml:space="preserve">.</w:t>
+            </w:r>
+          </w:p>
+          <w:p>
+            <w:pPr>
+              <w:pStyle w:val="ListParagraph"/>
+              <w:numPr>
+                <w:ilvl w:val="0"/>
+                <w:numId w:val="2"/>
+              </w:numPr>
+              <w:spacing w:after="0" w:before="0" w:line="250" w:lineRule="auto"/>
+            </w:pPr>
+            <w:r>
+              <w:rPr>
+                <w:rFonts w:ascii="Arial" w:cs="Arial" w:eastAsia="Arial" w:hAnsi="Arial"/>
+                <w:b/>
+                <w:bCs/>
+                <w:i w:val="false"/>
+                <w:iCs w:val="false"/>
+                <w:color w:val="000000"/>
+                <w:sz w:val="18"/>
+                <w:szCs w:val="18"/>
+              </w:rPr>
+              <w:t xml:space="preserve">Laid out for the purposes of trade</w:t>
+            </w:r>
+            <w:r>
+              <w:rPr>
+                <w:rFonts w:ascii="Arial" w:cs="Arial" w:eastAsia="Arial" w:hAnsi="Arial"/>
+                <w:b w:val="false"/>
+                <w:bCs w:val="false"/>
+                <w:i w:val="false"/>
+                <w:iCs w:val="false"/>
+                <w:color w:val="000000"/>
+                <w:sz w:val="18"/>
+                <w:szCs w:val="18"/>
+              </w:rPr>
+              <w:t xml:space="preserve"> (s23(g)).</w:t>
             </w:r>
           </w:p>
         </w:tc>
@@ -3772,7 +4039,11 @@
           </w:tcPr>
           <w:p>
             <w:pPr>
-              <w:keepNext w:val="false"/>
+              <w:pStyle w:val="ListParagraph"/>
+              <w:numPr>
+                <w:ilvl w:val="0"/>
+                <w:numId w:val="2"/>
+              </w:numPr>
               <w:spacing w:after="40" w:before="0" w:line="250" w:lineRule="auto"/>
             </w:pPr>
             <w:r>
@@ -3799,7 +4070,30 @@
                 <w:sz w:val="18"/>
                 <w:szCs w:val="18"/>
               </w:rPr>
-              <w:t xml:space="preserve"> — Axion. Electricity powers customers’ equipment, cooling and security (page 19), so the risk of incurring it is an </w:t>
+              <w:t xml:space="preserve"> — Axion.</w:t>
+            </w:r>
+          </w:p>
+          <w:p>
+            <w:pPr>
+              <w:pStyle w:val="ListParagraph"/>
+              <w:numPr>
+                <w:ilvl w:val="0"/>
+                <w:numId w:val="2"/>
+              </w:numPr>
+              <w:spacing w:after="40" w:before="0" w:line="250" w:lineRule="auto"/>
+            </w:pPr>
+            <w:r>
+              <w:rPr>
+                <w:rFonts w:ascii="Arial" w:cs="Arial" w:eastAsia="Arial" w:hAnsi="Arial"/>
+                <w:b w:val="false"/>
+                <w:bCs w:val="false"/>
+                <w:i w:val="false"/>
+                <w:iCs w:val="false"/>
+                <w:color w:val="0070C0"/>
+                <w:sz w:val="18"/>
+                <w:szCs w:val="18"/>
+              </w:rPr>
+              <w:t xml:space="preserve">Electricity powers customers’ equipment, cooling and security (page 19), so the risk of incurring it is an </w:t>
             </w:r>
             <w:r>
               <w:rPr>
@@ -3830,7 +4124,11 @@
           </w:p>
           <w:p>
             <w:pPr>
-              <w:keepNext w:val="false"/>
+              <w:pStyle w:val="ListParagraph"/>
+              <w:numPr>
+                <w:ilvl w:val="0"/>
+                <w:numId w:val="2"/>
+              </w:numPr>
               <w:spacing w:after="40" w:before="0" w:line="250" w:lineRule="auto"/>
             </w:pPr>
             <w:r>
@@ -3844,7 +4142,7 @@
                 <w:sz w:val="18"/>
                 <w:szCs w:val="18"/>
               </w:rPr>
-              <w:t xml:space="preserve">Working the income-earning operations, not adding to the structure → </w:t>
+              <w:t xml:space="preserve">It works the income-earning operations rather than adding to the structure, so it is </w:t>
             </w:r>
             <w:r>
               <w:rPr>
@@ -3875,7 +4173,11 @@
           </w:p>
           <w:p>
             <w:pPr>
-              <w:keepNext w:val="false"/>
+              <w:pStyle w:val="ListParagraph"/>
+              <w:numPr>
+                <w:ilvl w:val="0"/>
+                <w:numId w:val="2"/>
+              </w:numPr>
               <w:spacing w:after="40" w:before="0" w:line="250" w:lineRule="auto"/>
             </w:pPr>
             <w:r>
@@ -3928,13 +4230,17 @@
                 <w:sz w:val="18"/>
                 <w:szCs w:val="18"/>
               </w:rPr>
-              <w:t xml:space="preserve"> incurred. No rate, no write-off period.</w:t>
-            </w:r>
-          </w:p>
-          <w:p>
-            <w:pPr>
-              <w:keepNext w:val="false"/>
-              <w:spacing w:after="0" w:before="0" w:line="250" w:lineRule="auto"/>
+              <w:t xml:space="preserve"> incurred. No rate and no write-off period.</w:t>
+            </w:r>
+          </w:p>
+          <w:p>
+            <w:pPr>
+              <w:pStyle w:val="ListParagraph"/>
+              <w:numPr>
+                <w:ilvl w:val="0"/>
+                <w:numId w:val="2"/>
+              </w:numPr>
+              <w:spacing w:after="40" w:before="0" w:line="250" w:lineRule="auto"/>
             </w:pPr>
             <w:r>
               <w:rPr>
@@ -3960,7 +4266,7 @@
                 <w:sz w:val="18"/>
                 <w:szCs w:val="18"/>
               </w:rPr>
-              <w:t xml:space="preserve"> — in the year the </w:t>
+              <w:t xml:space="preserve"> — the year the </w:t>
             </w:r>
             <w:r>
               <w:rPr>
@@ -3986,7 +4292,30 @@
                 <w:sz w:val="18"/>
                 <w:szCs w:val="18"/>
               </w:rPr>
-              <w:t xml:space="preserve"> arises (Edgars Stores/Nasionale Pers). Recurs each year for the contract term.</w:t>
+              <w:t xml:space="preserve"> arises (Edgars Stores/Nasionale Pers).</w:t>
+            </w:r>
+          </w:p>
+          <w:p>
+            <w:pPr>
+              <w:pStyle w:val="ListParagraph"/>
+              <w:numPr>
+                <w:ilvl w:val="0"/>
+                <w:numId w:val="2"/>
+              </w:numPr>
+              <w:spacing w:after="0" w:before="0" w:line="250" w:lineRule="auto"/>
+            </w:pPr>
+            <w:r>
+              <w:rPr>
+                <w:rFonts w:ascii="Arial" w:cs="Arial" w:eastAsia="Arial" w:hAnsi="Arial"/>
+                <w:b w:val="false"/>
+                <w:bCs w:val="false"/>
+                <w:i w:val="false"/>
+                <w:iCs w:val="false"/>
+                <w:color w:val="0070C0"/>
+                <w:sz w:val="18"/>
+                <w:szCs w:val="18"/>
+              </w:rPr>
+              <w:t xml:space="preserve">The deduction recurs each year for the contract term.</w:t>
             </w:r>
           </w:p>
         </w:tc>
@@ -4061,47 +4390,74 @@
           </w:tcPr>
           <w:p>
             <w:pPr>
-              <w:keepNext w:val="false"/>
-              <w:spacing w:after="0" w:before="0" w:line="250" w:lineRule="auto"/>
-            </w:pPr>
-            <w:r>
-              <w:rPr>
-                <w:rFonts w:ascii="Arial" w:cs="Arial" w:eastAsia="Arial" w:hAnsi="Arial"/>
-                <w:b w:val="false"/>
-                <w:bCs w:val="false"/>
-                <w:i w:val="false"/>
-                <w:iCs w:val="false"/>
-                <w:color w:val="000000"/>
-                <w:sz w:val="18"/>
-                <w:szCs w:val="18"/>
-              </w:rPr>
-              <w:t xml:space="preserve">Electricity is a standard-rated supply at </w:t>
-            </w:r>
-            <w:r>
-              <w:rPr>
-                <w:rFonts w:ascii="Arial" w:cs="Arial" w:eastAsia="Arial" w:hAnsi="Arial"/>
-                <w:b/>
-                <w:bCs/>
-                <w:i w:val="false"/>
-                <w:iCs w:val="false"/>
-                <w:color w:val="000000"/>
-                <w:sz w:val="18"/>
-                <w:szCs w:val="18"/>
-              </w:rPr>
-              <w:t xml:space="preserve">15%</w:t>
-            </w:r>
-            <w:r>
-              <w:rPr>
-                <w:rFonts w:ascii="Arial" w:cs="Arial" w:eastAsia="Arial" w:hAnsi="Arial"/>
-                <w:b w:val="false"/>
-                <w:bCs w:val="false"/>
-                <w:i w:val="false"/>
-                <w:iCs w:val="false"/>
-                <w:color w:val="000000"/>
-                <w:sz w:val="18"/>
-                <w:szCs w:val="18"/>
-              </w:rPr>
-              <w:t xml:space="preserve">. Input tax deductible to the extent acquired for making </w:t>
+              <w:pStyle w:val="ListParagraph"/>
+              <w:numPr>
+                <w:ilvl w:val="0"/>
+                <w:numId w:val="2"/>
+              </w:numPr>
+              <w:spacing w:after="40" w:before="0" w:line="250" w:lineRule="auto"/>
+            </w:pPr>
+            <w:r>
+              <w:rPr>
+                <w:rFonts w:ascii="Arial" w:cs="Arial" w:eastAsia="Arial" w:hAnsi="Arial"/>
+                <w:b w:val="false"/>
+                <w:bCs w:val="false"/>
+                <w:i w:val="false"/>
+                <w:iCs w:val="false"/>
+                <w:color w:val="000000"/>
+                <w:sz w:val="18"/>
+                <w:szCs w:val="18"/>
+              </w:rPr>
+              <w:t xml:space="preserve">Electricity is a </w:t>
+            </w:r>
+            <w:r>
+              <w:rPr>
+                <w:rFonts w:ascii="Arial" w:cs="Arial" w:eastAsia="Arial" w:hAnsi="Arial"/>
+                <w:b/>
+                <w:bCs/>
+                <w:i w:val="false"/>
+                <w:iCs w:val="false"/>
+                <w:color w:val="000000"/>
+                <w:sz w:val="18"/>
+                <w:szCs w:val="18"/>
+              </w:rPr>
+              <w:t xml:space="preserve">standard-rated supply at 15%</w:t>
+            </w:r>
+            <w:r>
+              <w:rPr>
+                <w:rFonts w:ascii="Arial" w:cs="Arial" w:eastAsia="Arial" w:hAnsi="Arial"/>
+                <w:b w:val="false"/>
+                <w:bCs w:val="false"/>
+                <w:i w:val="false"/>
+                <w:iCs w:val="false"/>
+                <w:color w:val="000000"/>
+                <w:sz w:val="18"/>
+                <w:szCs w:val="18"/>
+              </w:rPr>
+              <w:t xml:space="preserve">.</w:t>
+            </w:r>
+          </w:p>
+          <w:p>
+            <w:pPr>
+              <w:pStyle w:val="ListParagraph"/>
+              <w:numPr>
+                <w:ilvl w:val="0"/>
+                <w:numId w:val="2"/>
+              </w:numPr>
+              <w:spacing w:after="0" w:before="0" w:line="250" w:lineRule="auto"/>
+            </w:pPr>
+            <w:r>
+              <w:rPr>
+                <w:rFonts w:ascii="Arial" w:cs="Arial" w:eastAsia="Arial" w:hAnsi="Arial"/>
+                <w:b w:val="false"/>
+                <w:bCs w:val="false"/>
+                <w:i w:val="false"/>
+                <w:iCs w:val="false"/>
+                <w:color w:val="000000"/>
+                <w:sz w:val="18"/>
+                <w:szCs w:val="18"/>
+              </w:rPr>
+              <w:t xml:space="preserve">Input tax is deductible to the extent the supply is acquired for making </w:t>
             </w:r>
             <w:r>
               <w:rPr>
@@ -4149,21 +4505,48 @@
           </w:tcPr>
           <w:p>
             <w:pPr>
-              <w:keepNext w:val="false"/>
-              <w:spacing w:after="0" w:before="0" w:line="250" w:lineRule="auto"/>
-            </w:pPr>
-            <w:r>
-              <w:rPr>
-                <w:rFonts w:ascii="Arial" w:cs="Arial" w:eastAsia="Arial" w:hAnsi="Arial"/>
-                <w:b w:val="false"/>
-                <w:bCs w:val="false"/>
-                <w:i w:val="false"/>
-                <w:iCs w:val="false"/>
-                <w:color w:val="0070C0"/>
-                <w:sz w:val="18"/>
-                <w:szCs w:val="18"/>
-              </w:rPr>
-              <w:t xml:space="preserve">Deductible in full — Axion makes taxable supplies. Requires the producer to be a </w:t>
+              <w:pStyle w:val="ListParagraph"/>
+              <w:numPr>
+                <w:ilvl w:val="0"/>
+                <w:numId w:val="2"/>
+              </w:numPr>
+              <w:spacing w:after="40" w:before="0" w:line="250" w:lineRule="auto"/>
+            </w:pPr>
+            <w:r>
+              <w:rPr>
+                <w:rFonts w:ascii="Arial" w:cs="Arial" w:eastAsia="Arial" w:hAnsi="Arial"/>
+                <w:b w:val="false"/>
+                <w:bCs w:val="false"/>
+                <w:i w:val="false"/>
+                <w:iCs w:val="false"/>
+                <w:color w:val="0070C0"/>
+                <w:sz w:val="18"/>
+                <w:szCs w:val="18"/>
+              </w:rPr>
+              <w:t xml:space="preserve">Deductible in full — Axion makes taxable supplies.</w:t>
+            </w:r>
+          </w:p>
+          <w:p>
+            <w:pPr>
+              <w:pStyle w:val="ListParagraph"/>
+              <w:numPr>
+                <w:ilvl w:val="0"/>
+                <w:numId w:val="2"/>
+              </w:numPr>
+              <w:spacing w:after="0" w:before="0" w:line="250" w:lineRule="auto"/>
+            </w:pPr>
+            <w:r>
+              <w:rPr>
+                <w:rFonts w:ascii="Arial" w:cs="Arial" w:eastAsia="Arial" w:hAnsi="Arial"/>
+                <w:b w:val="false"/>
+                <w:bCs w:val="false"/>
+                <w:i w:val="false"/>
+                <w:iCs w:val="false"/>
+                <w:color w:val="0070C0"/>
+                <w:sz w:val="18"/>
+                <w:szCs w:val="18"/>
+              </w:rPr>
+              <w:t xml:space="preserve">Requires the producer to be a </w:t>
             </w:r>
             <w:r>
               <w:rPr>
@@ -4250,8 +4633,12 @@
           </w:tcPr>
           <w:p>
             <w:pPr>
-              <w:keepNext w:val="false"/>
-              <w:spacing w:after="0" w:before="0" w:line="250" w:lineRule="auto"/>
+              <w:pStyle w:val="ListParagraph"/>
+              <w:numPr>
+                <w:ilvl w:val="0"/>
+                <w:numId w:val="2"/>
+              </w:numPr>
+              <w:spacing w:after="40" w:before="0" w:line="250" w:lineRule="auto"/>
             </w:pPr>
             <w:r>
               <w:rPr>
@@ -4290,7 +4677,30 @@
                 <w:sz w:val="18"/>
                 <w:szCs w:val="18"/>
               </w:rPr>
-              <w:t xml:space="preserve"> above the activity threshold; not on purchased electricity.</w:t>
+              <w:t xml:space="preserve"> above the activity threshold.</w:t>
+            </w:r>
+          </w:p>
+          <w:p>
+            <w:pPr>
+              <w:pStyle w:val="ListParagraph"/>
+              <w:numPr>
+                <w:ilvl w:val="0"/>
+                <w:numId w:val="2"/>
+              </w:numPr>
+              <w:spacing w:after="0" w:before="0" w:line="250" w:lineRule="auto"/>
+            </w:pPr>
+            <w:r>
+              <w:rPr>
+                <w:rFonts w:ascii="Arial" w:cs="Arial" w:eastAsia="Arial" w:hAnsi="Arial"/>
+                <w:b w:val="false"/>
+                <w:bCs w:val="false"/>
+                <w:i w:val="false"/>
+                <w:iCs w:val="false"/>
+                <w:color w:val="000000"/>
+                <w:sz w:val="18"/>
+                <w:szCs w:val="18"/>
+              </w:rPr>
+              <w:t xml:space="preserve">Not imposed on purchased electricity.</w:t>
             </w:r>
           </w:p>
         </w:tc>
@@ -4312,8 +4722,12 @@
           </w:tcPr>
           <w:p>
             <w:pPr>
-              <w:keepNext w:val="false"/>
-              <w:spacing w:after="0" w:before="0" w:line="250" w:lineRule="auto"/>
+              <w:pStyle w:val="ListParagraph"/>
+              <w:numPr>
+                <w:ilvl w:val="0"/>
+                <w:numId w:val="2"/>
+              </w:numPr>
+              <w:spacing w:after="40" w:before="0" w:line="250" w:lineRule="auto"/>
             </w:pPr>
             <w:r>
               <w:rPr>
@@ -4352,7 +4766,56 @@
                 <w:sz w:val="18"/>
                 <w:szCs w:val="18"/>
               </w:rPr>
-              <w:t xml:space="preserve"> (page 19), which page 20 states are not replaced by renewable generation.</w:t>
+              <w:t xml:space="preserve"> (page 19).</w:t>
+            </w:r>
+          </w:p>
+          <w:p>
+            <w:pPr>
+              <w:pStyle w:val="ListParagraph"/>
+              <w:numPr>
+                <w:ilvl w:val="0"/>
+                <w:numId w:val="2"/>
+              </w:numPr>
+              <w:spacing w:after="0" w:before="0" w:line="250" w:lineRule="auto"/>
+            </w:pPr>
+            <w:r>
+              <w:rPr>
+                <w:rFonts w:ascii="Arial" w:cs="Arial" w:eastAsia="Arial" w:hAnsi="Arial"/>
+                <w:b w:val="false"/>
+                <w:bCs w:val="false"/>
+                <w:i w:val="false"/>
+                <w:iCs w:val="false"/>
+                <w:color w:val="0070C0"/>
+                <w:sz w:val="18"/>
+                <w:szCs w:val="18"/>
+              </w:rPr>
+              <w:t xml:space="preserve">Page 20 states that renewable generation does </w:t>
+            </w:r>
+            <w:r>
+              <w:rPr>
+                <w:rFonts w:ascii="Arial" w:cs="Arial" w:eastAsia="Arial" w:hAnsi="Arial"/>
+                <w:b/>
+                <w:bCs/>
+                <w:i w:val="false"/>
+                <w:iCs w:val="false"/>
+                <w:color w:val="0070C0"/>
+                <w:sz w:val="18"/>
+                <w:szCs w:val="18"/>
+              </w:rPr>
+              <w:t xml:space="preserve">not</w:t>
+            </w:r>
+            <w:r>
+              <w:rPr>
+                <w:rFonts w:ascii="Arial" w:cs="Arial" w:eastAsia="Arial" w:hAnsi="Arial"/>
+                <w:b w:val="false"/>
+                <w:bCs w:val="false"/>
+                <w:i w:val="false"/>
+                <w:iCs w:val="false"/>
+                <w:color w:val="0070C0"/>
+                <w:sz w:val="18"/>
+                <w:szCs w:val="18"/>
+              </w:rPr>
+              <w:t xml:space="preserve"> replace resilience infrastructure.</w:t>
             </w:r>
           </w:p>
         </w:tc>
@@ -5543,7 +6006,30 @@
           <w:sz w:val="19"/>
           <w:szCs w:val="19"/>
         </w:rPr>
-        <w:t xml:space="preserve"> and not deductible under s11(a) (BP (SA)/New State Areas/Rand Mines). Relief is available only through the capital allowances below.</w:t>
+        <w:t xml:space="preserve"> and not deductible under s11(a) (BP (SA)/New State Areas/Rand Mines).</w:t>
+      </w:r>
+    </w:p>
+    <w:p>
+      <w:pPr>
+        <w:pStyle w:val="ListParagraph"/>
+        <w:numPr>
+          <w:ilvl w:val="0"/>
+          <w:numId w:val="2"/>
+        </w:numPr>
+        <w:spacing w:after="50" w:before="0" w:line="250" w:lineRule="auto"/>
+      </w:pPr>
+      <w:r>
+        <w:rPr>
+          <w:rFonts w:ascii="Arial" w:cs="Arial" w:eastAsia="Arial" w:hAnsi="Arial"/>
+          <w:b w:val="false"/>
+          <w:bCs w:val="false"/>
+          <w:i w:val="false"/>
+          <w:iCs w:val="false"/>
+          <w:color w:val="0070C0"/>
+          <w:sz w:val="19"/>
+          <w:szCs w:val="19"/>
+        </w:rPr>
+        <w:t xml:space="preserve">Relief is available only through the capital allowances below.</w:t>
       </w:r>
     </w:p>
     <w:p>
@@ -5757,21 +6243,25 @@
           </w:tcPr>
           <w:p>
             <w:pPr>
-              <w:keepNext w:val="false"/>
-              <w:spacing w:after="0" w:before="0" w:line="250" w:lineRule="auto"/>
-            </w:pPr>
-            <w:r>
-              <w:rPr>
-                <w:rFonts w:ascii="Arial" w:cs="Arial" w:eastAsia="Arial" w:hAnsi="Arial"/>
-                <w:b w:val="false"/>
-                <w:bCs w:val="false"/>
-                <w:i w:val="false"/>
-                <w:iCs w:val="false"/>
-                <w:color w:val="000000"/>
-                <w:sz w:val="18"/>
-                <w:szCs w:val="18"/>
-              </w:rPr>
-              <w:t xml:space="preserve">Deduction on the cost of </w:t>
+              <w:pStyle w:val="ListParagraph"/>
+              <w:numPr>
+                <w:ilvl w:val="0"/>
+                <w:numId w:val="2"/>
+              </w:numPr>
+              <w:spacing w:after="40" w:before="0" w:line="250" w:lineRule="auto"/>
+            </w:pPr>
+            <w:r>
+              <w:rPr>
+                <w:rFonts w:ascii="Arial" w:cs="Arial" w:eastAsia="Arial" w:hAnsi="Arial"/>
+                <w:b w:val="false"/>
+                <w:bCs w:val="false"/>
+                <w:i w:val="false"/>
+                <w:iCs w:val="false"/>
+                <w:color w:val="000000"/>
+                <w:sz w:val="18"/>
+                <w:szCs w:val="18"/>
+              </w:rPr>
+              <w:t xml:space="preserve">The asset must be </w:t>
             </w:r>
             <w:r>
               <w:rPr>
@@ -5797,7 +6287,30 @@
                 <w:sz w:val="18"/>
                 <w:szCs w:val="18"/>
               </w:rPr>
-              <w:t xml:space="preserve"> that is </w:t>
+              <w:t xml:space="preserve">.</w:t>
+            </w:r>
+          </w:p>
+          <w:p>
+            <w:pPr>
+              <w:pStyle w:val="ListParagraph"/>
+              <w:numPr>
+                <w:ilvl w:val="0"/>
+                <w:numId w:val="2"/>
+              </w:numPr>
+              <w:spacing w:after="40" w:before="0" w:line="250" w:lineRule="auto"/>
+            </w:pPr>
+            <w:r>
+              <w:rPr>
+                <w:rFonts w:ascii="Arial" w:cs="Arial" w:eastAsia="Arial" w:hAnsi="Arial"/>
+                <w:b w:val="false"/>
+                <w:bCs w:val="false"/>
+                <w:i w:val="false"/>
+                <w:iCs w:val="false"/>
+                <w:color w:val="000000"/>
+                <w:sz w:val="18"/>
+                <w:szCs w:val="18"/>
+              </w:rPr>
+              <w:t xml:space="preserve">It must be </w:t>
             </w:r>
             <w:r>
               <w:rPr>
@@ -5823,7 +6336,56 @@
                 <w:sz w:val="18"/>
                 <w:szCs w:val="18"/>
               </w:rPr>
-              <w:t xml:space="preserve"> by the taxpayer (or held under an instalment credit agreement), </w:t>
+              <w:t xml:space="preserve"> by the taxpayer, or held under an </w:t>
+            </w:r>
+            <w:r>
+              <w:rPr>
+                <w:rFonts w:ascii="Arial" w:cs="Arial" w:eastAsia="Arial" w:hAnsi="Arial"/>
+                <w:b/>
+                <w:bCs/>
+                <w:i w:val="false"/>
+                <w:iCs w:val="false"/>
+                <w:color w:val="000000"/>
+                <w:sz w:val="18"/>
+                <w:szCs w:val="18"/>
+              </w:rPr>
+              <w:t xml:space="preserve">instalment credit agreement</w:t>
+            </w:r>
+            <w:r>
+              <w:rPr>
+                <w:rFonts w:ascii="Arial" w:cs="Arial" w:eastAsia="Arial" w:hAnsi="Arial"/>
+                <w:b w:val="false"/>
+                <w:bCs w:val="false"/>
+                <w:i w:val="false"/>
+                <w:iCs w:val="false"/>
+                <w:color w:val="000000"/>
+                <w:sz w:val="18"/>
+                <w:szCs w:val="18"/>
+              </w:rPr>
+              <w:t xml:space="preserve">.</w:t>
+            </w:r>
+          </w:p>
+          <w:p>
+            <w:pPr>
+              <w:pStyle w:val="ListParagraph"/>
+              <w:numPr>
+                <w:ilvl w:val="0"/>
+                <w:numId w:val="2"/>
+              </w:numPr>
+              <w:spacing w:after="40" w:before="0" w:line="250" w:lineRule="auto"/>
+            </w:pPr>
+            <w:r>
+              <w:rPr>
+                <w:rFonts w:ascii="Arial" w:cs="Arial" w:eastAsia="Arial" w:hAnsi="Arial"/>
+                <w:b w:val="false"/>
+                <w:bCs w:val="false"/>
+                <w:i w:val="false"/>
+                <w:iCs w:val="false"/>
+                <w:color w:val="000000"/>
+                <w:sz w:val="18"/>
+                <w:szCs w:val="18"/>
+              </w:rPr>
+              <w:t xml:space="preserve">It must be </w:t>
             </w:r>
             <w:r>
               <w:rPr>
@@ -5849,7 +6411,7 @@
                 <w:sz w:val="18"/>
                 <w:szCs w:val="18"/>
               </w:rPr>
-              <w:t xml:space="preserve"> for </w:t>
+              <w:t xml:space="preserve"> for the purposes of </w:t>
             </w:r>
             <w:r>
               <w:rPr>
@@ -5875,47 +6437,79 @@
                 <w:sz w:val="18"/>
                 <w:szCs w:val="18"/>
               </w:rPr>
-              <w:t xml:space="preserve">, and </w:t>
-            </w:r>
-            <w:r>
-              <w:rPr>
-                <w:rFonts w:ascii="Arial" w:cs="Arial" w:eastAsia="Arial" w:hAnsi="Arial"/>
-                <w:b/>
-                <w:bCs/>
-                <w:i w:val="false"/>
-                <w:iCs w:val="false"/>
-                <w:color w:val="000000"/>
-                <w:sz w:val="18"/>
-                <w:szCs w:val="18"/>
-              </w:rPr>
-              <w:t xml:space="preserve">used by it in generating electricity</w:t>
-            </w:r>
-            <w:r>
-              <w:rPr>
-                <w:rFonts w:ascii="Arial" w:cs="Arial" w:eastAsia="Arial" w:hAnsi="Arial"/>
-                <w:b w:val="false"/>
-                <w:bCs w:val="false"/>
-                <w:i w:val="false"/>
-                <w:iCs w:val="false"/>
-                <w:color w:val="000000"/>
-                <w:sz w:val="18"/>
-                <w:szCs w:val="18"/>
-              </w:rPr>
-              <w:t xml:space="preserve"> from a specified source.
-</w:t>
-            </w:r>
-            <w:r>
-              <w:rPr>
-                <w:rFonts w:ascii="Arial" w:cs="Arial" w:eastAsia="Arial" w:hAnsi="Arial"/>
-                <w:b/>
-                <w:bCs/>
-                <w:i w:val="false"/>
-                <w:iCs w:val="false"/>
-                <w:color w:val="000000"/>
-                <w:sz w:val="18"/>
-                <w:szCs w:val="18"/>
-              </w:rPr>
-              <w:t xml:space="preserve">Sources:</w:t>
+              <w:t xml:space="preserve">.</w:t>
+            </w:r>
+          </w:p>
+          <w:p>
+            <w:pPr>
+              <w:pStyle w:val="ListParagraph"/>
+              <w:numPr>
+                <w:ilvl w:val="0"/>
+                <w:numId w:val="2"/>
+              </w:numPr>
+              <w:spacing w:after="40" w:before="0" w:line="250" w:lineRule="auto"/>
+            </w:pPr>
+            <w:r>
+              <w:rPr>
+                <w:rFonts w:ascii="Arial" w:cs="Arial" w:eastAsia="Arial" w:hAnsi="Arial"/>
+                <w:b w:val="false"/>
+                <w:bCs w:val="false"/>
+                <w:i w:val="false"/>
+                <w:iCs w:val="false"/>
+                <w:color w:val="000000"/>
+                <w:sz w:val="18"/>
+                <w:szCs w:val="18"/>
+              </w:rPr>
+              <w:t xml:space="preserve">It must be </w:t>
+            </w:r>
+            <w:r>
+              <w:rPr>
+                <w:rFonts w:ascii="Arial" w:cs="Arial" w:eastAsia="Arial" w:hAnsi="Arial"/>
+                <w:b/>
+                <w:bCs/>
+                <w:i w:val="false"/>
+                <w:iCs w:val="false"/>
+                <w:color w:val="000000"/>
+                <w:sz w:val="18"/>
+                <w:szCs w:val="18"/>
+              </w:rPr>
+              <w:t xml:space="preserve">used by that taxpayer in generating electricity</w:t>
+            </w:r>
+            <w:r>
+              <w:rPr>
+                <w:rFonts w:ascii="Arial" w:cs="Arial" w:eastAsia="Arial" w:hAnsi="Arial"/>
+                <w:b w:val="false"/>
+                <w:bCs w:val="false"/>
+                <w:i w:val="false"/>
+                <w:iCs w:val="false"/>
+                <w:color w:val="000000"/>
+                <w:sz w:val="18"/>
+                <w:szCs w:val="18"/>
+              </w:rPr>
+              <w:t xml:space="preserve"> from a specified source.</w:t>
+            </w:r>
+          </w:p>
+          <w:p>
+            <w:pPr>
+              <w:pStyle w:val="ListParagraph"/>
+              <w:numPr>
+                <w:ilvl w:val="0"/>
+                <w:numId w:val="2"/>
+              </w:numPr>
+              <w:spacing w:after="0" w:before="0" w:line="250" w:lineRule="auto"/>
+            </w:pPr>
+            <w:r>
+              <w:rPr>
+                <w:rFonts w:ascii="Arial" w:cs="Arial" w:eastAsia="Arial" w:hAnsi="Arial"/>
+                <w:b/>
+                <w:bCs/>
+                <w:i w:val="false"/>
+                <w:iCs w:val="false"/>
+                <w:color w:val="000000"/>
+                <w:sz w:val="18"/>
+                <w:szCs w:val="18"/>
+              </w:rPr>
+              <w:t xml:space="preserve">Specified sources:</w:t>
             </w:r>
             <w:r>
               <w:rPr>
@@ -5976,7 +6570,11 @@
           </w:tcPr>
           <w:p>
             <w:pPr>
-              <w:keepNext w:val="false"/>
+              <w:pStyle w:val="ListParagraph"/>
+              <w:numPr>
+                <w:ilvl w:val="0"/>
+                <w:numId w:val="2"/>
+              </w:numPr>
               <w:spacing w:after="40" w:before="0" w:line="250" w:lineRule="auto"/>
             </w:pPr>
             <w:r>
@@ -6003,33 +6601,79 @@
                 <w:sz w:val="18"/>
                 <w:szCs w:val="18"/>
               </w:rPr>
-              <w:t xml:space="preserve"> — Axion, if it owns the plant and brings it into use. </w:t>
-            </w:r>
-            <w:r>
-              <w:rPr>
-                <w:rFonts w:ascii="Arial" w:cs="Arial" w:eastAsia="Arial" w:hAnsi="Arial"/>
-                <w:b/>
-                <w:bCs/>
-                <w:i w:val="false"/>
-                <w:iCs w:val="false"/>
-                <w:color w:val="0070C0"/>
-                <w:sz w:val="18"/>
-                <w:szCs w:val="18"/>
-              </w:rPr>
-              <w:t xml:space="preserve">No restriction on the type of trade</w:t>
-            </w:r>
-            <w:r>
-              <w:rPr>
-                <w:rFonts w:ascii="Arial" w:cs="Arial" w:eastAsia="Arial" w:hAnsi="Arial"/>
-                <w:b w:val="false"/>
-                <w:bCs w:val="false"/>
-                <w:i w:val="false"/>
-                <w:iCs w:val="false"/>
-                <w:color w:val="0070C0"/>
-                <w:sz w:val="18"/>
-                <w:szCs w:val="18"/>
-              </w:rPr>
-              <w:t xml:space="preserve"> (IT39 2.5), and “trade” is widely interpreted (Burgess), so plant powering Axion’s own data centres qualifies. Electricity may also be </w:t>
+              <w:t xml:space="preserve"> — Axion, if it owns the plant and brings it into use.</w:t>
+            </w:r>
+          </w:p>
+          <w:p>
+            <w:pPr>
+              <w:pStyle w:val="ListParagraph"/>
+              <w:numPr>
+                <w:ilvl w:val="0"/>
+                <w:numId w:val="2"/>
+              </w:numPr>
+              <w:spacing w:after="40" w:before="0" w:line="250" w:lineRule="auto"/>
+            </w:pPr>
+            <w:r>
+              <w:rPr>
+                <w:rFonts w:ascii="Arial" w:cs="Arial" w:eastAsia="Arial" w:hAnsi="Arial"/>
+                <w:b w:val="false"/>
+                <w:bCs w:val="false"/>
+                <w:i w:val="false"/>
+                <w:iCs w:val="false"/>
+                <w:color w:val="0070C0"/>
+                <w:sz w:val="18"/>
+                <w:szCs w:val="18"/>
+              </w:rPr>
+              <w:t xml:space="preserve">There is </w:t>
+            </w:r>
+            <w:r>
+              <w:rPr>
+                <w:rFonts w:ascii="Arial" w:cs="Arial" w:eastAsia="Arial" w:hAnsi="Arial"/>
+                <w:b/>
+                <w:bCs/>
+                <w:i w:val="false"/>
+                <w:iCs w:val="false"/>
+                <w:color w:val="0070C0"/>
+                <w:sz w:val="18"/>
+                <w:szCs w:val="18"/>
+              </w:rPr>
+              <w:t xml:space="preserve">no restriction on the type of trade</w:t>
+            </w:r>
+            <w:r>
+              <w:rPr>
+                <w:rFonts w:ascii="Arial" w:cs="Arial" w:eastAsia="Arial" w:hAnsi="Arial"/>
+                <w:b w:val="false"/>
+                <w:bCs w:val="false"/>
+                <w:i w:val="false"/>
+                <w:iCs w:val="false"/>
+                <w:color w:val="0070C0"/>
+                <w:sz w:val="18"/>
+                <w:szCs w:val="18"/>
+              </w:rPr>
+              <w:t xml:space="preserve"> (IT39 2.5), and “trade” is widely interpreted (Burgess), so plant powering Axion’s own data centres qualifies.</w:t>
+            </w:r>
+          </w:p>
+          <w:p>
+            <w:pPr>
+              <w:pStyle w:val="ListParagraph"/>
+              <w:numPr>
+                <w:ilvl w:val="0"/>
+                <w:numId w:val="2"/>
+              </w:numPr>
+              <w:spacing w:after="40" w:before="0" w:line="250" w:lineRule="auto"/>
+            </w:pPr>
+            <w:r>
+              <w:rPr>
+                <w:rFonts w:ascii="Arial" w:cs="Arial" w:eastAsia="Arial" w:hAnsi="Arial"/>
+                <w:b w:val="false"/>
+                <w:bCs w:val="false"/>
+                <w:i w:val="false"/>
+                <w:iCs w:val="false"/>
+                <w:color w:val="0070C0"/>
+                <w:sz w:val="18"/>
+                <w:szCs w:val="18"/>
+              </w:rPr>
+              <w:t xml:space="preserve">The electricity may also be </w:t>
             </w:r>
             <w:r>
               <w:rPr>
@@ -6060,7 +6704,11 @@
           </w:p>
           <w:p>
             <w:pPr>
-              <w:keepNext w:val="false"/>
+              <w:pStyle w:val="ListParagraph"/>
+              <w:numPr>
+                <w:ilvl w:val="0"/>
+                <w:numId w:val="2"/>
+              </w:numPr>
               <w:spacing w:after="0" w:before="0" w:line="250" w:lineRule="auto"/>
             </w:pPr>
             <w:r>
@@ -6087,7 +6735,7 @@
                 <w:sz w:val="18"/>
                 <w:szCs w:val="18"/>
               </w:rPr>
-              <w:t xml:space="preserve"> falls outside s12B → s11(e), 2.5.</w:t>
+              <w:t xml:space="preserve"> falls outside s12B and goes to s11(e), 2.5.</w:t>
             </w:r>
           </w:p>
         </w:tc>
@@ -6148,8 +6796,12 @@
           </w:tcPr>
           <w:p>
             <w:pPr>
-              <w:keepNext w:val="false"/>
-              <w:spacing w:after="0" w:before="0" w:line="250" w:lineRule="auto"/>
+              <w:pStyle w:val="ListParagraph"/>
+              <w:numPr>
+                <w:ilvl w:val="0"/>
+                <w:numId w:val="2"/>
+              </w:numPr>
+              <w:spacing w:after="40" w:before="0" w:line="250" w:lineRule="auto"/>
             </w:pPr>
             <w:r>
               <w:rPr>
@@ -6175,9 +6827,18 @@
                 <w:sz w:val="18"/>
                 <w:szCs w:val="18"/>
               </w:rPr>
-              <w:t xml:space="preserve"> over three years.
-</w:t>
-            </w:r>
+              <w:t xml:space="preserve"> over three years.</w:t>
+            </w:r>
+          </w:p>
+          <w:p>
+            <w:pPr>
+              <w:pStyle w:val="ListParagraph"/>
+              <w:numPr>
+                <w:ilvl w:val="0"/>
+                <w:numId w:val="2"/>
+              </w:numPr>
+              <w:spacing w:after="40" w:before="0" w:line="250" w:lineRule="auto"/>
+            </w:pPr>
             <w:r>
               <w:rPr>
                 <w:rFonts w:ascii="Arial" w:cs="Arial" w:eastAsia="Arial" w:hAnsi="Arial"/>
@@ -6228,9 +6889,18 @@
                 <w:sz w:val="18"/>
                 <w:szCs w:val="18"/>
               </w:rPr>
-              <w:t xml:space="preserve">.
-</w:t>
-            </w:r>
+              <w:t xml:space="preserve">.</w:t>
+            </w:r>
+          </w:p>
+          <w:p>
+            <w:pPr>
+              <w:pStyle w:val="ListParagraph"/>
+              <w:numPr>
+                <w:ilvl w:val="0"/>
+                <w:numId w:val="2"/>
+              </w:numPr>
+              <w:spacing w:after="0" w:before="0" w:line="250" w:lineRule="auto"/>
+            </w:pPr>
             <w:r>
               <w:rPr>
                 <w:rFonts w:ascii="Arial" w:cs="Arial" w:eastAsia="Arial" w:hAnsi="Arial"/>
@@ -6303,8 +6973,12 @@
           </w:tcPr>
           <w:p>
             <w:pPr>
-              <w:keepNext w:val="false"/>
-              <w:spacing w:after="0" w:before="0" w:line="250" w:lineRule="auto"/>
+              <w:pStyle w:val="ListParagraph"/>
+              <w:numPr>
+                <w:ilvl w:val="0"/>
+                <w:numId w:val="2"/>
+              </w:numPr>
+              <w:spacing w:after="40" w:before="0" w:line="250" w:lineRule="auto"/>
             </w:pPr>
             <w:r>
               <w:rPr>
@@ -6330,33 +7004,79 @@
                 <w:sz w:val="18"/>
                 <w:szCs w:val="18"/>
               </w:rPr>
-              <w:t xml:space="preserve"> — depends on capacity and technology. PV </w:t>
-            </w:r>
-            <w:r>
-              <w:rPr>
-                <w:rFonts w:ascii="Arial" w:cs="Arial" w:eastAsia="Arial" w:hAnsi="Arial"/>
-                <w:b/>
-                <w:bCs/>
-                <w:i w:val="false"/>
-                <w:iCs w:val="false"/>
-                <w:color w:val="0070C0"/>
-                <w:sz w:val="18"/>
-                <w:szCs w:val="18"/>
-              </w:rPr>
-              <w:t xml:space="preserve">≤ 1MW</w:t>
-            </w:r>
-            <w:r>
-              <w:rPr>
-                <w:rFonts w:ascii="Arial" w:cs="Arial" w:eastAsia="Arial" w:hAnsi="Arial"/>
-                <w:b w:val="false"/>
-                <w:bCs w:val="false"/>
-                <w:i w:val="false"/>
-                <w:iCs w:val="false"/>
-                <w:color w:val="0070C0"/>
-                <w:sz w:val="18"/>
-                <w:szCs w:val="18"/>
-              </w:rPr>
-              <w:t xml:space="preserve"> → 100%. PV </w:t>
+              <w:t xml:space="preserve"> — depends on capacity and technology.</w:t>
+            </w:r>
+          </w:p>
+          <w:p>
+            <w:pPr>
+              <w:pStyle w:val="ListParagraph"/>
+              <w:numPr>
+                <w:ilvl w:val="0"/>
+                <w:numId w:val="2"/>
+              </w:numPr>
+              <w:spacing w:after="40" w:before="0" w:line="250" w:lineRule="auto"/>
+            </w:pPr>
+            <w:r>
+              <w:rPr>
+                <w:rFonts w:ascii="Arial" w:cs="Arial" w:eastAsia="Arial" w:hAnsi="Arial"/>
+                <w:b w:val="false"/>
+                <w:bCs w:val="false"/>
+                <w:i w:val="false"/>
+                <w:iCs w:val="false"/>
+                <w:color w:val="0070C0"/>
+                <w:sz w:val="18"/>
+                <w:szCs w:val="18"/>
+              </w:rPr>
+              <w:t xml:space="preserve">PV </w:t>
+            </w:r>
+            <w:r>
+              <w:rPr>
+                <w:rFonts w:ascii="Arial" w:cs="Arial" w:eastAsia="Arial" w:hAnsi="Arial"/>
+                <w:b/>
+                <w:bCs/>
+                <w:i w:val="false"/>
+                <w:iCs w:val="false"/>
+                <w:color w:val="0070C0"/>
+                <w:sz w:val="18"/>
+                <w:szCs w:val="18"/>
+              </w:rPr>
+              <w:t xml:space="preserve">not exceeding 1MW</w:t>
+            </w:r>
+            <w:r>
+              <w:rPr>
+                <w:rFonts w:ascii="Arial" w:cs="Arial" w:eastAsia="Arial" w:hAnsi="Arial"/>
+                <w:b w:val="false"/>
+                <w:bCs w:val="false"/>
+                <w:i w:val="false"/>
+                <w:iCs w:val="false"/>
+                <w:color w:val="0070C0"/>
+                <w:sz w:val="18"/>
+                <w:szCs w:val="18"/>
+              </w:rPr>
+              <w:t xml:space="preserve"> → 100% in year one.</w:t>
+            </w:r>
+          </w:p>
+          <w:p>
+            <w:pPr>
+              <w:pStyle w:val="ListParagraph"/>
+              <w:numPr>
+                <w:ilvl w:val="0"/>
+                <w:numId w:val="2"/>
+              </w:numPr>
+              <w:spacing w:after="0" w:before="0" w:line="250" w:lineRule="auto"/>
+            </w:pPr>
+            <w:r>
+              <w:rPr>
+                <w:rFonts w:ascii="Arial" w:cs="Arial" w:eastAsia="Arial" w:hAnsi="Arial"/>
+                <w:b w:val="false"/>
+                <w:bCs w:val="false"/>
+                <w:i w:val="false"/>
+                <w:iCs w:val="false"/>
+                <w:color w:val="0070C0"/>
+                <w:sz w:val="18"/>
+                <w:szCs w:val="18"/>
+              </w:rPr>
+              <w:t xml:space="preserve">PV </w:t>
             </w:r>
             <w:r>
               <w:rPr>
@@ -6382,7 +7102,7 @@
                 <w:sz w:val="18"/>
                 <w:szCs w:val="18"/>
               </w:rPr>
-              <w:t xml:space="preserve">, wind, concentrated solar, qualifying hydro and biomass → 50/30/20.</w:t>
+              <w:t xml:space="preserve">, wind, concentrated solar, qualifying hydro and biomass → 50 / 30 / 20.</w:t>
             </w:r>
           </w:p>
         </w:tc>
@@ -6443,8 +7163,12 @@
           </w:tcPr>
           <w:p>
             <w:pPr>
-              <w:keepNext w:val="false"/>
-              <w:spacing w:after="0" w:before="0" w:line="250" w:lineRule="auto"/>
+              <w:pStyle w:val="ListParagraph"/>
+              <w:numPr>
+                <w:ilvl w:val="0"/>
+                <w:numId w:val="2"/>
+              </w:numPr>
+              <w:spacing w:after="40" w:before="0" w:line="250" w:lineRule="auto"/>
             </w:pPr>
             <w:r>
               <w:rPr>
@@ -6470,9 +7194,18 @@
                 <w:sz w:val="18"/>
                 <w:szCs w:val="18"/>
               </w:rPr>
-              <w:t xml:space="preserve"> — the full percentage is deducted in the year of first use, even on the last day of the year.
-</w:t>
-            </w:r>
+              <w:t xml:space="preserve"> — the full percentage is deducted in the year of first use, even on the last day of that year.</w:t>
+            </w:r>
+          </w:p>
+          <w:p>
+            <w:pPr>
+              <w:pStyle w:val="ListParagraph"/>
+              <w:numPr>
+                <w:ilvl w:val="0"/>
+                <w:numId w:val="2"/>
+              </w:numPr>
+              <w:spacing w:after="40" w:before="0" w:line="250" w:lineRule="auto"/>
+            </w:pPr>
             <w:r>
               <w:rPr>
                 <w:rFonts w:ascii="Arial" w:cs="Arial" w:eastAsia="Arial" w:hAnsi="Arial"/>
@@ -6497,33 +7230,92 @@
                 <w:sz w:val="18"/>
                 <w:szCs w:val="18"/>
               </w:rPr>
-              <w:t xml:space="preserve"> is a question of fact; </w:t>
-            </w:r>
-            <w:r>
-              <w:rPr>
-                <w:rFonts w:ascii="Arial" w:cs="Arial" w:eastAsia="Arial" w:hAnsi="Arial"/>
-                <w:b/>
-                <w:bCs/>
-                <w:i w:val="false"/>
-                <w:iCs w:val="false"/>
-                <w:color w:val="000000"/>
-                <w:sz w:val="18"/>
-                <w:szCs w:val="18"/>
-              </w:rPr>
-              <w:t xml:space="preserve">installation and testing do not qualify</w:t>
-            </w:r>
-            <w:r>
-              <w:rPr>
-                <w:rFonts w:ascii="Arial" w:cs="Arial" w:eastAsia="Arial" w:hAnsi="Arial"/>
-                <w:b w:val="false"/>
-                <w:bCs w:val="false"/>
-                <w:i w:val="false"/>
-                <w:iCs w:val="false"/>
-                <w:color w:val="000000"/>
-                <w:sz w:val="18"/>
-                <w:szCs w:val="18"/>
-              </w:rPr>
-              <w:t xml:space="preserve">. Onus on the taxpayer.</w:t>
+              <w:t xml:space="preserve"> is a question of fact.</w:t>
+            </w:r>
+          </w:p>
+          <w:p>
+            <w:pPr>
+              <w:pStyle w:val="ListParagraph"/>
+              <w:numPr>
+                <w:ilvl w:val="0"/>
+                <w:numId w:val="2"/>
+              </w:numPr>
+              <w:spacing w:after="40" w:before="0" w:line="250" w:lineRule="auto"/>
+            </w:pPr>
+            <w:r>
+              <w:rPr>
+                <w:rFonts w:ascii="Arial" w:cs="Arial" w:eastAsia="Arial" w:hAnsi="Arial"/>
+                <w:b/>
+                <w:bCs/>
+                <w:i w:val="false"/>
+                <w:iCs w:val="false"/>
+                <w:color w:val="000000"/>
+                <w:sz w:val="18"/>
+                <w:szCs w:val="18"/>
+              </w:rPr>
+              <w:t xml:space="preserve">Installation and testing do not qualify</w:t>
+            </w:r>
+            <w:r>
+              <w:rPr>
+                <w:rFonts w:ascii="Arial" w:cs="Arial" w:eastAsia="Arial" w:hAnsi="Arial"/>
+                <w:b w:val="false"/>
+                <w:bCs w:val="false"/>
+                <w:i w:val="false"/>
+                <w:iCs w:val="false"/>
+                <w:color w:val="000000"/>
+                <w:sz w:val="18"/>
+                <w:szCs w:val="18"/>
+              </w:rPr>
+              <w:t xml:space="preserve"> as first use.</w:t>
+            </w:r>
+          </w:p>
+          <w:p>
+            <w:pPr>
+              <w:pStyle w:val="ListParagraph"/>
+              <w:numPr>
+                <w:ilvl w:val="0"/>
+                <w:numId w:val="2"/>
+              </w:numPr>
+              <w:spacing w:after="0" w:before="0" w:line="250" w:lineRule="auto"/>
+            </w:pPr>
+            <w:r>
+              <w:rPr>
+                <w:rFonts w:ascii="Arial" w:cs="Arial" w:eastAsia="Arial" w:hAnsi="Arial"/>
+                <w:b w:val="false"/>
+                <w:bCs w:val="false"/>
+                <w:i w:val="false"/>
+                <w:iCs w:val="false"/>
+                <w:color w:val="000000"/>
+                <w:sz w:val="18"/>
+                <w:szCs w:val="18"/>
+              </w:rPr>
+              <w:t xml:space="preserve">The </w:t>
+            </w:r>
+            <w:r>
+              <w:rPr>
+                <w:rFonts w:ascii="Arial" w:cs="Arial" w:eastAsia="Arial" w:hAnsi="Arial"/>
+                <w:b/>
+                <w:bCs/>
+                <w:i w:val="false"/>
+                <w:iCs w:val="false"/>
+                <w:color w:val="000000"/>
+                <w:sz w:val="18"/>
+                <w:szCs w:val="18"/>
+              </w:rPr>
+              <w:t xml:space="preserve">onus of proof</w:t>
+            </w:r>
+            <w:r>
+              <w:rPr>
+                <w:rFonts w:ascii="Arial" w:cs="Arial" w:eastAsia="Arial" w:hAnsi="Arial"/>
+                <w:b w:val="false"/>
+                <w:bCs w:val="false"/>
+                <w:i w:val="false"/>
+                <w:iCs w:val="false"/>
+                <w:color w:val="000000"/>
+                <w:sz w:val="18"/>
+                <w:szCs w:val="18"/>
+              </w:rPr>
+              <w:t xml:space="preserve"> rests on the taxpayer.</w:t>
             </w:r>
           </w:p>
         </w:tc>
@@ -6545,7 +7337,11 @@
           </w:tcPr>
           <w:p>
             <w:pPr>
-              <w:keepNext w:val="false"/>
+              <w:pStyle w:val="ListParagraph"/>
+              <w:numPr>
+                <w:ilvl w:val="0"/>
+                <w:numId w:val="2"/>
+              </w:numPr>
               <w:spacing w:after="40" w:before="0" w:line="250" w:lineRule="auto"/>
             </w:pPr>
             <w:r>
@@ -6572,12 +7368,16 @@
                 <w:sz w:val="18"/>
                 <w:szCs w:val="18"/>
               </w:rPr>
-              <w:t xml:space="preserve"> — the year Axion first uses the plant, then the next two years.</w:t>
-            </w:r>
-          </w:p>
-          <w:p>
-            <w:pPr>
-              <w:keepNext w:val="false"/>
+              <w:t xml:space="preserve"> — the year Axion first uses the plant, then the following two years.</w:t>
+            </w:r>
+          </w:p>
+          <w:p>
+            <w:pPr>
+              <w:pStyle w:val="ListParagraph"/>
+              <w:numPr>
+                <w:ilvl w:val="0"/>
+                <w:numId w:val="2"/>
+              </w:numPr>
               <w:spacing w:after="40" w:before="0" w:line="250" w:lineRule="auto"/>
             </w:pPr>
             <w:r>
@@ -6622,21 +7422,25 @@
           </w:p>
           <w:p>
             <w:pPr>
-              <w:keepNext w:val="false"/>
-              <w:spacing w:after="0" w:before="0" w:line="250" w:lineRule="auto"/>
-            </w:pPr>
-            <w:r>
-              <w:rPr>
-                <w:rFonts w:ascii="Arial" w:cs="Arial" w:eastAsia="Arial" w:hAnsi="Arial"/>
-                <w:b w:val="false"/>
-                <w:bCs w:val="false"/>
-                <w:i w:val="false"/>
-                <w:iCs w:val="false"/>
-                <w:color w:val="0070C0"/>
-                <w:sz w:val="18"/>
-                <w:szCs w:val="18"/>
-              </w:rPr>
-              <w:t xml:space="preserve">Evidence: electrical certificate of compliance, confirmation of the installation and use date, generation and metering reports, contracts, invoices.</w:t>
+              <w:pStyle w:val="ListParagraph"/>
+              <w:numPr>
+                <w:ilvl w:val="0"/>
+                <w:numId w:val="2"/>
+              </w:numPr>
+              <w:spacing w:after="0" w:before="0" w:line="250" w:lineRule="auto"/>
+            </w:pPr>
+            <w:r>
+              <w:rPr>
+                <w:rFonts w:ascii="Arial" w:cs="Arial" w:eastAsia="Arial" w:hAnsi="Arial"/>
+                <w:b w:val="false"/>
+                <w:bCs w:val="false"/>
+                <w:i w:val="false"/>
+                <w:iCs w:val="false"/>
+                <w:color w:val="0070C0"/>
+                <w:sz w:val="18"/>
+                <w:szCs w:val="18"/>
+              </w:rPr>
+              <w:t xml:space="preserve">Evidence of first use: electrical certificate of compliance, confirmation of the installation and use date, generation and metering reports, contracts and invoices.</w:t>
             </w:r>
           </w:p>
         </w:tc>
@@ -6697,8 +7501,12 @@
           </w:tcPr>
           <w:p>
             <w:pPr>
-              <w:keepNext w:val="false"/>
-              <w:spacing w:after="0" w:before="0" w:line="250" w:lineRule="auto"/>
+              <w:pStyle w:val="ListParagraph"/>
+              <w:numPr>
+                <w:ilvl w:val="0"/>
+                <w:numId w:val="2"/>
+              </w:numPr>
+              <w:spacing w:after="40" w:before="0" w:line="250" w:lineRule="auto"/>
             </w:pPr>
             <w:r>
               <w:rPr>
@@ -6737,9 +7545,18 @@
                 <w:sz w:val="18"/>
                 <w:szCs w:val="18"/>
               </w:rPr>
-              <w:t xml:space="preserve"> — second-hand qualifies.
-</w:t>
-            </w:r>
+              <w:t xml:space="preserve"> — second-hand qualifies.</w:t>
+            </w:r>
+          </w:p>
+          <w:p>
+            <w:pPr>
+              <w:pStyle w:val="ListParagraph"/>
+              <w:numPr>
+                <w:ilvl w:val="0"/>
+                <w:numId w:val="2"/>
+              </w:numPr>
+              <w:spacing w:after="40" w:before="0" w:line="250" w:lineRule="auto"/>
+            </w:pPr>
             <w:r>
               <w:rPr>
                 <w:rFonts w:ascii="Arial" w:cs="Arial" w:eastAsia="Arial" w:hAnsi="Arial"/>
@@ -6842,9 +7659,18 @@
                 <w:sz w:val="18"/>
                 <w:szCs w:val="18"/>
               </w:rPr>
-              <w:t xml:space="preserve">.
-</w:t>
-            </w:r>
+              <w:t xml:space="preserve">.</w:t>
+            </w:r>
+          </w:p>
+          <w:p>
+            <w:pPr>
+              <w:pStyle w:val="ListParagraph"/>
+              <w:numPr>
+                <w:ilvl w:val="0"/>
+                <w:numId w:val="2"/>
+              </w:numPr>
+              <w:spacing w:after="40" w:before="0" w:line="250" w:lineRule="auto"/>
+            </w:pPr>
             <w:r>
               <w:rPr>
                 <w:rFonts w:ascii="Arial" w:cs="Arial" w:eastAsia="Arial" w:hAnsi="Arial"/>
@@ -6895,7 +7721,30 @@
                 <w:sz w:val="18"/>
                 <w:szCs w:val="18"/>
               </w:rPr>
-              <w:t xml:space="preserve"> other than under an operating lease (s23A(1)) unless the lessee derives income and the lease runs 5 years or the asset’s life; where it was </w:t>
+              <w:t xml:space="preserve"> other than under an operating lease (s23A(1)), unless the lessee derives income and the lease runs 5 years or the asset’s life.</w:t>
+            </w:r>
+          </w:p>
+          <w:p>
+            <w:pPr>
+              <w:pStyle w:val="ListParagraph"/>
+              <w:numPr>
+                <w:ilvl w:val="0"/>
+                <w:numId w:val="2"/>
+              </w:numPr>
+              <w:spacing w:after="0" w:before="0" w:line="250" w:lineRule="auto"/>
+            </w:pPr>
+            <w:r>
+              <w:rPr>
+                <w:rFonts w:ascii="Arial" w:cs="Arial" w:eastAsia="Arial" w:hAnsi="Arial"/>
+                <w:b w:val="false"/>
+                <w:bCs w:val="false"/>
+                <w:i w:val="false"/>
+                <w:iCs w:val="false"/>
+                <w:color w:val="000000"/>
+                <w:sz w:val="18"/>
+                <w:szCs w:val="18"/>
+              </w:rPr>
+              <w:t xml:space="preserve">s12B(4) also denies it where the asset was </w:t>
             </w:r>
             <w:r>
               <w:rPr>
@@ -6921,7 +7770,7 @@
                 <w:sz w:val="18"/>
                 <w:szCs w:val="18"/>
               </w:rPr>
-              <w:t xml:space="preserve">; or where </w:t>
+              <w:t xml:space="preserve">, or where </w:t>
             </w:r>
             <w:r>
               <w:rPr>
@@ -6969,7 +7818,11 @@
           </w:tcPr>
           <w:p>
             <w:pPr>
-              <w:keepNext w:val="false"/>
+              <w:pStyle w:val="ListParagraph"/>
+              <w:numPr>
+                <w:ilvl w:val="0"/>
+                <w:numId w:val="2"/>
+              </w:numPr>
               <w:spacing w:after="40" w:before="0" w:line="250" w:lineRule="auto"/>
             </w:pPr>
             <w:r>
@@ -7014,7 +7867,11 @@
           </w:p>
           <w:p>
             <w:pPr>
-              <w:keepNext w:val="false"/>
+              <w:pStyle w:val="ListParagraph"/>
+              <w:numPr>
+                <w:ilvl w:val="0"/>
+                <w:numId w:val="2"/>
+              </w:numPr>
               <w:spacing w:after="40" w:before="0" w:line="250" w:lineRule="auto"/>
             </w:pPr>
             <w:r>
@@ -7067,7 +7924,56 @@
                 <w:sz w:val="18"/>
                 <w:szCs w:val="18"/>
               </w:rPr>
-              <w:t xml:space="preserve">. A single installation generating from a renewable source and diesel qualifies for </w:t>
+              <w:t xml:space="preserve">.</w:t>
+            </w:r>
+          </w:p>
+          <w:p>
+            <w:pPr>
+              <w:pStyle w:val="ListParagraph"/>
+              <w:numPr>
+                <w:ilvl w:val="0"/>
+                <w:numId w:val="2"/>
+              </w:numPr>
+              <w:spacing w:after="40" w:before="0" w:line="250" w:lineRule="auto"/>
+            </w:pPr>
+            <w:r>
+              <w:rPr>
+                <w:rFonts w:ascii="Arial" w:cs="Arial" w:eastAsia="Arial" w:hAnsi="Arial"/>
+                <w:b w:val="false"/>
+                <w:bCs w:val="false"/>
+                <w:i w:val="false"/>
+                <w:iCs w:val="false"/>
+                <w:color w:val="0070C0"/>
+                <w:sz w:val="18"/>
+                <w:szCs w:val="18"/>
+              </w:rPr>
+              <w:t xml:space="preserve">A single installation generating from a renewable source </w:t>
+            </w:r>
+            <w:r>
+              <w:rPr>
+                <w:rFonts w:ascii="Arial" w:cs="Arial" w:eastAsia="Arial" w:hAnsi="Arial"/>
+                <w:b/>
+                <w:bCs/>
+                <w:i w:val="false"/>
+                <w:iCs w:val="false"/>
+                <w:color w:val="0070C0"/>
+                <w:sz w:val="18"/>
+                <w:szCs w:val="18"/>
+              </w:rPr>
+              <w:t xml:space="preserve">and</w:t>
+            </w:r>
+            <w:r>
+              <w:rPr>
+                <w:rFonts w:ascii="Arial" w:cs="Arial" w:eastAsia="Arial" w:hAnsi="Arial"/>
+                <w:b w:val="false"/>
+                <w:bCs w:val="false"/>
+                <w:i w:val="false"/>
+                <w:iCs w:val="false"/>
+                <w:color w:val="0070C0"/>
+                <w:sz w:val="18"/>
+                <w:szCs w:val="18"/>
+              </w:rPr>
+              <w:t xml:space="preserve"> diesel qualifies for </w:t>
             </w:r>
             <w:r>
               <w:rPr>
@@ -7098,7 +8004,11 @@
           </w:p>
           <w:p>
             <w:pPr>
-              <w:keepNext w:val="false"/>
+              <w:pStyle w:val="ListParagraph"/>
+              <w:numPr>
+                <w:ilvl w:val="0"/>
+                <w:numId w:val="2"/>
+              </w:numPr>
               <w:spacing w:after="0" w:before="0" w:line="250" w:lineRule="auto"/>
             </w:pPr>
             <w:r>
@@ -7357,8 +8267,12 @@
           </w:tcPr>
           <w:p>
             <w:pPr>
-              <w:keepNext w:val="false"/>
-              <w:spacing w:after="0" w:before="0" w:line="250" w:lineRule="auto"/>
+              <w:pStyle w:val="ListParagraph"/>
+              <w:numPr>
+                <w:ilvl w:val="0"/>
+                <w:numId w:val="2"/>
+              </w:numPr>
+              <w:spacing w:after="40" w:before="0" w:line="250" w:lineRule="auto"/>
             </w:pPr>
             <w:r>
               <w:rPr>
@@ -7423,7 +8337,30 @@
                 <w:sz w:val="18"/>
                 <w:szCs w:val="18"/>
               </w:rPr>
-              <w:t xml:space="preserve"> apply: it is </w:t>
+              <w:t xml:space="preserve"> requirements are met.</w:t>
+            </w:r>
+          </w:p>
+          <w:p>
+            <w:pPr>
+              <w:pStyle w:val="ListParagraph"/>
+              <w:numPr>
+                <w:ilvl w:val="0"/>
+                <w:numId w:val="2"/>
+              </w:numPr>
+              <w:spacing w:after="40" w:before="0" w:line="250" w:lineRule="auto"/>
+            </w:pPr>
+            <w:r>
+              <w:rPr>
+                <w:rFonts w:ascii="Arial" w:cs="Arial" w:eastAsia="Arial" w:hAnsi="Arial"/>
+                <w:b w:val="false"/>
+                <w:bCs w:val="false"/>
+                <w:i w:val="false"/>
+                <w:iCs w:val="false"/>
+                <w:color w:val="000000"/>
+                <w:sz w:val="18"/>
+                <w:szCs w:val="18"/>
+              </w:rPr>
+              <w:t xml:space="preserve">It must be </w:t>
             </w:r>
             <w:r>
               <w:rPr>
@@ -7449,33 +8386,79 @@
                 <w:sz w:val="18"/>
                 <w:szCs w:val="18"/>
               </w:rPr>
-              <w:t xml:space="preserve"> with it; its </w:t>
-            </w:r>
-            <w:r>
-              <w:rPr>
-                <w:rFonts w:ascii="Arial" w:cs="Arial" w:eastAsia="Arial" w:hAnsi="Arial"/>
-                <w:b/>
-                <w:bCs/>
-                <w:i w:val="false"/>
-                <w:iCs w:val="false"/>
-                <w:color w:val="000000"/>
-                <w:sz w:val="18"/>
-                <w:szCs w:val="18"/>
-              </w:rPr>
-              <w:t xml:space="preserve">useful life is limited to the asset’s</w:t>
-            </w:r>
-            <w:r>
-              <w:rPr>
-                <w:rFonts w:ascii="Arial" w:cs="Arial" w:eastAsia="Arial" w:hAnsi="Arial"/>
-                <w:b w:val="false"/>
-                <w:bCs w:val="false"/>
-                <w:i w:val="false"/>
-                <w:iCs w:val="false"/>
-                <w:color w:val="000000"/>
-                <w:sz w:val="18"/>
-                <w:szCs w:val="18"/>
-              </w:rPr>
-              <w:t xml:space="preserve">; and it was brought into use </w:t>
+              <w:t xml:space="preserve"> with it.</w:t>
+            </w:r>
+          </w:p>
+          <w:p>
+            <w:pPr>
+              <w:pStyle w:val="ListParagraph"/>
+              <w:numPr>
+                <w:ilvl w:val="0"/>
+                <w:numId w:val="2"/>
+              </w:numPr>
+              <w:spacing w:after="40" w:before="0" w:line="250" w:lineRule="auto"/>
+            </w:pPr>
+            <w:r>
+              <w:rPr>
+                <w:rFonts w:ascii="Arial" w:cs="Arial" w:eastAsia="Arial" w:hAnsi="Arial"/>
+                <w:b w:val="false"/>
+                <w:bCs w:val="false"/>
+                <w:i w:val="false"/>
+                <w:iCs w:val="false"/>
+                <w:color w:val="000000"/>
+                <w:sz w:val="18"/>
+                <w:szCs w:val="18"/>
+              </w:rPr>
+              <w:t xml:space="preserve">Its </w:t>
+            </w:r>
+            <w:r>
+              <w:rPr>
+                <w:rFonts w:ascii="Arial" w:cs="Arial" w:eastAsia="Arial" w:hAnsi="Arial"/>
+                <w:b/>
+                <w:bCs/>
+                <w:i w:val="false"/>
+                <w:iCs w:val="false"/>
+                <w:color w:val="000000"/>
+                <w:sz w:val="18"/>
+                <w:szCs w:val="18"/>
+              </w:rPr>
+              <w:t xml:space="preserve">useful life must be limited to the useful life of the asset</w:t>
+            </w:r>
+            <w:r>
+              <w:rPr>
+                <w:rFonts w:ascii="Arial" w:cs="Arial" w:eastAsia="Arial" w:hAnsi="Arial"/>
+                <w:b w:val="false"/>
+                <w:bCs w:val="false"/>
+                <w:i w:val="false"/>
+                <w:iCs w:val="false"/>
+                <w:color w:val="000000"/>
+                <w:sz w:val="18"/>
+                <w:szCs w:val="18"/>
+              </w:rPr>
+              <w:t xml:space="preserve">.</w:t>
+            </w:r>
+          </w:p>
+          <w:p>
+            <w:pPr>
+              <w:pStyle w:val="ListParagraph"/>
+              <w:numPr>
+                <w:ilvl w:val="0"/>
+                <w:numId w:val="2"/>
+              </w:numPr>
+              <w:spacing w:after="0" w:before="0" w:line="250" w:lineRule="auto"/>
+            </w:pPr>
+            <w:r>
+              <w:rPr>
+                <w:rFonts w:ascii="Arial" w:cs="Arial" w:eastAsia="Arial" w:hAnsi="Arial"/>
+                <w:b w:val="false"/>
+                <w:bCs w:val="false"/>
+                <w:i w:val="false"/>
+                <w:iCs w:val="false"/>
+                <w:color w:val="000000"/>
+                <w:sz w:val="18"/>
+                <w:szCs w:val="18"/>
+              </w:rPr>
+              <w:t xml:space="preserve">It must have been brought into use </w:t>
             </w:r>
             <w:r>
               <w:rPr>
@@ -7523,7 +8506,11 @@
           </w:tcPr>
           <w:p>
             <w:pPr>
-              <w:keepNext w:val="false"/>
+              <w:pStyle w:val="ListParagraph"/>
+              <w:numPr>
+                <w:ilvl w:val="0"/>
+                <w:numId w:val="2"/>
+              </w:numPr>
               <w:spacing w:after="40" w:before="0" w:line="250" w:lineRule="auto"/>
             </w:pPr>
             <w:r>
@@ -7555,8 +8542,12 @@
           </w:p>
           <w:p>
             <w:pPr>
-              <w:keepNext w:val="false"/>
-              <w:spacing w:after="0" w:before="0" w:line="250" w:lineRule="auto"/>
+              <w:pStyle w:val="ListParagraph"/>
+              <w:numPr>
+                <w:ilvl w:val="0"/>
+                <w:numId w:val="2"/>
+              </w:numPr>
+              <w:spacing w:after="40" w:before="0" w:line="250" w:lineRule="auto"/>
             </w:pPr>
             <w:r>
               <w:rPr>
@@ -7582,7 +8573,30 @@
                 <w:sz w:val="18"/>
                 <w:szCs w:val="18"/>
               </w:rPr>
-              <w:t xml:space="preserve"> qualify. A </w:t>
+              <w:t xml:space="preserve"> qualify.</w:t>
+            </w:r>
+          </w:p>
+          <w:p>
+            <w:pPr>
+              <w:pStyle w:val="ListParagraph"/>
+              <w:numPr>
+                <w:ilvl w:val="0"/>
+                <w:numId w:val="2"/>
+              </w:numPr>
+              <w:spacing w:after="0" w:before="0" w:line="250" w:lineRule="auto"/>
+            </w:pPr>
+            <w:r>
+              <w:rPr>
+                <w:rFonts w:ascii="Arial" w:cs="Arial" w:eastAsia="Arial" w:hAnsi="Arial"/>
+                <w:b w:val="false"/>
+                <w:bCs w:val="false"/>
+                <w:i w:val="false"/>
+                <w:iCs w:val="false"/>
+                <w:color w:val="0070C0"/>
+                <w:sz w:val="18"/>
+                <w:szCs w:val="18"/>
+              </w:rPr>
+              <w:t xml:space="preserve">A </w:t>
             </w:r>
             <w:r>
               <w:rPr>
@@ -7608,7 +8622,7 @@
                 <w:sz w:val="18"/>
                 <w:szCs w:val="18"/>
               </w:rPr>
-              <w:t xml:space="preserve"> (IT39 Example 3): it is integrated with the </w:t>
+              <w:t xml:space="preserve"> qualify (IT39 Example 3): it is integrated with the </w:t>
             </w:r>
             <w:r>
               <w:rPr>
@@ -7634,7 +8648,7 @@
                 <w:sz w:val="18"/>
                 <w:szCs w:val="18"/>
               </w:rPr>
-              <w:t xml:space="preserve">, and its life exceeds that of the panels.</w:t>
+              <w:t xml:space="preserve">, and its useful life exceeds that of the panels.</w:t>
             </w:r>
           </w:p>
         </w:tc>
@@ -7695,8 +8709,12 @@
           </w:tcPr>
           <w:p>
             <w:pPr>
-              <w:keepNext w:val="false"/>
-              <w:spacing w:after="0" w:before="0" w:line="250" w:lineRule="auto"/>
+              <w:pStyle w:val="ListParagraph"/>
+              <w:numPr>
+                <w:ilvl w:val="0"/>
+                <w:numId w:val="2"/>
+              </w:numPr>
+              <w:spacing w:after="40" w:before="0" w:line="250" w:lineRule="auto"/>
             </w:pPr>
             <w:r>
               <w:rPr>
@@ -7735,7 +8753,30 @@
                 <w:sz w:val="18"/>
                 <w:szCs w:val="18"/>
               </w:rPr>
-              <w:t xml:space="preserve"> — not repairs — to a qualifying asset or its deemed foundation, at the </w:t>
+              <w:t xml:space="preserve">, but not repairs, to a qualifying asset or its deemed foundation.</w:t>
+            </w:r>
+          </w:p>
+          <w:p>
+            <w:pPr>
+              <w:pStyle w:val="ListParagraph"/>
+              <w:numPr>
+                <w:ilvl w:val="0"/>
+                <w:numId w:val="2"/>
+              </w:numPr>
+              <w:spacing w:after="40" w:before="0" w:line="250" w:lineRule="auto"/>
+            </w:pPr>
+            <w:r>
+              <w:rPr>
+                <w:rFonts w:ascii="Arial" w:cs="Arial" w:eastAsia="Arial" w:hAnsi="Arial"/>
+                <w:b w:val="false"/>
+                <w:bCs w:val="false"/>
+                <w:i w:val="false"/>
+                <w:iCs w:val="false"/>
+                <w:color w:val="000000"/>
+                <w:sz w:val="18"/>
+                <w:szCs w:val="18"/>
+              </w:rPr>
+              <w:t xml:space="preserve">The </w:t>
             </w:r>
             <w:r>
               <w:rPr>
@@ -7761,7 +8802,30 @@
                 <w:sz w:val="18"/>
                 <w:szCs w:val="18"/>
               </w:rPr>
-              <w:t xml:space="preserve">. The </w:t>
+              <w:t xml:space="preserve"> as the underlying asset applies.</w:t>
+            </w:r>
+          </w:p>
+          <w:p>
+            <w:pPr>
+              <w:pStyle w:val="ListParagraph"/>
+              <w:numPr>
+                <w:ilvl w:val="0"/>
+                <w:numId w:val="2"/>
+              </w:numPr>
+              <w:spacing w:after="40" w:before="0" w:line="250" w:lineRule="auto"/>
+            </w:pPr>
+            <w:r>
+              <w:rPr>
+                <w:rFonts w:ascii="Arial" w:cs="Arial" w:eastAsia="Arial" w:hAnsi="Arial"/>
+                <w:b w:val="false"/>
+                <w:bCs w:val="false"/>
+                <w:i w:val="false"/>
+                <w:iCs w:val="false"/>
+                <w:color w:val="000000"/>
+                <w:sz w:val="18"/>
+                <w:szCs w:val="18"/>
+              </w:rPr>
+              <w:t xml:space="preserve">The </w:t>
             </w:r>
             <w:r>
               <w:rPr>
@@ -7787,9 +8851,67 @@
                 <w:sz w:val="18"/>
                 <w:szCs w:val="18"/>
               </w:rPr>
-              <w:t xml:space="preserve">. The cost excludes the underlying asset.
-</w:t>
-            </w:r>
+              <w:t xml:space="preserve">.</w:t>
+            </w:r>
+          </w:p>
+          <w:p>
+            <w:pPr>
+              <w:pStyle w:val="ListParagraph"/>
+              <w:numPr>
+                <w:ilvl w:val="0"/>
+                <w:numId w:val="2"/>
+              </w:numPr>
+              <w:spacing w:after="40" w:before="0" w:line="250" w:lineRule="auto"/>
+            </w:pPr>
+            <w:r>
+              <w:rPr>
+                <w:rFonts w:ascii="Arial" w:cs="Arial" w:eastAsia="Arial" w:hAnsi="Arial"/>
+                <w:b w:val="false"/>
+                <w:bCs w:val="false"/>
+                <w:i w:val="false"/>
+                <w:iCs w:val="false"/>
+                <w:color w:val="000000"/>
+                <w:sz w:val="18"/>
+                <w:szCs w:val="18"/>
+              </w:rPr>
+              <w:t xml:space="preserve">The cost </w:t>
+            </w:r>
+            <w:r>
+              <w:rPr>
+                <w:rFonts w:ascii="Arial" w:cs="Arial" w:eastAsia="Arial" w:hAnsi="Arial"/>
+                <w:b/>
+                <w:bCs/>
+                <w:i w:val="false"/>
+                <w:iCs w:val="false"/>
+                <w:color w:val="000000"/>
+                <w:sz w:val="18"/>
+                <w:szCs w:val="18"/>
+              </w:rPr>
+              <w:t xml:space="preserve">excludes</w:t>
+            </w:r>
+            <w:r>
+              <w:rPr>
+                <w:rFonts w:ascii="Arial" w:cs="Arial" w:eastAsia="Arial" w:hAnsi="Arial"/>
+                <w:b w:val="false"/>
+                <w:bCs w:val="false"/>
+                <w:i w:val="false"/>
+                <w:iCs w:val="false"/>
+                <w:color w:val="000000"/>
+                <w:sz w:val="18"/>
+                <w:szCs w:val="18"/>
+              </w:rPr>
+              <w:t xml:space="preserve"> the cost of the underlying asset.</w:t>
+            </w:r>
+          </w:p>
+          <w:p>
+            <w:pPr>
+              <w:pStyle w:val="ListParagraph"/>
+              <w:numPr>
+                <w:ilvl w:val="0"/>
+                <w:numId w:val="2"/>
+              </w:numPr>
+              <w:spacing w:after="0" w:before="0" w:line="250" w:lineRule="auto"/>
+            </w:pPr>
             <w:r>
               <w:rPr>
                 <w:rFonts w:ascii="Arial" w:cs="Arial" w:eastAsia="Arial" w:hAnsi="Arial"/>
@@ -7823,7 +8945,11 @@
           </w:tcPr>
           <w:p>
             <w:pPr>
-              <w:keepNext w:val="false"/>
+              <w:pStyle w:val="ListParagraph"/>
+              <w:numPr>
+                <w:ilvl w:val="0"/>
+                <w:numId w:val="2"/>
+              </w:numPr>
               <w:spacing w:after="40" w:before="0" w:line="250" w:lineRule="auto"/>
             </w:pPr>
             <w:r>
@@ -7855,8 +8981,12 @@
           </w:p>
           <w:p>
             <w:pPr>
-              <w:keepNext w:val="false"/>
-              <w:spacing w:after="0" w:before="0" w:line="250" w:lineRule="auto"/>
+              <w:pStyle w:val="ListParagraph"/>
+              <w:numPr>
+                <w:ilvl w:val="0"/>
+                <w:numId w:val="2"/>
+              </w:numPr>
+              <w:spacing w:after="40" w:before="0" w:line="250" w:lineRule="auto"/>
             </w:pPr>
             <w:r>
               <w:rPr>
@@ -7895,7 +9025,30 @@
                 <w:sz w:val="18"/>
                 <w:szCs w:val="18"/>
               </w:rPr>
-              <w:t xml:space="preserve">; a </w:t>
+              <w:t xml:space="preserve">.</w:t>
+            </w:r>
+          </w:p>
+          <w:p>
+            <w:pPr>
+              <w:pStyle w:val="ListParagraph"/>
+              <w:numPr>
+                <w:ilvl w:val="0"/>
+                <w:numId w:val="2"/>
+              </w:numPr>
+              <w:spacing w:after="0" w:before="0" w:line="250" w:lineRule="auto"/>
+            </w:pPr>
+            <w:r>
+              <w:rPr>
+                <w:rFonts w:ascii="Arial" w:cs="Arial" w:eastAsia="Arial" w:hAnsi="Arial"/>
+                <w:b w:val="false"/>
+                <w:bCs w:val="false"/>
+                <w:i w:val="false"/>
+                <w:iCs w:val="false"/>
+                <w:color w:val="0070C0"/>
+                <w:sz w:val="18"/>
+                <w:szCs w:val="18"/>
+              </w:rPr>
+              <w:t xml:space="preserve">A </w:t>
             </w:r>
             <w:r>
               <w:rPr>
@@ -8048,8 +9201,12 @@
           </w:tcPr>
           <w:p>
             <w:pPr>
-              <w:keepNext w:val="false"/>
-              <w:spacing w:after="0" w:before="0" w:line="250" w:lineRule="auto"/>
+              <w:pStyle w:val="ListParagraph"/>
+              <w:numPr>
+                <w:ilvl w:val="0"/>
+                <w:numId w:val="2"/>
+              </w:numPr>
+              <w:spacing w:after="40" w:before="0" w:line="250" w:lineRule="auto"/>
             </w:pPr>
             <w:r>
               <w:rPr>
@@ -8088,8 +9245,30 @@
                 <w:sz w:val="18"/>
                 <w:szCs w:val="18"/>
               </w:rPr>
-              <w:t xml:space="preserve"> — PV panels with their foundations and steel structures, DC combiners and feeder lines, AC inverters.
-Assets used for </w:t>
+              <w:t xml:space="preserve"> — PV panels with their foundations and steel structures, DC combiners and feeder lines, AC inverters.</w:t>
+            </w:r>
+          </w:p>
+          <w:p>
+            <w:pPr>
+              <w:pStyle w:val="ListParagraph"/>
+              <w:numPr>
+                <w:ilvl w:val="0"/>
+                <w:numId w:val="2"/>
+              </w:numPr>
+              <w:spacing w:after="40" w:before="0" w:line="250" w:lineRule="auto"/>
+            </w:pPr>
+            <w:r>
+              <w:rPr>
+                <w:rFonts w:ascii="Arial" w:cs="Arial" w:eastAsia="Arial" w:hAnsi="Arial"/>
+                <w:b w:val="false"/>
+                <w:bCs w:val="false"/>
+                <w:i w:val="false"/>
+                <w:iCs w:val="false"/>
+                <w:color w:val="000000"/>
+                <w:sz w:val="18"/>
+                <w:szCs w:val="18"/>
+              </w:rPr>
+              <w:t xml:space="preserve">Assets used for </w:t>
             </w:r>
             <w:r>
               <w:rPr>
@@ -8115,7 +9294,56 @@
                 <w:sz w:val="18"/>
                 <w:szCs w:val="18"/>
               </w:rPr>
-              <w:t xml:space="preserve"> (transformers, transmission lines) or </w:t>
+              <w:t xml:space="preserve">, such as transformers and transmission lines, </w:t>
+            </w:r>
+            <w:r>
+              <w:rPr>
+                <w:rFonts w:ascii="Arial" w:cs="Arial" w:eastAsia="Arial" w:hAnsi="Arial"/>
+                <w:b/>
+                <w:bCs/>
+                <w:i w:val="false"/>
+                <w:iCs w:val="false"/>
+                <w:color w:val="000000"/>
+                <w:sz w:val="18"/>
+                <w:szCs w:val="18"/>
+              </w:rPr>
+              <w:t xml:space="preserve">do not generate electricity and will generally not qualify</w:t>
+            </w:r>
+            <w:r>
+              <w:rPr>
+                <w:rFonts w:ascii="Arial" w:cs="Arial" w:eastAsia="Arial" w:hAnsi="Arial"/>
+                <w:b w:val="false"/>
+                <w:bCs w:val="false"/>
+                <w:i w:val="false"/>
+                <w:iCs w:val="false"/>
+                <w:color w:val="000000"/>
+                <w:sz w:val="18"/>
+                <w:szCs w:val="18"/>
+              </w:rPr>
+              <w:t xml:space="preserve">.</w:t>
+            </w:r>
+          </w:p>
+          <w:p>
+            <w:pPr>
+              <w:pStyle w:val="ListParagraph"/>
+              <w:numPr>
+                <w:ilvl w:val="0"/>
+                <w:numId w:val="2"/>
+              </w:numPr>
+              <w:spacing w:after="40" w:before="0" w:line="250" w:lineRule="auto"/>
+            </w:pPr>
+            <w:r>
+              <w:rPr>
+                <w:rFonts w:ascii="Arial" w:cs="Arial" w:eastAsia="Arial" w:hAnsi="Arial"/>
+                <w:b w:val="false"/>
+                <w:bCs w:val="false"/>
+                <w:i w:val="false"/>
+                <w:iCs w:val="false"/>
+                <w:color w:val="000000"/>
+                <w:sz w:val="18"/>
+                <w:szCs w:val="18"/>
+              </w:rPr>
+              <w:t xml:space="preserve">Assets used for </w:t>
             </w:r>
             <w:r>
               <w:rPr>
@@ -8141,20 +9369,20 @@
                 <w:sz w:val="18"/>
                 <w:szCs w:val="18"/>
               </w:rPr>
-              <w:t xml:space="preserve"> (batteries) </w:t>
-            </w:r>
-            <w:r>
-              <w:rPr>
-                <w:rFonts w:ascii="Arial" w:cs="Arial" w:eastAsia="Arial" w:hAnsi="Arial"/>
-                <w:b/>
-                <w:bCs/>
-                <w:i w:val="false"/>
-                <w:iCs w:val="false"/>
-                <w:color w:val="000000"/>
-                <w:sz w:val="18"/>
-                <w:szCs w:val="18"/>
-              </w:rPr>
-              <w:t xml:space="preserve">do not generate electricity and will generally not qualify</w:t>
+              <w:t xml:space="preserve">, such as batteries, likewise </w:t>
+            </w:r>
+            <w:r>
+              <w:rPr>
+                <w:rFonts w:ascii="Arial" w:cs="Arial" w:eastAsia="Arial" w:hAnsi="Arial"/>
+                <w:b/>
+                <w:bCs/>
+                <w:i w:val="false"/>
+                <w:iCs w:val="false"/>
+                <w:color w:val="000000"/>
+                <w:sz w:val="18"/>
+                <w:szCs w:val="18"/>
+              </w:rPr>
+              <w:t xml:space="preserve">will generally not qualify</w:t>
             </w:r>
             <w:r>
               <w:rPr>
@@ -8193,7 +9421,30 @@
                 <w:sz w:val="18"/>
                 <w:szCs w:val="18"/>
               </w:rPr>
-              <w:t xml:space="preserve">. Assets that only </w:t>
+              <w:t xml:space="preserve">.</w:t>
+            </w:r>
+          </w:p>
+          <w:p>
+            <w:pPr>
+              <w:pStyle w:val="ListParagraph"/>
+              <w:numPr>
+                <w:ilvl w:val="0"/>
+                <w:numId w:val="2"/>
+              </w:numPr>
+              <w:spacing w:after="0" w:before="0" w:line="250" w:lineRule="auto"/>
+            </w:pPr>
+            <w:r>
+              <w:rPr>
+                <w:rFonts w:ascii="Arial" w:cs="Arial" w:eastAsia="Arial" w:hAnsi="Arial"/>
+                <w:b w:val="false"/>
+                <w:bCs w:val="false"/>
+                <w:i w:val="false"/>
+                <w:iCs w:val="false"/>
+                <w:color w:val="000000"/>
+                <w:sz w:val="18"/>
+                <w:szCs w:val="18"/>
+              </w:rPr>
+              <w:t xml:space="preserve">Assets that only </w:t>
             </w:r>
             <w:r>
               <w:rPr>
@@ -8241,7 +9492,11 @@
           </w:tcPr>
           <w:p>
             <w:pPr>
-              <w:keepNext w:val="false"/>
+              <w:pStyle w:val="ListParagraph"/>
+              <w:numPr>
+                <w:ilvl w:val="0"/>
+                <w:numId w:val="2"/>
+              </w:numPr>
               <w:spacing w:after="40" w:before="0" w:line="250" w:lineRule="auto"/>
             </w:pPr>
             <w:r>
@@ -8294,39 +9549,30 @@
                 <w:sz w:val="18"/>
                 <w:szCs w:val="18"/>
               </w:rPr>
-              <w:t xml:space="preserve"> → 2.5.</w:t>
-            </w:r>
-          </w:p>
-          <w:p>
-            <w:pPr>
-              <w:keepNext w:val="false"/>
-              <w:spacing w:after="0" w:before="0" w:line="250" w:lineRule="auto"/>
-            </w:pPr>
-            <w:r>
-              <w:rPr>
-                <w:rFonts w:ascii="Arial" w:cs="Arial" w:eastAsia="Arial" w:hAnsi="Arial"/>
-                <w:b/>
-                <w:bCs/>
-                <w:i w:val="false"/>
-                <w:iCs w:val="false"/>
-                <w:color w:val="0070C0"/>
-                <w:sz w:val="18"/>
-                <w:szCs w:val="18"/>
-              </w:rPr>
-              <w:t xml:space="preserve">Batteries.</w:t>
-            </w:r>
-            <w:r>
-              <w:rPr>
-                <w:rFonts w:ascii="Arial" w:cs="Arial" w:eastAsia="Arial" w:hAnsi="Arial"/>
-                <w:b w:val="false"/>
-                <w:bCs w:val="false"/>
-                <w:i w:val="false"/>
-                <w:iCs w:val="false"/>
-                <w:color w:val="0070C0"/>
-                <w:sz w:val="18"/>
-                <w:szCs w:val="18"/>
-              </w:rPr>
-              <w:t xml:space="preserve"> Page 19 records </w:t>
+              <w:t xml:space="preserve">, so they go to 2.5.</w:t>
+            </w:r>
+          </w:p>
+          <w:p>
+            <w:pPr>
+              <w:pStyle w:val="ListParagraph"/>
+              <w:numPr>
+                <w:ilvl w:val="0"/>
+                <w:numId w:val="2"/>
+              </w:numPr>
+              <w:spacing w:after="40" w:before="0" w:line="250" w:lineRule="auto"/>
+            </w:pPr>
+            <w:r>
+              <w:rPr>
+                <w:rFonts w:ascii="Arial" w:cs="Arial" w:eastAsia="Arial" w:hAnsi="Arial"/>
+                <w:b w:val="false"/>
+                <w:bCs w:val="false"/>
+                <w:i w:val="false"/>
+                <w:iCs w:val="false"/>
+                <w:color w:val="0070C0"/>
+                <w:sz w:val="18"/>
+                <w:szCs w:val="18"/>
+              </w:rPr>
+              <w:t xml:space="preserve">Page 19 records </w:t>
             </w:r>
             <w:r>
               <w:rPr>
@@ -8352,7 +9598,30 @@
                 <w:sz w:val="18"/>
                 <w:szCs w:val="18"/>
               </w:rPr>
-              <w:t xml:space="preserve">, and page 20 records that renewable generation does not replace it. Batteries </w:t>
+              <w:t xml:space="preserve">, and page 20 records that renewable generation does not replace it.</w:t>
+            </w:r>
+          </w:p>
+          <w:p>
+            <w:pPr>
+              <w:pStyle w:val="ListParagraph"/>
+              <w:numPr>
+                <w:ilvl w:val="0"/>
+                <w:numId w:val="2"/>
+              </w:numPr>
+              <w:spacing w:after="40" w:before="0" w:line="250" w:lineRule="auto"/>
+            </w:pPr>
+            <w:r>
+              <w:rPr>
+                <w:rFonts w:ascii="Arial" w:cs="Arial" w:eastAsia="Arial" w:hAnsi="Arial"/>
+                <w:b w:val="false"/>
+                <w:bCs w:val="false"/>
+                <w:i w:val="false"/>
+                <w:iCs w:val="false"/>
+                <w:color w:val="0070C0"/>
+                <w:sz w:val="18"/>
+                <w:szCs w:val="18"/>
+              </w:rPr>
+              <w:t xml:space="preserve">Batteries </w:t>
             </w:r>
             <w:r>
               <w:rPr>
@@ -8378,7 +9647,30 @@
                 <w:sz w:val="18"/>
                 <w:szCs w:val="18"/>
               </w:rPr>
-              <w:t xml:space="preserve"> may qualify under s12B; batteries </w:t>
+              <w:t xml:space="preserve"> may qualify under s12B.</w:t>
+            </w:r>
+          </w:p>
+          <w:p>
+            <w:pPr>
+              <w:pStyle w:val="ListParagraph"/>
+              <w:numPr>
+                <w:ilvl w:val="0"/>
+                <w:numId w:val="2"/>
+              </w:numPr>
+              <w:spacing w:after="0" w:before="0" w:line="250" w:lineRule="auto"/>
+            </w:pPr>
+            <w:r>
+              <w:rPr>
+                <w:rFonts w:ascii="Arial" w:cs="Arial" w:eastAsia="Arial" w:hAnsi="Arial"/>
+                <w:b w:val="false"/>
+                <w:bCs w:val="false"/>
+                <w:i w:val="false"/>
+                <w:iCs w:val="false"/>
+                <w:color w:val="0070C0"/>
+                <w:sz w:val="18"/>
+                <w:szCs w:val="18"/>
+              </w:rPr>
+              <w:t xml:space="preserve">Batteries </w:t>
             </w:r>
             <w:r>
               <w:rPr>
@@ -8404,7 +9696,7 @@
                 <w:sz w:val="18"/>
                 <w:szCs w:val="18"/>
               </w:rPr>
-              <w:t xml:space="preserve"> for resilience do not → </w:t>
+              <w:t xml:space="preserve"> for resilience do not qualify, and go to </w:t>
             </w:r>
             <w:r>
               <w:rPr>
@@ -8661,8 +9953,12 @@
           </w:tcPr>
           <w:p>
             <w:pPr>
-              <w:keepNext w:val="false"/>
-              <w:spacing w:after="0" w:before="0" w:line="250" w:lineRule="auto"/>
+              <w:pStyle w:val="ListParagraph"/>
+              <w:numPr>
+                <w:ilvl w:val="0"/>
+                <w:numId w:val="2"/>
+              </w:numPr>
+              <w:spacing w:after="40" w:before="0" w:line="250" w:lineRule="auto"/>
             </w:pPr>
             <w:r>
               <w:rPr>
@@ -8714,7 +10010,30 @@
                 <w:sz w:val="18"/>
                 <w:szCs w:val="18"/>
               </w:rPr>
-              <w:t xml:space="preserve">, for a </w:t>
+              <w:t xml:space="preserve">.</w:t>
+            </w:r>
+          </w:p>
+          <w:p>
+            <w:pPr>
+              <w:pStyle w:val="ListParagraph"/>
+              <w:numPr>
+                <w:ilvl w:val="0"/>
+                <w:numId w:val="2"/>
+              </w:numPr>
+              <w:spacing w:after="40" w:before="0" w:line="250" w:lineRule="auto"/>
+            </w:pPr>
+            <w:r>
+              <w:rPr>
+                <w:rFonts w:ascii="Arial" w:cs="Arial" w:eastAsia="Arial" w:hAnsi="Arial"/>
+                <w:b w:val="false"/>
+                <w:bCs w:val="false"/>
+                <w:i w:val="false"/>
+                <w:iCs w:val="false"/>
+                <w:color w:val="000000"/>
+                <w:sz w:val="18"/>
+                <w:szCs w:val="18"/>
+              </w:rPr>
+              <w:t xml:space="preserve">The asset must be </w:t>
             </w:r>
             <w:r>
               <w:rPr>
@@ -8740,7 +10059,30 @@
                 <w:sz w:val="18"/>
                 <w:szCs w:val="18"/>
               </w:rPr>
-              <w:t xml:space="preserve"> asset brought into use </w:t>
+              <w:t xml:space="preserve">.</w:t>
+            </w:r>
+          </w:p>
+          <w:p>
+            <w:pPr>
+              <w:pStyle w:val="ListParagraph"/>
+              <w:numPr>
+                <w:ilvl w:val="0"/>
+                <w:numId w:val="2"/>
+              </w:numPr>
+              <w:spacing w:after="40" w:before="0" w:line="250" w:lineRule="auto"/>
+            </w:pPr>
+            <w:r>
+              <w:rPr>
+                <w:rFonts w:ascii="Arial" w:cs="Arial" w:eastAsia="Arial" w:hAnsi="Arial"/>
+                <w:b w:val="false"/>
+                <w:bCs w:val="false"/>
+                <w:i w:val="false"/>
+                <w:iCs w:val="false"/>
+                <w:color w:val="000000"/>
+                <w:sz w:val="18"/>
+                <w:szCs w:val="18"/>
+              </w:rPr>
+              <w:t xml:space="preserve">It must have been brought into use </w:t>
             </w:r>
             <w:r>
               <w:rPr>
@@ -8766,9 +10108,67 @@
                 <w:sz w:val="18"/>
                 <w:szCs w:val="18"/>
               </w:rPr>
-              <w:t xml:space="preserve">. No capacity threshold; not apportioned.
-</w:t>
-            </w:r>
+              <w:t xml:space="preserve">.</w:t>
+            </w:r>
+          </w:p>
+          <w:p>
+            <w:pPr>
+              <w:pStyle w:val="ListParagraph"/>
+              <w:numPr>
+                <w:ilvl w:val="0"/>
+                <w:numId w:val="2"/>
+              </w:numPr>
+              <w:spacing w:after="40" w:before="0" w:line="250" w:lineRule="auto"/>
+            </w:pPr>
+            <w:r>
+              <w:rPr>
+                <w:rFonts w:ascii="Arial" w:cs="Arial" w:eastAsia="Arial" w:hAnsi="Arial"/>
+                <w:b w:val="false"/>
+                <w:bCs w:val="false"/>
+                <w:i w:val="false"/>
+                <w:iCs w:val="false"/>
+                <w:color w:val="000000"/>
+                <w:sz w:val="18"/>
+                <w:szCs w:val="18"/>
+              </w:rPr>
+              <w:t xml:space="preserve">No capacity threshold, and </w:t>
+            </w:r>
+            <w:r>
+              <w:rPr>
+                <w:rFonts w:ascii="Arial" w:cs="Arial" w:eastAsia="Arial" w:hAnsi="Arial"/>
+                <w:b/>
+                <w:bCs/>
+                <w:i w:val="false"/>
+                <w:iCs w:val="false"/>
+                <w:color w:val="000000"/>
+                <w:sz w:val="18"/>
+                <w:szCs w:val="18"/>
+              </w:rPr>
+              <w:t xml:space="preserve">not apportioned</w:t>
+            </w:r>
+            <w:r>
+              <w:rPr>
+                <w:rFonts w:ascii="Arial" w:cs="Arial" w:eastAsia="Arial" w:hAnsi="Arial"/>
+                <w:b w:val="false"/>
+                <w:bCs w:val="false"/>
+                <w:i w:val="false"/>
+                <w:iCs w:val="false"/>
+                <w:color w:val="000000"/>
+                <w:sz w:val="18"/>
+                <w:szCs w:val="18"/>
+              </w:rPr>
+              <w:t xml:space="preserve">.</w:t>
+            </w:r>
+          </w:p>
+          <w:p>
+            <w:pPr>
+              <w:pStyle w:val="ListParagraph"/>
+              <w:numPr>
+                <w:ilvl w:val="0"/>
+                <w:numId w:val="2"/>
+              </w:numPr>
+              <w:spacing w:after="0" w:before="0" w:line="250" w:lineRule="auto"/>
+            </w:pPr>
             <w:r>
               <w:rPr>
                 <w:rFonts w:ascii="Arial" w:cs="Arial" w:eastAsia="Arial" w:hAnsi="Arial"/>
@@ -8841,7 +10241,11 @@
           </w:tcPr>
           <w:p>
             <w:pPr>
-              <w:keepNext w:val="false"/>
+              <w:pStyle w:val="ListParagraph"/>
+              <w:numPr>
+                <w:ilvl w:val="0"/>
+                <w:numId w:val="2"/>
+              </w:numPr>
               <w:spacing w:after="40" w:before="0" w:line="250" w:lineRule="auto"/>
             </w:pPr>
             <w:r>
@@ -8857,23 +10261,14 @@
               </w:rPr>
               <w:t xml:space="preserve">TAXPAYER / AMOUNT / TIMING — not available on this investment.</w:t>
             </w:r>
-            <w:r>
-              <w:rPr>
-                <w:rFonts w:ascii="Arial" w:cs="Arial" w:eastAsia="Arial" w:hAnsi="Arial"/>
-                <w:b w:val="false"/>
-                <w:bCs w:val="false"/>
-                <w:i w:val="false"/>
-                <w:iCs w:val="false"/>
-                <w:color w:val="0070C0"/>
-                <w:sz w:val="18"/>
-                <w:szCs w:val="18"/>
-              </w:rPr>
-              <w:t xml:space="preserve"> Plant acquired now will be brought into use after 28 February 2025.</w:t>
-            </w:r>
-          </w:p>
-          <w:p>
-            <w:pPr>
-              <w:keepNext w:val="false"/>
+          </w:p>
+          <w:p>
+            <w:pPr>
+              <w:pStyle w:val="ListParagraph"/>
+              <w:numPr>
+                <w:ilvl w:val="0"/>
+                <w:numId w:val="2"/>
+              </w:numPr>
               <w:spacing w:after="40" w:before="0" w:line="250" w:lineRule="auto"/>
             </w:pPr>
             <w:r>
@@ -8887,6 +10282,29 @@
                 <w:sz w:val="18"/>
                 <w:szCs w:val="18"/>
               </w:rPr>
+              <w:t xml:space="preserve">Plant acquired now will be brought into use after 28 February 2025.</w:t>
+            </w:r>
+          </w:p>
+          <w:p>
+            <w:pPr>
+              <w:pStyle w:val="ListParagraph"/>
+              <w:numPr>
+                <w:ilvl w:val="0"/>
+                <w:numId w:val="2"/>
+              </w:numPr>
+              <w:spacing w:after="40" w:before="0" w:line="250" w:lineRule="auto"/>
+            </w:pPr>
+            <w:r>
+              <w:rPr>
+                <w:rFonts w:ascii="Arial" w:cs="Arial" w:eastAsia="Arial" w:hAnsi="Arial"/>
+                <w:b w:val="false"/>
+                <w:bCs w:val="false"/>
+                <w:i w:val="false"/>
+                <w:iCs w:val="false"/>
+                <w:color w:val="0070C0"/>
+                <w:sz w:val="18"/>
+                <w:szCs w:val="18"/>
+              </w:rPr>
               <w:t xml:space="preserve">The allowance available is </w:t>
             </w:r>
             <w:r>
@@ -8918,21 +10336,25 @@
           </w:p>
           <w:p>
             <w:pPr>
-              <w:keepNext w:val="false"/>
-              <w:spacing w:after="0" w:before="0" w:line="250" w:lineRule="auto"/>
-            </w:pPr>
-            <w:r>
-              <w:rPr>
-                <w:rFonts w:ascii="Arial" w:cs="Arial" w:eastAsia="Arial" w:hAnsi="Arial"/>
-                <w:b w:val="false"/>
-                <w:bCs w:val="false"/>
-                <w:i w:val="false"/>
-                <w:iCs w:val="false"/>
-                <w:color w:val="0070C0"/>
-                <w:sz w:val="18"/>
-                <w:szCs w:val="18"/>
-              </w:rPr>
-              <w:t xml:space="preserve">May be relevant to plant </w:t>
+              <w:pStyle w:val="ListParagraph"/>
+              <w:numPr>
+                <w:ilvl w:val="0"/>
+                <w:numId w:val="2"/>
+              </w:numPr>
+              <w:spacing w:after="0" w:before="0" w:line="250" w:lineRule="auto"/>
+            </w:pPr>
+            <w:r>
+              <w:rPr>
+                <w:rFonts w:ascii="Arial" w:cs="Arial" w:eastAsia="Arial" w:hAnsi="Arial"/>
+                <w:b w:val="false"/>
+                <w:bCs w:val="false"/>
+                <w:i w:val="false"/>
+                <w:iCs w:val="false"/>
+                <w:color w:val="0070C0"/>
+                <w:sz w:val="18"/>
+                <w:szCs w:val="18"/>
+              </w:rPr>
+              <w:t xml:space="preserve">It may be relevant to plant </w:t>
             </w:r>
             <w:r>
               <w:rPr>
@@ -9189,8 +10611,12 @@
           </w:tcPr>
           <w:p>
             <w:pPr>
-              <w:keepNext w:val="false"/>
-              <w:spacing w:after="0" w:before="0" w:line="250" w:lineRule="auto"/>
+              <w:pStyle w:val="ListParagraph"/>
+              <w:numPr>
+                <w:ilvl w:val="0"/>
+                <w:numId w:val="2"/>
+              </w:numPr>
+              <w:spacing w:after="40" w:before="0" w:line="250" w:lineRule="auto"/>
             </w:pPr>
             <w:r>
               <w:rPr>
@@ -9242,7 +10668,30 @@
                 <w:sz w:val="18"/>
                 <w:szCs w:val="18"/>
               </w:rPr>
-              <w:t xml:space="preserve"> on the </w:t>
+              <w:t xml:space="preserve">.</w:t>
+            </w:r>
+          </w:p>
+          <w:p>
+            <w:pPr>
+              <w:pStyle w:val="ListParagraph"/>
+              <w:numPr>
+                <w:ilvl w:val="0"/>
+                <w:numId w:val="2"/>
+              </w:numPr>
+              <w:spacing w:after="40" w:before="0" w:line="250" w:lineRule="auto"/>
+            </w:pPr>
+            <w:r>
+              <w:rPr>
+                <w:rFonts w:ascii="Arial" w:cs="Arial" w:eastAsia="Arial" w:hAnsi="Arial"/>
+                <w:b w:val="false"/>
+                <w:bCs w:val="false"/>
+                <w:i w:val="false"/>
+                <w:iCs w:val="false"/>
+                <w:color w:val="000000"/>
+                <w:sz w:val="18"/>
+                <w:szCs w:val="18"/>
+              </w:rPr>
+              <w:t xml:space="preserve">On the </w:t>
             </w:r>
             <w:r>
               <w:rPr>
@@ -9268,7 +10717,7 @@
                 <w:sz w:val="18"/>
                 <w:szCs w:val="18"/>
               </w:rPr>
-              <w:t xml:space="preserve"> or </w:t>
+              <w:t xml:space="preserve"> or the </w:t>
             </w:r>
             <w:r>
               <w:rPr>
@@ -9294,7 +10743,30 @@
                 <w:sz w:val="18"/>
                 <w:szCs w:val="18"/>
               </w:rPr>
-              <w:t xml:space="preserve"> used for the taxpayer’s </w:t>
+              <w:t xml:space="preserve">.</w:t>
+            </w:r>
+          </w:p>
+          <w:p>
+            <w:pPr>
+              <w:pStyle w:val="ListParagraph"/>
+              <w:numPr>
+                <w:ilvl w:val="0"/>
+                <w:numId w:val="2"/>
+              </w:numPr>
+              <w:spacing w:after="40" w:before="0" w:line="250" w:lineRule="auto"/>
+            </w:pPr>
+            <w:r>
+              <w:rPr>
+                <w:rFonts w:ascii="Arial" w:cs="Arial" w:eastAsia="Arial" w:hAnsi="Arial"/>
+                <w:b w:val="false"/>
+                <w:bCs w:val="false"/>
+                <w:i w:val="false"/>
+                <w:iCs w:val="false"/>
+                <w:color w:val="000000"/>
+                <w:sz w:val="18"/>
+                <w:szCs w:val="18"/>
+              </w:rPr>
+              <w:t xml:space="preserve">Used for the taxpayer’s </w:t>
             </w:r>
             <w:r>
               <w:rPr>
@@ -9320,9 +10792,18 @@
                 <w:sz w:val="18"/>
                 <w:szCs w:val="18"/>
               </w:rPr>
-              <w:t xml:space="preserve"> from a specified source.
-</w:t>
-            </w:r>
+              <w:t xml:space="preserve"> from a specified source.</w:t>
+            </w:r>
+          </w:p>
+          <w:p>
+            <w:pPr>
+              <w:pStyle w:val="ListParagraph"/>
+              <w:numPr>
+                <w:ilvl w:val="0"/>
+                <w:numId w:val="2"/>
+              </w:numPr>
+              <w:spacing w:after="0" w:before="0" w:line="250" w:lineRule="auto"/>
+            </w:pPr>
             <w:r>
               <w:rPr>
                 <w:rFonts w:ascii="Arial" w:cs="Arial" w:eastAsia="Arial" w:hAnsi="Arial"/>
@@ -9369,7 +10850,11 @@
           </w:tcPr>
           <w:p>
             <w:pPr>
-              <w:keepNext w:val="false"/>
+              <w:pStyle w:val="ListParagraph"/>
+              <w:numPr>
+                <w:ilvl w:val="0"/>
+                <w:numId w:val="2"/>
+              </w:numPr>
               <w:spacing w:after="40" w:before="0" w:line="250" w:lineRule="auto"/>
             </w:pPr>
             <w:r>
@@ -9422,12 +10907,16 @@
                 <w:sz w:val="18"/>
                 <w:szCs w:val="18"/>
               </w:rPr>
-              <w:t xml:space="preserve">. This is narrower than s12B, which accepts any trade. Page 19 describes Axion’s trade as data centres and interconnection.</w:t>
-            </w:r>
-          </w:p>
-          <w:p>
-            <w:pPr>
-              <w:keepNext w:val="false"/>
+              <w:t xml:space="preserve">. This is narrower than s12B, which accepts any trade.</w:t>
+            </w:r>
+          </w:p>
+          <w:p>
+            <w:pPr>
+              <w:pStyle w:val="ListParagraph"/>
+              <w:numPr>
+                <w:ilvl w:val="0"/>
+                <w:numId w:val="2"/>
+              </w:numPr>
               <w:spacing w:after="40" w:before="0" w:line="250" w:lineRule="auto"/>
             </w:pPr>
             <w:r>
@@ -9441,6 +10930,29 @@
                 <w:sz w:val="18"/>
                 <w:szCs w:val="18"/>
               </w:rPr>
+              <w:t xml:space="preserve">Page 19 describes Axion’s trade as data centres and interconnection.</w:t>
+            </w:r>
+          </w:p>
+          <w:p>
+            <w:pPr>
+              <w:pStyle w:val="ListParagraph"/>
+              <w:numPr>
+                <w:ilvl w:val="0"/>
+                <w:numId w:val="2"/>
+              </w:numPr>
+              <w:spacing w:after="40" w:before="0" w:line="250" w:lineRule="auto"/>
+            </w:pPr>
+            <w:r>
+              <w:rPr>
+                <w:rFonts w:ascii="Arial" w:cs="Arial" w:eastAsia="Arial" w:hAnsi="Arial"/>
+                <w:b w:val="false"/>
+                <w:bCs w:val="false"/>
+                <w:i w:val="false"/>
+                <w:iCs w:val="false"/>
+                <w:color w:val="0070C0"/>
+                <w:sz w:val="18"/>
+                <w:szCs w:val="18"/>
+              </w:rPr>
               <w:t xml:space="preserve">Where the generating entity </w:t>
             </w:r>
             <w:r>
@@ -9467,7 +10979,30 @@
                 <w:sz w:val="18"/>
                 <w:szCs w:val="18"/>
               </w:rPr>
-              <w:t xml:space="preserve"> electricity, the trade requirement is met; “trade” is widely interpreted (Burgess). Where generation is </w:t>
+              <w:t xml:space="preserve"> electricity the trade requirement is met; “trade” is widely interpreted (Burgess).</w:t>
+            </w:r>
+          </w:p>
+          <w:p>
+            <w:pPr>
+              <w:pStyle w:val="ListParagraph"/>
+              <w:numPr>
+                <w:ilvl w:val="0"/>
+                <w:numId w:val="2"/>
+              </w:numPr>
+              <w:spacing w:after="40" w:before="0" w:line="250" w:lineRule="auto"/>
+            </w:pPr>
+            <w:r>
+              <w:rPr>
+                <w:rFonts w:ascii="Arial" w:cs="Arial" w:eastAsia="Arial" w:hAnsi="Arial"/>
+                <w:b w:val="false"/>
+                <w:bCs w:val="false"/>
+                <w:i w:val="false"/>
+                <w:iCs w:val="false"/>
+                <w:color w:val="0070C0"/>
+                <w:sz w:val="18"/>
+                <w:szCs w:val="18"/>
+              </w:rPr>
+              <w:t xml:space="preserve">Where generation is </w:t>
             </w:r>
             <w:r>
               <w:rPr>
@@ -9498,7 +11033,11 @@
           </w:p>
           <w:p>
             <w:pPr>
-              <w:keepNext w:val="false"/>
+              <w:pStyle w:val="ListParagraph"/>
+              <w:numPr>
+                <w:ilvl w:val="0"/>
+                <w:numId w:val="2"/>
+              </w:numPr>
               <w:spacing w:after="0" w:before="0" w:line="250" w:lineRule="auto"/>
             </w:pPr>
             <w:r>
@@ -9639,8 +11178,12 @@
           </w:tcPr>
           <w:p>
             <w:pPr>
-              <w:keepNext w:val="false"/>
-              <w:spacing w:after="0" w:before="0" w:line="250" w:lineRule="auto"/>
+              <w:pStyle w:val="ListParagraph"/>
+              <w:numPr>
+                <w:ilvl w:val="0"/>
+                <w:numId w:val="2"/>
+              </w:numPr>
+              <w:spacing w:after="40" w:before="0" w:line="250" w:lineRule="auto"/>
             </w:pPr>
             <w:r>
               <w:rPr>
@@ -9705,9 +11248,41 @@
                 <w:sz w:val="18"/>
                 <w:szCs w:val="18"/>
               </w:rPr>
-              <w:t xml:space="preserve"> where integrated with the fence and limited to its useful life.
-</w:t>
-            </w:r>
+              <w:t xml:space="preserve">.</w:t>
+            </w:r>
+          </w:p>
+          <w:p>
+            <w:pPr>
+              <w:pStyle w:val="ListParagraph"/>
+              <w:numPr>
+                <w:ilvl w:val="0"/>
+                <w:numId w:val="2"/>
+              </w:numPr>
+              <w:spacing w:after="40" w:before="0" w:line="250" w:lineRule="auto"/>
+            </w:pPr>
+            <w:r>
+              <w:rPr>
+                <w:rFonts w:ascii="Arial" w:cs="Arial" w:eastAsia="Arial" w:hAnsi="Arial"/>
+                <w:b w:val="false"/>
+                <w:bCs w:val="false"/>
+                <w:i w:val="false"/>
+                <w:iCs w:val="false"/>
+                <w:color w:val="000000"/>
+                <w:sz w:val="18"/>
+                <w:szCs w:val="18"/>
+              </w:rPr>
+              <w:t xml:space="preserve">It must be integrated with the fence and limited to its useful life.</w:t>
+            </w:r>
+          </w:p>
+          <w:p>
+            <w:pPr>
+              <w:pStyle w:val="ListParagraph"/>
+              <w:numPr>
+                <w:ilvl w:val="0"/>
+                <w:numId w:val="2"/>
+              </w:numPr>
+              <w:spacing w:after="0" w:before="0" w:line="250" w:lineRule="auto"/>
+            </w:pPr>
             <w:r>
               <w:rPr>
                 <w:rFonts w:ascii="Arial" w:cs="Arial" w:eastAsia="Arial" w:hAnsi="Arial"/>
@@ -9754,7 +11329,11 @@
           </w:tcPr>
           <w:p>
             <w:pPr>
-              <w:keepNext w:val="false"/>
+              <w:pStyle w:val="ListParagraph"/>
+              <w:numPr>
+                <w:ilvl w:val="0"/>
+                <w:numId w:val="2"/>
+              </w:numPr>
               <w:spacing w:after="0" w:before="0" w:line="250" w:lineRule="auto"/>
             </w:pPr>
             <w:r>
@@ -9794,7 +11373,7 @@
                 <w:sz w:val="18"/>
                 <w:szCs w:val="18"/>
               </w:rPr>
-              <w:t xml:space="preserve"> deemed part of the fence.</w:t>
+              <w:t xml:space="preserve"> deemed to form part of the fence.</w:t>
             </w:r>
           </w:p>
         </w:tc>
@@ -9869,8 +11448,12 @@
           </w:tcPr>
           <w:p>
             <w:pPr>
-              <w:keepNext w:val="false"/>
-              <w:spacing w:after="0" w:before="0" w:line="250" w:lineRule="auto"/>
+              <w:pStyle w:val="ListParagraph"/>
+              <w:numPr>
+                <w:ilvl w:val="0"/>
+                <w:numId w:val="2"/>
+              </w:numPr>
+              <w:spacing w:after="40" w:before="0" w:line="250" w:lineRule="auto"/>
             </w:pPr>
             <w:r>
               <w:rPr>
@@ -9935,8 +11518,30 @@
                 <w:sz w:val="18"/>
                 <w:szCs w:val="18"/>
               </w:rPr>
-              <w:t xml:space="preserve">.
-The deduction </w:t>
+              <w:t xml:space="preserve">.</w:t>
+            </w:r>
+          </w:p>
+          <w:p>
+            <w:pPr>
+              <w:pStyle w:val="ListParagraph"/>
+              <w:numPr>
+                <w:ilvl w:val="0"/>
+                <w:numId w:val="2"/>
+              </w:numPr>
+              <w:spacing w:after="0" w:before="0" w:line="250" w:lineRule="auto"/>
+            </w:pPr>
+            <w:r>
+              <w:rPr>
+                <w:rFonts w:ascii="Arial" w:cs="Arial" w:eastAsia="Arial" w:hAnsi="Arial"/>
+                <w:b w:val="false"/>
+                <w:bCs w:val="false"/>
+                <w:i w:val="false"/>
+                <w:iCs w:val="false"/>
+                <w:color w:val="000000"/>
+                <w:sz w:val="18"/>
+                <w:szCs w:val="18"/>
+              </w:rPr>
+              <w:t xml:space="preserve">The deduction </w:t>
             </w:r>
             <w:r>
               <w:rPr>
@@ -9984,7 +11589,11 @@
           </w:tcPr>
           <w:p>
             <w:pPr>
-              <w:keepNext w:val="false"/>
+              <w:pStyle w:val="ListParagraph"/>
+              <w:numPr>
+                <w:ilvl w:val="0"/>
+                <w:numId w:val="2"/>
+              </w:numPr>
               <w:spacing w:after="40" w:before="0" w:line="250" w:lineRule="auto"/>
             </w:pPr>
             <w:r>
@@ -10016,7 +11625,11 @@
           </w:p>
           <w:p>
             <w:pPr>
-              <w:keepNext w:val="false"/>
+              <w:pStyle w:val="ListParagraph"/>
+              <w:numPr>
+                <w:ilvl w:val="0"/>
+                <w:numId w:val="2"/>
+              </w:numPr>
               <w:spacing w:after="40" w:before="0" w:line="250" w:lineRule="auto"/>
             </w:pPr>
             <w:r>
@@ -10061,21 +11674,25 @@
           </w:p>
           <w:p>
             <w:pPr>
-              <w:keepNext w:val="false"/>
-              <w:spacing w:after="0" w:before="0" w:line="250" w:lineRule="auto"/>
-            </w:pPr>
-            <w:r>
-              <w:rPr>
-                <w:rFonts w:ascii="Arial" w:cs="Arial" w:eastAsia="Arial" w:hAnsi="Arial"/>
-                <w:b w:val="false"/>
-                <w:bCs w:val="false"/>
-                <w:i w:val="false"/>
-                <w:iCs w:val="false"/>
-                <w:color w:val="0070C0"/>
-                <w:sz w:val="18"/>
-                <w:szCs w:val="18"/>
-              </w:rPr>
-              <w:t xml:space="preserve">Because it cannot be postponed, it falls in one year and may create an assessed loss → 2.7.</w:t>
+              <w:pStyle w:val="ListParagraph"/>
+              <w:numPr>
+                <w:ilvl w:val="0"/>
+                <w:numId w:val="2"/>
+              </w:numPr>
+              <w:spacing w:after="0" w:before="0" w:line="250" w:lineRule="auto"/>
+            </w:pPr>
+            <w:r>
+              <w:rPr>
+                <w:rFonts w:ascii="Arial" w:cs="Arial" w:eastAsia="Arial" w:hAnsi="Arial"/>
+                <w:b w:val="false"/>
+                <w:bCs w:val="false"/>
+                <w:i w:val="false"/>
+                <w:iCs w:val="false"/>
+                <w:color w:val="0070C0"/>
+                <w:sz w:val="18"/>
+                <w:szCs w:val="18"/>
+              </w:rPr>
+              <w:t xml:space="preserve">Because it cannot be postponed it falls in one year, and may create an assessed loss — see 2.7.</w:t>
             </w:r>
           </w:p>
         </w:tc>
@@ -10306,8 +11923,12 @@
           </w:tcPr>
           <w:p>
             <w:pPr>
-              <w:keepNext w:val="false"/>
-              <w:spacing w:after="0" w:before="0" w:line="250" w:lineRule="auto"/>
+              <w:pStyle w:val="ListParagraph"/>
+              <w:numPr>
+                <w:ilvl w:val="0"/>
+                <w:numId w:val="2"/>
+              </w:numPr>
+              <w:spacing w:after="40" w:before="0" w:line="250" w:lineRule="auto"/>
             </w:pPr>
             <w:r>
               <w:rPr>
@@ -10359,33 +11980,66 @@
                 <w:sz w:val="18"/>
                 <w:szCs w:val="18"/>
               </w:rPr>
-              <w:t xml:space="preserve"> or improvement, </w:t>
-            </w:r>
-            <w:r>
-              <w:rPr>
-                <w:rFonts w:ascii="Arial" w:cs="Arial" w:eastAsia="Arial" w:hAnsi="Arial"/>
-                <w:b/>
-                <w:bCs/>
-                <w:i w:val="false"/>
-                <w:iCs w:val="false"/>
-                <w:color w:val="000000"/>
-                <w:sz w:val="18"/>
-                <w:szCs w:val="18"/>
-              </w:rPr>
-              <w:t xml:space="preserve">owned</w:t>
-            </w:r>
-            <w:r>
-              <w:rPr>
-                <w:rFonts w:ascii="Arial" w:cs="Arial" w:eastAsia="Arial" w:hAnsi="Arial"/>
-                <w:b w:val="false"/>
-                <w:bCs w:val="false"/>
-                <w:i w:val="false"/>
-                <w:iCs w:val="false"/>
-                <w:color w:val="000000"/>
-                <w:sz w:val="18"/>
-                <w:szCs w:val="18"/>
-              </w:rPr>
-              <w:t xml:space="preserve"> by the taxpayer and used </w:t>
+              <w:t xml:space="preserve"> or improvement.</w:t>
+            </w:r>
+          </w:p>
+          <w:p>
+            <w:pPr>
+              <w:pStyle w:val="ListParagraph"/>
+              <w:numPr>
+                <w:ilvl w:val="0"/>
+                <w:numId w:val="2"/>
+              </w:numPr>
+              <w:spacing w:after="40" w:before="0" w:line="250" w:lineRule="auto"/>
+            </w:pPr>
+            <w:r>
+              <w:rPr>
+                <w:rFonts w:ascii="Arial" w:cs="Arial" w:eastAsia="Arial" w:hAnsi="Arial"/>
+                <w:b/>
+                <w:bCs/>
+                <w:i w:val="false"/>
+                <w:iCs w:val="false"/>
+                <w:color w:val="000000"/>
+                <w:sz w:val="18"/>
+                <w:szCs w:val="18"/>
+              </w:rPr>
+              <w:t xml:space="preserve">Owned</w:t>
+            </w:r>
+            <w:r>
+              <w:rPr>
+                <w:rFonts w:ascii="Arial" w:cs="Arial" w:eastAsia="Arial" w:hAnsi="Arial"/>
+                <w:b w:val="false"/>
+                <w:bCs w:val="false"/>
+                <w:i w:val="false"/>
+                <w:iCs w:val="false"/>
+                <w:color w:val="000000"/>
+                <w:sz w:val="18"/>
+                <w:szCs w:val="18"/>
+              </w:rPr>
+              <w:t xml:space="preserve"> by the taxpayer.</w:t>
+            </w:r>
+          </w:p>
+          <w:p>
+            <w:pPr>
+              <w:pStyle w:val="ListParagraph"/>
+              <w:numPr>
+                <w:ilvl w:val="0"/>
+                <w:numId w:val="2"/>
+              </w:numPr>
+              <w:spacing w:after="40" w:before="0" w:line="250" w:lineRule="auto"/>
+            </w:pPr>
+            <w:r>
+              <w:rPr>
+                <w:rFonts w:ascii="Arial" w:cs="Arial" w:eastAsia="Arial" w:hAnsi="Arial"/>
+                <w:b w:val="false"/>
+                <w:bCs w:val="false"/>
+                <w:i w:val="false"/>
+                <w:iCs w:val="false"/>
+                <w:color w:val="000000"/>
+                <w:sz w:val="18"/>
+                <w:szCs w:val="18"/>
+              </w:rPr>
+              <w:t xml:space="preserve">Used </w:t>
             </w:r>
             <w:r>
               <w:rPr>
@@ -10411,7 +12065,30 @@
                 <w:sz w:val="18"/>
                 <w:szCs w:val="18"/>
               </w:rPr>
-              <w:t xml:space="preserve"> (more than 50%) in producing income in its trade. Based on the </w:t>
+              <w:t xml:space="preserve">, meaning more than 50%, in producing income in its trade.</w:t>
+            </w:r>
+          </w:p>
+          <w:p>
+            <w:pPr>
+              <w:pStyle w:val="ListParagraph"/>
+              <w:numPr>
+                <w:ilvl w:val="0"/>
+                <w:numId w:val="2"/>
+              </w:numPr>
+              <w:spacing w:after="0" w:before="0" w:line="250" w:lineRule="auto"/>
+            </w:pPr>
+            <w:r>
+              <w:rPr>
+                <w:rFonts w:ascii="Arial" w:cs="Arial" w:eastAsia="Arial" w:hAnsi="Arial"/>
+                <w:b w:val="false"/>
+                <w:bCs w:val="false"/>
+                <w:i w:val="false"/>
+                <w:iCs w:val="false"/>
+                <w:color w:val="000000"/>
+                <w:sz w:val="18"/>
+                <w:szCs w:val="18"/>
+              </w:rPr>
+              <w:t xml:space="preserve">Based on the </w:t>
             </w:r>
             <w:r>
               <w:rPr>
@@ -10437,7 +12114,7 @@
                 <w:sz w:val="18"/>
                 <w:szCs w:val="18"/>
               </w:rPr>
-              <w:t xml:space="preserve">. Land excluded.</w:t>
+              <w:t xml:space="preserve">. Land is excluded.</w:t>
             </w:r>
           </w:p>
         </w:tc>
@@ -10459,8 +12136,12 @@
           </w:tcPr>
           <w:p>
             <w:pPr>
-              <w:keepNext w:val="false"/>
-              <w:spacing w:after="0" w:before="0" w:line="250" w:lineRule="auto"/>
+              <w:pStyle w:val="ListParagraph"/>
+              <w:numPr>
+                <w:ilvl w:val="0"/>
+                <w:numId w:val="2"/>
+              </w:numPr>
+              <w:spacing w:after="40" w:before="0" w:line="250" w:lineRule="auto"/>
             </w:pPr>
             <w:r>
               <w:rPr>
@@ -10486,8 +12167,18 @@
                 <w:sz w:val="18"/>
                 <w:szCs w:val="18"/>
               </w:rPr>
-              <w:t xml:space="preserve"> — Axion, as owner. </w:t>
-            </w:r>
+              <w:t xml:space="preserve"> — Axion, as owner.</w:t>
+            </w:r>
+          </w:p>
+          <w:p>
+            <w:pPr>
+              <w:pStyle w:val="ListParagraph"/>
+              <w:numPr>
+                <w:ilvl w:val="0"/>
+                <w:numId w:val="2"/>
+              </w:numPr>
+              <w:spacing w:after="40" w:before="0" w:line="250" w:lineRule="auto"/>
+            </w:pPr>
             <w:r>
               <w:rPr>
                 <w:rFonts w:ascii="Arial" w:cs="Arial" w:eastAsia="Arial" w:hAnsi="Arial"/>
@@ -10538,7 +12229,30 @@
                 <w:sz w:val="18"/>
                 <w:szCs w:val="18"/>
               </w:rPr>
-              <w:t xml:space="preserve"> — from the year of first use. Applies to a </w:t>
+              <w:t xml:space="preserve"> — from the year of first use.</w:t>
+            </w:r>
+          </w:p>
+          <w:p>
+            <w:pPr>
+              <w:pStyle w:val="ListParagraph"/>
+              <w:numPr>
+                <w:ilvl w:val="0"/>
+                <w:numId w:val="2"/>
+              </w:numPr>
+              <w:spacing w:after="0" w:before="0" w:line="250" w:lineRule="auto"/>
+            </w:pPr>
+            <w:r>
+              <w:rPr>
+                <w:rFonts w:ascii="Arial" w:cs="Arial" w:eastAsia="Arial" w:hAnsi="Arial"/>
+                <w:b w:val="false"/>
+                <w:bCs w:val="false"/>
+                <w:i w:val="false"/>
+                <w:iCs w:val="false"/>
+                <w:color w:val="0070C0"/>
+                <w:sz w:val="18"/>
+                <w:szCs w:val="18"/>
+              </w:rPr>
+              <w:t xml:space="preserve">Applies to a </w:t>
             </w:r>
             <w:r>
               <w:rPr>
@@ -10625,8 +12339,12 @@
           </w:tcPr>
           <w:p>
             <w:pPr>
-              <w:keepNext w:val="false"/>
-              <w:spacing w:after="0" w:before="0" w:line="250" w:lineRule="auto"/>
+              <w:pStyle w:val="ListParagraph"/>
+              <w:numPr>
+                <w:ilvl w:val="0"/>
+                <w:numId w:val="2"/>
+              </w:numPr>
+              <w:spacing w:after="40" w:before="0" w:line="250" w:lineRule="auto"/>
             </w:pPr>
             <w:r>
               <w:rPr>
@@ -10691,7 +12409,30 @@
                 <w:sz w:val="18"/>
                 <w:szCs w:val="18"/>
               </w:rPr>
-              <w:t xml:space="preserve"> by the taxpayer, at the rates in </w:t>
+              <w:t xml:space="preserve"> by the taxpayer.</w:t>
+            </w:r>
+          </w:p>
+          <w:p>
+            <w:pPr>
+              <w:pStyle w:val="ListParagraph"/>
+              <w:numPr>
+                <w:ilvl w:val="0"/>
+                <w:numId w:val="2"/>
+              </w:numPr>
+              <w:spacing w:after="40" w:before="0" w:line="250" w:lineRule="auto"/>
+            </w:pPr>
+            <w:r>
+              <w:rPr>
+                <w:rFonts w:ascii="Arial" w:cs="Arial" w:eastAsia="Arial" w:hAnsi="Arial"/>
+                <w:b w:val="false"/>
+                <w:bCs w:val="false"/>
+                <w:i w:val="false"/>
+                <w:iCs w:val="false"/>
+                <w:color w:val="000000"/>
+                <w:sz w:val="18"/>
+                <w:szCs w:val="18"/>
+              </w:rPr>
+              <w:t xml:space="preserve">At the rates in </w:t>
             </w:r>
             <w:r>
               <w:rPr>
@@ -10717,8 +12458,18 @@
                 <w:sz w:val="18"/>
                 <w:szCs w:val="18"/>
               </w:rPr>
-              <w:t xml:space="preserve">. </w:t>
-            </w:r>
+              <w:t xml:space="preserve">.</w:t>
+            </w:r>
+          </w:p>
+          <w:p>
+            <w:pPr>
+              <w:pStyle w:val="ListParagraph"/>
+              <w:numPr>
+                <w:ilvl w:val="0"/>
+                <w:numId w:val="2"/>
+              </w:numPr>
+              <w:spacing w:after="40" w:before="0" w:line="250" w:lineRule="auto"/>
+            </w:pPr>
             <w:r>
               <w:rPr>
                 <w:rFonts w:ascii="Arial" w:cs="Arial" w:eastAsia="Arial" w:hAnsi="Arial"/>
@@ -10732,20 +12483,16 @@
               </w:rPr>
               <w:t xml:space="preserve">Apportioned for part-periods of use.</w:t>
             </w:r>
-            <w:r>
-              <w:rPr>
-                <w:rFonts w:ascii="Arial" w:cs="Arial" w:eastAsia="Arial" w:hAnsi="Arial"/>
-                <w:b w:val="false"/>
-                <w:bCs w:val="false"/>
-                <w:i w:val="false"/>
-                <w:iCs w:val="false"/>
-                <w:color w:val="000000"/>
-                <w:sz w:val="18"/>
-                <w:szCs w:val="18"/>
-              </w:rPr>
-              <w:t xml:space="preserve">
-</w:t>
-            </w:r>
+          </w:p>
+          <w:p>
+            <w:pPr>
+              <w:pStyle w:val="ListParagraph"/>
+              <w:numPr>
+                <w:ilvl w:val="0"/>
+                <w:numId w:val="2"/>
+              </w:numPr>
+              <w:spacing w:after="40" w:before="0" w:line="250" w:lineRule="auto"/>
+            </w:pPr>
             <w:r>
               <w:rPr>
                 <w:rFonts w:ascii="Arial" w:cs="Arial" w:eastAsia="Arial" w:hAnsi="Arial"/>
@@ -10822,7 +12569,30 @@
                 <w:sz w:val="18"/>
                 <w:szCs w:val="18"/>
               </w:rPr>
-              <w:t xml:space="preserve"> — even if s11(e) would give more (IT39 9.1). The taxpayer </w:t>
+              <w:t xml:space="preserve"> — even if s11(e) would give more (IT39 9.1).</w:t>
+            </w:r>
+          </w:p>
+          <w:p>
+            <w:pPr>
+              <w:pStyle w:val="ListParagraph"/>
+              <w:numPr>
+                <w:ilvl w:val="0"/>
+                <w:numId w:val="2"/>
+              </w:numPr>
+              <w:spacing w:after="0" w:before="0" w:line="250" w:lineRule="auto"/>
+            </w:pPr>
+            <w:r>
+              <w:rPr>
+                <w:rFonts w:ascii="Arial" w:cs="Arial" w:eastAsia="Arial" w:hAnsi="Arial"/>
+                <w:b w:val="false"/>
+                <w:bCs w:val="false"/>
+                <w:i w:val="false"/>
+                <w:iCs w:val="false"/>
+                <w:color w:val="000000"/>
+                <w:sz w:val="18"/>
+                <w:szCs w:val="18"/>
+              </w:rPr>
+              <w:t xml:space="preserve">The taxpayer </w:t>
             </w:r>
             <w:r>
               <w:rPr>
@@ -10870,7 +12640,11 @@
           </w:tcPr>
           <w:p>
             <w:pPr>
-              <w:keepNext w:val="false"/>
+              <w:pStyle w:val="ListParagraph"/>
+              <w:numPr>
+                <w:ilvl w:val="0"/>
+                <w:numId w:val="2"/>
+              </w:numPr>
               <w:spacing w:after="40" w:before="0" w:line="250" w:lineRule="auto"/>
             </w:pPr>
             <w:r>
@@ -10923,8 +12697,18 @@
                 <w:sz w:val="18"/>
                 <w:szCs w:val="18"/>
               </w:rPr>
-              <w:t xml:space="preserve"> — the IN 47 write-off period. </w:t>
-            </w:r>
+              <w:t xml:space="preserve"> — the IN 47 write-off period.</w:t>
+            </w:r>
+          </w:p>
+          <w:p>
+            <w:pPr>
+              <w:pStyle w:val="ListParagraph"/>
+              <w:numPr>
+                <w:ilvl w:val="0"/>
+                <w:numId w:val="2"/>
+              </w:numPr>
+              <w:spacing w:after="40" w:before="0" w:line="250" w:lineRule="auto"/>
+            </w:pPr>
             <w:r>
               <w:rPr>
                 <w:rFonts w:ascii="Arial" w:cs="Arial" w:eastAsia="Arial" w:hAnsi="Arial"/>
@@ -10980,7 +12764,11 @@
           </w:p>
           <w:p>
             <w:pPr>
-              <w:keepNext w:val="false"/>
+              <w:pStyle w:val="ListParagraph"/>
+              <w:numPr>
+                <w:ilvl w:val="0"/>
+                <w:numId w:val="2"/>
+              </w:numPr>
               <w:spacing w:after="40" w:before="0" w:line="250" w:lineRule="auto"/>
             </w:pPr>
             <w:r>
@@ -11020,7 +12808,30 @@
                 <w:sz w:val="18"/>
                 <w:szCs w:val="18"/>
               </w:rPr>
-              <w:t xml:space="preserve">, and to </w:t>
+              <w:t xml:space="preserve">.</w:t>
+            </w:r>
+          </w:p>
+          <w:p>
+            <w:pPr>
+              <w:pStyle w:val="ListParagraph"/>
+              <w:numPr>
+                <w:ilvl w:val="0"/>
+                <w:numId w:val="2"/>
+              </w:numPr>
+              <w:spacing w:after="40" w:before="0" w:line="250" w:lineRule="auto"/>
+            </w:pPr>
+            <w:r>
+              <w:rPr>
+                <w:rFonts w:ascii="Arial" w:cs="Arial" w:eastAsia="Arial" w:hAnsi="Arial"/>
+                <w:b w:val="false"/>
+                <w:bCs w:val="false"/>
+                <w:i w:val="false"/>
+                <w:iCs w:val="false"/>
+                <w:color w:val="0070C0"/>
+                <w:sz w:val="18"/>
+                <w:szCs w:val="18"/>
+              </w:rPr>
+              <w:t xml:space="preserve">Applies to </w:t>
             </w:r>
             <w:r>
               <w:rPr>
@@ -11051,7 +12862,11 @@
           </w:p>
           <w:p>
             <w:pPr>
-              <w:keepNext w:val="false"/>
+              <w:pStyle w:val="ListParagraph"/>
+              <w:numPr>
+                <w:ilvl w:val="0"/>
+                <w:numId w:val="2"/>
+              </w:numPr>
               <w:spacing w:after="0" w:before="0" w:line="250" w:lineRule="auto"/>
             </w:pPr>
             <w:r>
@@ -11126,7 +12941,11 @@
           </w:tcPr>
           <w:p>
             <w:pPr>
-              <w:keepNext w:val="false"/>
+              <w:pStyle w:val="ListParagraph"/>
+              <w:numPr>
+                <w:ilvl w:val="0"/>
+                <w:numId w:val="2"/>
+              </w:numPr>
               <w:spacing w:after="0" w:before="0" w:line="250" w:lineRule="auto"/>
             </w:pPr>
             <w:r>
@@ -11188,7 +13007,11 @@
           </w:tcPr>
           <w:p>
             <w:pPr>
-              <w:keepNext w:val="false"/>
+              <w:pStyle w:val="ListParagraph"/>
+              <w:numPr>
+                <w:ilvl w:val="0"/>
+                <w:numId w:val="2"/>
+              </w:numPr>
               <w:spacing w:after="0" w:before="0" w:line="250" w:lineRule="auto"/>
             </w:pPr>
             <w:r>
@@ -11466,8 +13289,12 @@
           </w:tcPr>
           <w:p>
             <w:pPr>
-              <w:keepNext w:val="false"/>
-              <w:spacing w:after="0" w:before="0" w:line="250" w:lineRule="auto"/>
+              <w:pStyle w:val="ListParagraph"/>
+              <w:numPr>
+                <w:ilvl w:val="0"/>
+                <w:numId w:val="2"/>
+              </w:numPr>
+              <w:spacing w:after="40" w:before="0" w:line="250" w:lineRule="auto"/>
             </w:pPr>
             <w:r>
               <w:rPr>
@@ -11558,8 +13385,53 @@
                 <w:sz w:val="18"/>
                 <w:szCs w:val="18"/>
               </w:rPr>
-              <w:t xml:space="preserve"> electricity.
-Ownership is determined at common law. Under </w:t>
+              <w:t xml:space="preserve"> electricity.</w:t>
+            </w:r>
+          </w:p>
+          <w:p>
+            <w:pPr>
+              <w:pStyle w:val="ListParagraph"/>
+              <w:numPr>
+                <w:ilvl w:val="0"/>
+                <w:numId w:val="2"/>
+              </w:numPr>
+              <w:spacing w:after="40" w:before="0" w:line="250" w:lineRule="auto"/>
+            </w:pPr>
+            <w:r>
+              <w:rPr>
+                <w:rFonts w:ascii="Arial" w:cs="Arial" w:eastAsia="Arial" w:hAnsi="Arial"/>
+                <w:b w:val="false"/>
+                <w:bCs w:val="false"/>
+                <w:i w:val="false"/>
+                <w:iCs w:val="false"/>
+                <w:color w:val="000000"/>
+                <w:sz w:val="18"/>
+                <w:szCs w:val="18"/>
+              </w:rPr>
+              <w:t xml:space="preserve">Ownership is determined at common law.</w:t>
+            </w:r>
+          </w:p>
+          <w:p>
+            <w:pPr>
+              <w:pStyle w:val="ListParagraph"/>
+              <w:numPr>
+                <w:ilvl w:val="0"/>
+                <w:numId w:val="2"/>
+              </w:numPr>
+              <w:spacing w:after="40" w:before="0" w:line="250" w:lineRule="auto"/>
+            </w:pPr>
+            <w:r>
+              <w:rPr>
+                <w:rFonts w:ascii="Arial" w:cs="Arial" w:eastAsia="Arial" w:hAnsi="Arial"/>
+                <w:b w:val="false"/>
+                <w:bCs w:val="false"/>
+                <w:i w:val="false"/>
+                <w:iCs w:val="false"/>
+                <w:color w:val="000000"/>
+                <w:sz w:val="18"/>
+                <w:szCs w:val="18"/>
+              </w:rPr>
+              <w:t xml:space="preserve">Under </w:t>
             </w:r>
             <w:r>
               <w:rPr>
@@ -11611,7 +13483,30 @@
                 <w:sz w:val="18"/>
                 <w:szCs w:val="18"/>
               </w:rPr>
-              <w:t xml:space="preserve">; the purchaser may then not be the owner and is </w:t>
+              <w:t xml:space="preserve">.</w:t>
+            </w:r>
+          </w:p>
+          <w:p>
+            <w:pPr>
+              <w:pStyle w:val="ListParagraph"/>
+              <w:numPr>
+                <w:ilvl w:val="0"/>
+                <w:numId w:val="2"/>
+              </w:numPr>
+              <w:spacing w:after="40" w:before="0" w:line="250" w:lineRule="auto"/>
+            </w:pPr>
+            <w:r>
+              <w:rPr>
+                <w:rFonts w:ascii="Arial" w:cs="Arial" w:eastAsia="Arial" w:hAnsi="Arial"/>
+                <w:b w:val="false"/>
+                <w:bCs w:val="false"/>
+                <w:i w:val="false"/>
+                <w:iCs w:val="false"/>
+                <w:color w:val="000000"/>
+                <w:sz w:val="18"/>
+                <w:szCs w:val="18"/>
+              </w:rPr>
+              <w:t xml:space="preserve">The purchaser may then not be the owner, and is </w:t>
             </w:r>
             <w:r>
               <w:rPr>
@@ -11637,7 +13532,30 @@
                 <w:sz w:val="18"/>
                 <w:szCs w:val="18"/>
               </w:rPr>
-              <w:t xml:space="preserve">. The taxpayer </w:t>
+              <w:t xml:space="preserve">.</w:t>
+            </w:r>
+          </w:p>
+          <w:p>
+            <w:pPr>
+              <w:pStyle w:val="ListParagraph"/>
+              <w:numPr>
+                <w:ilvl w:val="0"/>
+                <w:numId w:val="2"/>
+              </w:numPr>
+              <w:spacing w:after="0" w:before="0" w:line="250" w:lineRule="auto"/>
+            </w:pPr>
+            <w:r>
+              <w:rPr>
+                <w:rFonts w:ascii="Arial" w:cs="Arial" w:eastAsia="Arial" w:hAnsi="Arial"/>
+                <w:b w:val="false"/>
+                <w:bCs w:val="false"/>
+                <w:i w:val="false"/>
+                <w:iCs w:val="false"/>
+                <w:color w:val="000000"/>
+                <w:sz w:val="18"/>
+                <w:szCs w:val="18"/>
+              </w:rPr>
+              <w:t xml:space="preserve">The taxpayer </w:t>
             </w:r>
             <w:r>
               <w:rPr>
@@ -11711,7 +13629,11 @@
           </w:tcPr>
           <w:p>
             <w:pPr>
-              <w:keepNext w:val="false"/>
+              <w:pStyle w:val="ListParagraph"/>
+              <w:numPr>
+                <w:ilvl w:val="0"/>
+                <w:numId w:val="2"/>
+              </w:numPr>
               <w:spacing w:after="40" w:before="0" w:line="250" w:lineRule="auto"/>
             </w:pPr>
             <w:r>
@@ -11743,7 +13665,11 @@
           </w:p>
           <w:p>
             <w:pPr>
-              <w:keepNext w:val="false"/>
+              <w:pStyle w:val="ListParagraph"/>
+              <w:numPr>
+                <w:ilvl w:val="0"/>
+                <w:numId w:val="2"/>
+              </w:numPr>
               <w:spacing w:after="40" w:before="0" w:line="250" w:lineRule="auto"/>
             </w:pPr>
             <w:r>
@@ -11775,7 +13701,11 @@
           </w:p>
           <w:p>
             <w:pPr>
-              <w:keepNext w:val="false"/>
+              <w:pStyle w:val="ListParagraph"/>
+              <w:numPr>
+                <w:ilvl w:val="0"/>
+                <w:numId w:val="2"/>
+              </w:numPr>
               <w:spacing w:after="40" w:before="0" w:line="250" w:lineRule="auto"/>
             </w:pPr>
             <w:r>
@@ -11789,7 +13719,7 @@
                 <w:sz w:val="18"/>
                 <w:szCs w:val="18"/>
               </w:rPr>
-              <w:t xml:space="preserve">Plant accedes to land Axion does not own</w:t>
+              <w:t xml:space="preserve">The plant accedes to land Axion does not own</w:t>
             </w:r>
             <w:r>
               <w:rPr>
@@ -11828,52 +13758,102 @@
                 <w:sz w:val="18"/>
                 <w:szCs w:val="18"/>
               </w:rPr>
-              <w:t xml:space="preserve"> (it is not the owner) and </w:t>
-            </w:r>
-            <w:r>
-              <w:rPr>
-                <w:rFonts w:ascii="Arial" w:cs="Arial" w:eastAsia="Arial" w:hAnsi="Arial"/>
-                <w:b/>
-                <w:bCs/>
-                <w:i w:val="false"/>
-                <w:iCs w:val="false"/>
-                <w:color w:val="0070C0"/>
-                <w:sz w:val="18"/>
-                <w:szCs w:val="18"/>
-              </w:rPr>
-              <w:t xml:space="preserve">none to the landowner</w:t>
-            </w:r>
-            <w:r>
-              <w:rPr>
-                <w:rFonts w:ascii="Arial" w:cs="Arial" w:eastAsia="Arial" w:hAnsi="Arial"/>
-                <w:b w:val="false"/>
-                <w:bCs w:val="false"/>
-                <w:i w:val="false"/>
-                <w:iCs w:val="false"/>
-                <w:color w:val="0070C0"/>
-                <w:sz w:val="18"/>
-                <w:szCs w:val="18"/>
-              </w:rPr>
-              <w:t xml:space="preserve"> (it incurred no cost).</w:t>
-            </w:r>
-          </w:p>
-          <w:p>
-            <w:pPr>
-              <w:keepNext w:val="false"/>
-              <w:spacing w:after="0" w:before="0" w:line="250" w:lineRule="auto"/>
-            </w:pPr>
-            <w:r>
-              <w:rPr>
-                <w:rFonts w:ascii="Arial" w:cs="Arial" w:eastAsia="Arial" w:hAnsi="Arial"/>
-                <w:b w:val="false"/>
-                <w:bCs w:val="false"/>
-                <w:i w:val="false"/>
-                <w:iCs w:val="false"/>
-                <w:color w:val="0070C0"/>
-                <w:sz w:val="18"/>
-                <w:szCs w:val="18"/>
-              </w:rPr>
-              <w:t xml:space="preserve">Where the plant is attached so it can be removed without damage and the parties record that it will be removed at the end of the lease, Axion retains ownership. A </w:t>
+              <w:t xml:space="preserve">, because it is not the owner.</w:t>
+            </w:r>
+          </w:p>
+          <w:p>
+            <w:pPr>
+              <w:pStyle w:val="ListParagraph"/>
+              <w:numPr>
+                <w:ilvl w:val="0"/>
+                <w:numId w:val="2"/>
+              </w:numPr>
+              <w:spacing w:after="40" w:before="0" w:line="250" w:lineRule="auto"/>
+            </w:pPr>
+            <w:r>
+              <w:rPr>
+                <w:rFonts w:ascii="Arial" w:cs="Arial" w:eastAsia="Arial" w:hAnsi="Arial"/>
+                <w:b w:val="false"/>
+                <w:bCs w:val="false"/>
+                <w:i w:val="false"/>
+                <w:iCs w:val="false"/>
+                <w:color w:val="0070C0"/>
+                <w:sz w:val="18"/>
+                <w:szCs w:val="18"/>
+              </w:rPr>
+              <w:t xml:space="preserve">In that case there is also </w:t>
+            </w:r>
+            <w:r>
+              <w:rPr>
+                <w:rFonts w:ascii="Arial" w:cs="Arial" w:eastAsia="Arial" w:hAnsi="Arial"/>
+                <w:b/>
+                <w:bCs/>
+                <w:i w:val="false"/>
+                <w:iCs w:val="false"/>
+                <w:color w:val="0070C0"/>
+                <w:sz w:val="18"/>
+                <w:szCs w:val="18"/>
+              </w:rPr>
+              <w:t xml:space="preserve">no deduction to the landowner</w:t>
+            </w:r>
+            <w:r>
+              <w:rPr>
+                <w:rFonts w:ascii="Arial" w:cs="Arial" w:eastAsia="Arial" w:hAnsi="Arial"/>
+                <w:b w:val="false"/>
+                <w:bCs w:val="false"/>
+                <w:i w:val="false"/>
+                <w:iCs w:val="false"/>
+                <w:color w:val="0070C0"/>
+                <w:sz w:val="18"/>
+                <w:szCs w:val="18"/>
+              </w:rPr>
+              <w:t xml:space="preserve">, because it incurred no cost.</w:t>
+            </w:r>
+          </w:p>
+          <w:p>
+            <w:pPr>
+              <w:pStyle w:val="ListParagraph"/>
+              <w:numPr>
+                <w:ilvl w:val="0"/>
+                <w:numId w:val="2"/>
+              </w:numPr>
+              <w:spacing w:after="40" w:before="0" w:line="250" w:lineRule="auto"/>
+            </w:pPr>
+            <w:r>
+              <w:rPr>
+                <w:rFonts w:ascii="Arial" w:cs="Arial" w:eastAsia="Arial" w:hAnsi="Arial"/>
+                <w:b w:val="false"/>
+                <w:bCs w:val="false"/>
+                <w:i w:val="false"/>
+                <w:iCs w:val="false"/>
+                <w:color w:val="0070C0"/>
+                <w:sz w:val="18"/>
+                <w:szCs w:val="18"/>
+              </w:rPr>
+              <w:t xml:space="preserve">Where the plant is attached so it can be removed without damage, and the parties record that it will be removed at the end of the lease, Axion retains ownership.</w:t>
+            </w:r>
+          </w:p>
+          <w:p>
+            <w:pPr>
+              <w:pStyle w:val="ListParagraph"/>
+              <w:numPr>
+                <w:ilvl w:val="0"/>
+                <w:numId w:val="2"/>
+              </w:numPr>
+              <w:spacing w:after="0" w:before="0" w:line="250" w:lineRule="auto"/>
+            </w:pPr>
+            <w:r>
+              <w:rPr>
+                <w:rFonts w:ascii="Arial" w:cs="Arial" w:eastAsia="Arial" w:hAnsi="Arial"/>
+                <w:b w:val="false"/>
+                <w:bCs w:val="false"/>
+                <w:i w:val="false"/>
+                <w:iCs w:val="false"/>
+                <w:color w:val="0070C0"/>
+                <w:sz w:val="18"/>
+                <w:szCs w:val="18"/>
+              </w:rPr>
+              <w:t xml:space="preserve">A </w:t>
             </w:r>
             <w:r>
               <w:rPr>
@@ -11960,8 +13940,12 @@
           </w:tcPr>
           <w:p>
             <w:pPr>
-              <w:keepNext w:val="false"/>
-              <w:spacing w:after="0" w:before="0" w:line="250" w:lineRule="auto"/>
+              <w:pStyle w:val="ListParagraph"/>
+              <w:numPr>
+                <w:ilvl w:val="0"/>
+                <w:numId w:val="2"/>
+              </w:numPr>
+              <w:spacing w:after="40" w:before="0" w:line="250" w:lineRule="auto"/>
             </w:pPr>
             <w:r>
               <w:rPr>
@@ -12000,7 +13984,30 @@
                 <w:sz w:val="18"/>
                 <w:szCs w:val="18"/>
               </w:rPr>
-              <w:t xml:space="preserve"> to be the owner of improvements it effects to land it does not own, for s12B and s12BA purposes. The IAC 2026 Tax Notes describe s12N as applying to land or buildings </w:t>
+              <w:t xml:space="preserve"> to be the owner of improvements it effects to land it does not own, for s12B and s12BA purposes.</w:t>
+            </w:r>
+          </w:p>
+          <w:p>
+            <w:pPr>
+              <w:pStyle w:val="ListParagraph"/>
+              <w:numPr>
+                <w:ilvl w:val="0"/>
+                <w:numId w:val="2"/>
+              </w:numPr>
+              <w:spacing w:after="0" w:before="0" w:line="250" w:lineRule="auto"/>
+            </w:pPr>
+            <w:r>
+              <w:rPr>
+                <w:rFonts w:ascii="Arial" w:cs="Arial" w:eastAsia="Arial" w:hAnsi="Arial"/>
+                <w:b w:val="false"/>
+                <w:bCs w:val="false"/>
+                <w:i w:val="false"/>
+                <w:iCs w:val="false"/>
+                <w:color w:val="000000"/>
+                <w:sz w:val="18"/>
+                <w:szCs w:val="18"/>
+              </w:rPr>
+              <w:t xml:space="preserve">The IAC 2026 Tax Notes describe s12N as applying to land or buildings </w:t>
             </w:r>
             <w:r>
               <w:rPr>
@@ -12048,21 +14055,48 @@
           </w:tcPr>
           <w:p>
             <w:pPr>
-              <w:keepNext w:val="false"/>
-              <w:spacing w:after="0" w:before="0" w:line="250" w:lineRule="auto"/>
-            </w:pPr>
-            <w:r>
-              <w:rPr>
-                <w:rFonts w:ascii="Arial" w:cs="Arial" w:eastAsia="Arial" w:hAnsi="Arial"/>
-                <w:b w:val="false"/>
-                <w:bCs w:val="false"/>
-                <w:i w:val="false"/>
-                <w:iCs w:val="false"/>
-                <w:color w:val="0070C0"/>
-                <w:sz w:val="18"/>
-                <w:szCs w:val="18"/>
-              </w:rPr>
-              <w:t xml:space="preserve">Test s12N where Axion builds on land it does not own. If its requirements are not met, the s12B ownership requirement </w:t>
+              <w:pStyle w:val="ListParagraph"/>
+              <w:numPr>
+                <w:ilvl w:val="0"/>
+                <w:numId w:val="2"/>
+              </w:numPr>
+              <w:spacing w:after="40" w:before="0" w:line="250" w:lineRule="auto"/>
+            </w:pPr>
+            <w:r>
+              <w:rPr>
+                <w:rFonts w:ascii="Arial" w:cs="Arial" w:eastAsia="Arial" w:hAnsi="Arial"/>
+                <w:b w:val="false"/>
+                <w:bCs w:val="false"/>
+                <w:i w:val="false"/>
+                <w:iCs w:val="false"/>
+                <w:color w:val="0070C0"/>
+                <w:sz w:val="18"/>
+                <w:szCs w:val="18"/>
+              </w:rPr>
+              <w:t xml:space="preserve">Test s12N where Axion builds on land it does not own.</w:t>
+            </w:r>
+          </w:p>
+          <w:p>
+            <w:pPr>
+              <w:pStyle w:val="ListParagraph"/>
+              <w:numPr>
+                <w:ilvl w:val="0"/>
+                <w:numId w:val="2"/>
+              </w:numPr>
+              <w:spacing w:after="0" w:before="0" w:line="250" w:lineRule="auto"/>
+            </w:pPr>
+            <w:r>
+              <w:rPr>
+                <w:rFonts w:ascii="Arial" w:cs="Arial" w:eastAsia="Arial" w:hAnsi="Arial"/>
+                <w:b w:val="false"/>
+                <w:bCs w:val="false"/>
+                <w:i w:val="false"/>
+                <w:iCs w:val="false"/>
+                <w:color w:val="0070C0"/>
+                <w:sz w:val="18"/>
+                <w:szCs w:val="18"/>
+              </w:rPr>
+              <w:t xml:space="preserve">If its requirements are not met, the s12B ownership requirement </w:t>
             </w:r>
             <w:r>
               <w:rPr>
@@ -12149,8 +14183,12 @@
           </w:tcPr>
           <w:p>
             <w:pPr>
-              <w:keepNext w:val="false"/>
-              <w:spacing w:after="0" w:before="0" w:line="250" w:lineRule="auto"/>
+              <w:pStyle w:val="ListParagraph"/>
+              <w:numPr>
+                <w:ilvl w:val="0"/>
+                <w:numId w:val="2"/>
+              </w:numPr>
+              <w:spacing w:after="40" w:before="0" w:line="250" w:lineRule="auto"/>
             </w:pPr>
             <w:r>
               <w:rPr>
@@ -12189,8 +14227,18 @@
                 <w:sz w:val="18"/>
                 <w:szCs w:val="18"/>
               </w:rPr>
-              <w:t xml:space="preserve"> of each asset and deducts that share. </w:t>
-            </w:r>
+              <w:t xml:space="preserve"> of each asset and deducts that share.</w:t>
+            </w:r>
+          </w:p>
+          <w:p>
+            <w:pPr>
+              <w:pStyle w:val="ListParagraph"/>
+              <w:numPr>
+                <w:ilvl w:val="0"/>
+                <w:numId w:val="2"/>
+              </w:numPr>
+              <w:spacing w:after="0" w:before="0" w:line="250" w:lineRule="auto"/>
+            </w:pPr>
             <w:r>
               <w:rPr>
                 <w:rFonts w:ascii="Arial" w:cs="Arial" w:eastAsia="Arial" w:hAnsi="Arial"/>
@@ -12263,8 +14311,12 @@
           </w:tcPr>
           <w:p>
             <w:pPr>
-              <w:keepNext w:val="false"/>
-              <w:spacing w:after="0" w:before="0" w:line="250" w:lineRule="auto"/>
+              <w:pStyle w:val="ListParagraph"/>
+              <w:numPr>
+                <w:ilvl w:val="0"/>
+                <w:numId w:val="2"/>
+              </w:numPr>
+              <w:spacing w:after="40" w:before="0" w:line="250" w:lineRule="auto"/>
             </w:pPr>
             <w:r>
               <w:rPr>
@@ -12316,7 +14368,30 @@
                 <w:sz w:val="18"/>
                 <w:szCs w:val="18"/>
               </w:rPr>
-              <w:t xml:space="preserve">, subject to the s24H(3) limitation.</w:t>
+              <w:t xml:space="preserve">.</w:t>
+            </w:r>
+          </w:p>
+          <w:p>
+            <w:pPr>
+              <w:pStyle w:val="ListParagraph"/>
+              <w:numPr>
+                <w:ilvl w:val="0"/>
+                <w:numId w:val="2"/>
+              </w:numPr>
+              <w:spacing w:after="0" w:before="0" w:line="250" w:lineRule="auto"/>
+            </w:pPr>
+            <w:r>
+              <w:rPr>
+                <w:rFonts w:ascii="Arial" w:cs="Arial" w:eastAsia="Arial" w:hAnsi="Arial"/>
+                <w:b w:val="false"/>
+                <w:bCs w:val="false"/>
+                <w:i w:val="false"/>
+                <w:iCs w:val="false"/>
+                <w:color w:val="0070C0"/>
+                <w:sz w:val="18"/>
+                <w:szCs w:val="18"/>
+              </w:rPr>
+              <w:t xml:space="preserve">The share may not all fall in year one, because of the s24H(3) limitation.</w:t>
             </w:r>
           </w:p>
         </w:tc>
@@ -12377,21 +14452,48 @@
           </w:tcPr>
           <w:p>
             <w:pPr>
-              <w:keepNext w:val="false"/>
-              <w:spacing w:after="0" w:before="0" w:line="250" w:lineRule="auto"/>
-            </w:pPr>
-            <w:r>
-              <w:rPr>
-                <w:rFonts w:ascii="Arial" w:cs="Arial" w:eastAsia="Arial" w:hAnsi="Arial"/>
-                <w:b w:val="false"/>
-                <w:bCs w:val="false"/>
-                <w:i w:val="false"/>
-                <w:iCs w:val="false"/>
-                <w:color w:val="000000"/>
-                <w:sz w:val="18"/>
-                <w:szCs w:val="18"/>
-              </w:rPr>
-              <w:t xml:space="preserve">A company that owns the plant deducts in its own right; shareholders deduct nothing.</w:t>
+              <w:pStyle w:val="ListParagraph"/>
+              <w:numPr>
+                <w:ilvl w:val="0"/>
+                <w:numId w:val="2"/>
+              </w:numPr>
+              <w:spacing w:after="40" w:before="0" w:line="250" w:lineRule="auto"/>
+            </w:pPr>
+            <w:r>
+              <w:rPr>
+                <w:rFonts w:ascii="Arial" w:cs="Arial" w:eastAsia="Arial" w:hAnsi="Arial"/>
+                <w:b w:val="false"/>
+                <w:bCs w:val="false"/>
+                <w:i w:val="false"/>
+                <w:iCs w:val="false"/>
+                <w:color w:val="000000"/>
+                <w:sz w:val="18"/>
+                <w:szCs w:val="18"/>
+              </w:rPr>
+              <w:t xml:space="preserve">A company that owns the plant deducts in its own right.</w:t>
+            </w:r>
+          </w:p>
+          <w:p>
+            <w:pPr>
+              <w:pStyle w:val="ListParagraph"/>
+              <w:numPr>
+                <w:ilvl w:val="0"/>
+                <w:numId w:val="2"/>
+              </w:numPr>
+              <w:spacing w:after="0" w:before="0" w:line="250" w:lineRule="auto"/>
+            </w:pPr>
+            <w:r>
+              <w:rPr>
+                <w:rFonts w:ascii="Arial" w:cs="Arial" w:eastAsia="Arial" w:hAnsi="Arial"/>
+                <w:b w:val="false"/>
+                <w:bCs w:val="false"/>
+                <w:i w:val="false"/>
+                <w:iCs w:val="false"/>
+                <w:color w:val="000000"/>
+                <w:sz w:val="18"/>
+                <w:szCs w:val="18"/>
+              </w:rPr>
+              <w:t xml:space="preserve">Its shareholders deduct nothing.</w:t>
             </w:r>
           </w:p>
         </w:tc>
@@ -12413,34 +14515,61 @@
           </w:tcPr>
           <w:p>
             <w:pPr>
-              <w:keepNext w:val="false"/>
-              <w:spacing w:after="0" w:before="0" w:line="250" w:lineRule="auto"/>
-            </w:pPr>
-            <w:r>
-              <w:rPr>
-                <w:rFonts w:ascii="Arial" w:cs="Arial" w:eastAsia="Arial" w:hAnsi="Arial"/>
-                <w:b/>
-                <w:bCs/>
-                <w:i w:val="false"/>
-                <w:iCs w:val="false"/>
-                <w:color w:val="0070C0"/>
-                <w:sz w:val="18"/>
-                <w:szCs w:val="18"/>
-              </w:rPr>
-              <w:t xml:space="preserve">Project company owns the plant</w:t>
-            </w:r>
-            <w:r>
-              <w:rPr>
-                <w:rFonts w:ascii="Arial" w:cs="Arial" w:eastAsia="Arial" w:hAnsi="Arial"/>
-                <w:b w:val="false"/>
-                <w:bCs w:val="false"/>
-                <w:i w:val="false"/>
-                <w:iCs w:val="false"/>
-                <w:color w:val="0070C0"/>
-                <w:sz w:val="18"/>
-                <w:szCs w:val="18"/>
-              </w:rPr>
-              <w:t xml:space="preserve"> → that company deducts. Axion deducts only </w:t>
+              <w:pStyle w:val="ListParagraph"/>
+              <w:numPr>
+                <w:ilvl w:val="0"/>
+                <w:numId w:val="2"/>
+              </w:numPr>
+              <w:spacing w:after="40" w:before="0" w:line="250" w:lineRule="auto"/>
+            </w:pPr>
+            <w:r>
+              <w:rPr>
+                <w:rFonts w:ascii="Arial" w:cs="Arial" w:eastAsia="Arial" w:hAnsi="Arial"/>
+                <w:b/>
+                <w:bCs/>
+                <w:i w:val="false"/>
+                <w:iCs w:val="false"/>
+                <w:color w:val="0070C0"/>
+                <w:sz w:val="18"/>
+                <w:szCs w:val="18"/>
+              </w:rPr>
+              <w:t xml:space="preserve">A project company owns the plant</w:t>
+            </w:r>
+            <w:r>
+              <w:rPr>
+                <w:rFonts w:ascii="Arial" w:cs="Arial" w:eastAsia="Arial" w:hAnsi="Arial"/>
+                <w:b w:val="false"/>
+                <w:bCs w:val="false"/>
+                <w:i w:val="false"/>
+                <w:iCs w:val="false"/>
+                <w:color w:val="0070C0"/>
+                <w:sz w:val="18"/>
+                <w:szCs w:val="18"/>
+              </w:rPr>
+              <w:t xml:space="preserve"> → that company deducts.</w:t>
+            </w:r>
+          </w:p>
+          <w:p>
+            <w:pPr>
+              <w:pStyle w:val="ListParagraph"/>
+              <w:numPr>
+                <w:ilvl w:val="0"/>
+                <w:numId w:val="2"/>
+              </w:numPr>
+              <w:spacing w:after="0" w:before="0" w:line="250" w:lineRule="auto"/>
+            </w:pPr>
+            <w:r>
+              <w:rPr>
+                <w:rFonts w:ascii="Arial" w:cs="Arial" w:eastAsia="Arial" w:hAnsi="Arial"/>
+                <w:b w:val="false"/>
+                <w:bCs w:val="false"/>
+                <w:i w:val="false"/>
+                <w:iCs w:val="false"/>
+                <w:color w:val="0070C0"/>
+                <w:sz w:val="18"/>
+                <w:szCs w:val="18"/>
+              </w:rPr>
+              <w:t xml:space="preserve">Axion deducts only </w:t>
             </w:r>
             <w:r>
               <w:rPr>
@@ -12541,7 +14670,11 @@
           </w:tcPr>
           <w:p>
             <w:pPr>
-              <w:keepNext w:val="false"/>
+              <w:pStyle w:val="ListParagraph"/>
+              <w:numPr>
+                <w:ilvl w:val="0"/>
+                <w:numId w:val="2"/>
+              </w:numPr>
               <w:spacing w:after="0" w:before="0" w:line="250" w:lineRule="auto"/>
             </w:pPr>
             <w:r>
@@ -12629,7 +14762,11 @@
           </w:tcPr>
           <w:p>
             <w:pPr>
-              <w:keepNext w:val="false"/>
+              <w:pStyle w:val="ListParagraph"/>
+              <w:numPr>
+                <w:ilvl w:val="0"/>
+                <w:numId w:val="2"/>
+              </w:numPr>
               <w:spacing w:after="0" w:before="0" w:line="250" w:lineRule="auto"/>
             </w:pPr>
             <w:r>
@@ -12901,8 +15038,12 @@
           </w:tcPr>
           <w:p>
             <w:pPr>
-              <w:keepNext w:val="false"/>
-              <w:spacing w:after="0" w:before="0" w:line="250" w:lineRule="auto"/>
+              <w:pStyle w:val="ListParagraph"/>
+              <w:numPr>
+                <w:ilvl w:val="0"/>
+                <w:numId w:val="2"/>
+              </w:numPr>
+              <w:spacing w:after="40" w:before="0" w:line="250" w:lineRule="auto"/>
             </w:pPr>
             <w:r>
               <w:rPr>
@@ -12941,9 +15082,18 @@
                 <w:sz w:val="18"/>
                 <w:szCs w:val="18"/>
               </w:rPr>
-              <w:t xml:space="preserve">, independently of the accounting treatment.
-</w:t>
-            </w:r>
+              <w:t xml:space="preserve">, independently of the accounting treatment.</w:t>
+            </w:r>
+          </w:p>
+          <w:p>
+            <w:pPr>
+              <w:pStyle w:val="ListParagraph"/>
+              <w:numPr>
+                <w:ilvl w:val="0"/>
+                <w:numId w:val="2"/>
+              </w:numPr>
+              <w:spacing w:after="40" w:before="0" w:line="250" w:lineRule="auto"/>
+            </w:pPr>
             <w:r>
               <w:rPr>
                 <w:rFonts w:ascii="Arial" w:cs="Arial" w:eastAsia="Arial" w:hAnsi="Arial"/>
@@ -12994,7 +15144,30 @@
                 <w:sz w:val="18"/>
                 <w:szCs w:val="18"/>
               </w:rPr>
-              <w:t xml:space="preserve"> is deducted when the trade commences, limited to the </w:t>
+              <w:t xml:space="preserve"> is deducted when the trade commences.</w:t>
+            </w:r>
+          </w:p>
+          <w:p>
+            <w:pPr>
+              <w:pStyle w:val="ListParagraph"/>
+              <w:numPr>
+                <w:ilvl w:val="0"/>
+                <w:numId w:val="2"/>
+              </w:numPr>
+              <w:spacing w:after="0" w:before="0" w:line="250" w:lineRule="auto"/>
+            </w:pPr>
+            <w:r>
+              <w:rPr>
+                <w:rFonts w:ascii="Arial" w:cs="Arial" w:eastAsia="Arial" w:hAnsi="Arial"/>
+                <w:b w:val="false"/>
+                <w:bCs w:val="false"/>
+                <w:i w:val="false"/>
+                <w:iCs w:val="false"/>
+                <w:color w:val="000000"/>
+                <w:sz w:val="18"/>
+                <w:szCs w:val="18"/>
+              </w:rPr>
+              <w:t xml:space="preserve">The s11A deduction is limited to the </w:t>
             </w:r>
             <w:r>
               <w:rPr>
@@ -13042,8 +15215,12 @@
           </w:tcPr>
           <w:p>
             <w:pPr>
-              <w:keepNext w:val="false"/>
-              <w:spacing w:after="0" w:before="0" w:line="250" w:lineRule="auto"/>
+              <w:pStyle w:val="ListParagraph"/>
+              <w:numPr>
+                <w:ilvl w:val="0"/>
+                <w:numId w:val="2"/>
+              </w:numPr>
+              <w:spacing w:after="40" w:before="0" w:line="250" w:lineRule="auto"/>
             </w:pPr>
             <w:r>
               <w:rPr>
@@ -13069,8 +15246,18 @@
                 <w:sz w:val="18"/>
                 <w:szCs w:val="18"/>
               </w:rPr>
-              <w:t xml:space="preserve"> — the entity that incurs the interest. </w:t>
-            </w:r>
+              <w:t xml:space="preserve"> — the entity that incurs the interest.</w:t>
+            </w:r>
+          </w:p>
+          <w:p>
+            <w:pPr>
+              <w:pStyle w:val="ListParagraph"/>
+              <w:numPr>
+                <w:ilvl w:val="0"/>
+                <w:numId w:val="2"/>
+              </w:numPr>
+              <w:spacing w:after="40" w:before="0" w:line="250" w:lineRule="auto"/>
+            </w:pPr>
             <w:r>
               <w:rPr>
                 <w:rFonts w:ascii="Arial" w:cs="Arial" w:eastAsia="Arial" w:hAnsi="Arial"/>
@@ -13095,7 +15282,30 @@
                 <w:sz w:val="18"/>
                 <w:szCs w:val="18"/>
               </w:rPr>
-              <w:t xml:space="preserve"> — as incurred, not as paid. Page 20 records that the investment requires an </w:t>
+              <w:t xml:space="preserve"> — as incurred, not as paid.</w:t>
+            </w:r>
+          </w:p>
+          <w:p>
+            <w:pPr>
+              <w:pStyle w:val="ListParagraph"/>
+              <w:numPr>
+                <w:ilvl w:val="0"/>
+                <w:numId w:val="2"/>
+              </w:numPr>
+              <w:spacing w:after="0" w:before="0" w:line="250" w:lineRule="auto"/>
+            </w:pPr>
+            <w:r>
+              <w:rPr>
+                <w:rFonts w:ascii="Arial" w:cs="Arial" w:eastAsia="Arial" w:hAnsi="Arial"/>
+                <w:b w:val="false"/>
+                <w:bCs w:val="false"/>
+                <w:i w:val="false"/>
+                <w:iCs w:val="false"/>
+                <w:color w:val="0070C0"/>
+                <w:sz w:val="18"/>
+                <w:szCs w:val="18"/>
+              </w:rPr>
+              <w:t xml:space="preserve">Page 20 records that the investment requires an </w:t>
             </w:r>
             <w:r>
               <w:rPr>
@@ -13182,8 +15392,12 @@
           </w:tcPr>
           <w:p>
             <w:pPr>
-              <w:keepNext w:val="false"/>
-              <w:spacing w:after="0" w:before="0" w:line="250" w:lineRule="auto"/>
+              <w:pStyle w:val="ListParagraph"/>
+              <w:numPr>
+                <w:ilvl w:val="0"/>
+                <w:numId w:val="2"/>
+              </w:numPr>
+              <w:spacing w:after="40" w:before="0" w:line="250" w:lineRule="auto"/>
             </w:pPr>
             <w:r>
               <w:rPr>
@@ -13248,7 +15462,53 @@
                 <w:sz w:val="18"/>
                 <w:szCs w:val="18"/>
               </w:rPr>
-              <w:t xml:space="preserve">. The balance carries forward. The </w:t>
+              <w:t xml:space="preserve">.</w:t>
+            </w:r>
+          </w:p>
+          <w:p>
+            <w:pPr>
+              <w:pStyle w:val="ListParagraph"/>
+              <w:numPr>
+                <w:ilvl w:val="0"/>
+                <w:numId w:val="2"/>
+              </w:numPr>
+              <w:spacing w:after="40" w:before="0" w:line="250" w:lineRule="auto"/>
+            </w:pPr>
+            <w:r>
+              <w:rPr>
+                <w:rFonts w:ascii="Arial" w:cs="Arial" w:eastAsia="Arial" w:hAnsi="Arial"/>
+                <w:b w:val="false"/>
+                <w:bCs w:val="false"/>
+                <w:i w:val="false"/>
+                <w:iCs w:val="false"/>
+                <w:color w:val="000000"/>
+                <w:sz w:val="18"/>
+                <w:szCs w:val="18"/>
+              </w:rPr>
+              <w:t xml:space="preserve">The unused balance carries forward.</w:t>
+            </w:r>
+          </w:p>
+          <w:p>
+            <w:pPr>
+              <w:pStyle w:val="ListParagraph"/>
+              <w:numPr>
+                <w:ilvl w:val="0"/>
+                <w:numId w:val="2"/>
+              </w:numPr>
+              <w:spacing w:after="0" w:before="0" w:line="250" w:lineRule="auto"/>
+            </w:pPr>
+            <w:r>
+              <w:rPr>
+                <w:rFonts w:ascii="Arial" w:cs="Arial" w:eastAsia="Arial" w:hAnsi="Arial"/>
+                <w:b w:val="false"/>
+                <w:bCs w:val="false"/>
+                <w:i w:val="false"/>
+                <w:iCs w:val="false"/>
+                <w:color w:val="000000"/>
+                <w:sz w:val="18"/>
+                <w:szCs w:val="18"/>
+              </w:rPr>
+              <w:t xml:space="preserve">The </w:t>
             </w:r>
             <w:r>
               <w:rPr>
@@ -13296,7 +15556,11 @@
           </w:tcPr>
           <w:p>
             <w:pPr>
-              <w:keepNext w:val="false"/>
+              <w:pStyle w:val="ListParagraph"/>
+              <w:numPr>
+                <w:ilvl w:val="0"/>
+                <w:numId w:val="2"/>
+              </w:numPr>
               <w:spacing w:after="40" w:before="0" w:line="250" w:lineRule="auto"/>
             </w:pPr>
             <w:r>
@@ -13310,12 +15574,39 @@
                 <w:sz w:val="18"/>
                 <w:szCs w:val="18"/>
               </w:rPr>
-              <w:t xml:space="preserve">Where first-year allowances exceed taxable income an assessed loss arises; in the next year at least 20% of taxable income above R1m remains taxable.</w:t>
-            </w:r>
-          </w:p>
-          <w:p>
-            <w:pPr>
-              <w:keepNext w:val="false"/>
+              <w:t xml:space="preserve">Where first-year allowances exceed taxable income an assessed loss arises.</w:t>
+            </w:r>
+          </w:p>
+          <w:p>
+            <w:pPr>
+              <w:pStyle w:val="ListParagraph"/>
+              <w:numPr>
+                <w:ilvl w:val="0"/>
+                <w:numId w:val="2"/>
+              </w:numPr>
+              <w:spacing w:after="40" w:before="0" w:line="250" w:lineRule="auto"/>
+            </w:pPr>
+            <w:r>
+              <w:rPr>
+                <w:rFonts w:ascii="Arial" w:cs="Arial" w:eastAsia="Arial" w:hAnsi="Arial"/>
+                <w:b w:val="false"/>
+                <w:bCs w:val="false"/>
+                <w:i w:val="false"/>
+                <w:iCs w:val="false"/>
+                <w:color w:val="0070C0"/>
+                <w:sz w:val="18"/>
+                <w:szCs w:val="18"/>
+              </w:rPr>
+              <w:t xml:space="preserve">In the next year at least 20% of taxable income above R1 million remains taxable.</w:t>
+            </w:r>
+          </w:p>
+          <w:p>
+            <w:pPr>
+              <w:pStyle w:val="ListParagraph"/>
+              <w:numPr>
+                <w:ilvl w:val="0"/>
+                <w:numId w:val="2"/>
+              </w:numPr>
               <w:spacing w:after="0" w:before="0" w:line="250" w:lineRule="auto"/>
             </w:pPr>
             <w:r>
@@ -13443,8 +15734,12 @@
           </w:tcPr>
           <w:p>
             <w:pPr>
-              <w:keepNext w:val="false"/>
-              <w:spacing w:after="0" w:before="0" w:line="250" w:lineRule="auto"/>
+              <w:pStyle w:val="ListParagraph"/>
+              <w:numPr>
+                <w:ilvl w:val="0"/>
+                <w:numId w:val="2"/>
+              </w:numPr>
+              <w:spacing w:after="40" w:before="0" w:line="250" w:lineRule="auto"/>
             </w:pPr>
             <w:r>
               <w:rPr>
@@ -13483,7 +15778,30 @@
                 <w:sz w:val="18"/>
                 <w:szCs w:val="18"/>
               </w:rPr>
-              <w:t xml:space="preserve"> are included in income: </w:t>
+              <w:t xml:space="preserve"> are included in income.</w:t>
+            </w:r>
+          </w:p>
+          <w:p>
+            <w:pPr>
+              <w:pStyle w:val="ListParagraph"/>
+              <w:numPr>
+                <w:ilvl w:val="0"/>
+                <w:numId w:val="2"/>
+              </w:numPr>
+              <w:spacing w:after="40" w:before="0" w:line="250" w:lineRule="auto"/>
+            </w:pPr>
+            <w:r>
+              <w:rPr>
+                <w:rFonts w:ascii="Arial" w:cs="Arial" w:eastAsia="Arial" w:hAnsi="Arial"/>
+                <w:b w:val="false"/>
+                <w:bCs w:val="false"/>
+                <w:i w:val="false"/>
+                <w:iCs w:val="false"/>
+                <w:color w:val="000000"/>
+                <w:sz w:val="18"/>
+                <w:szCs w:val="18"/>
+              </w:rPr>
+              <w:t xml:space="preserve">On disposal, the recoupment is the </w:t>
             </w:r>
             <w:r>
               <w:rPr>
@@ -13509,7 +15827,30 @@
                 <w:sz w:val="18"/>
                 <w:szCs w:val="18"/>
               </w:rPr>
-              <w:t xml:space="preserve">. A recoupment can </w:t>
+              <w:t xml:space="preserve">.</w:t>
+            </w:r>
+          </w:p>
+          <w:p>
+            <w:pPr>
+              <w:pStyle w:val="ListParagraph"/>
+              <w:numPr>
+                <w:ilvl w:val="0"/>
+                <w:numId w:val="2"/>
+              </w:numPr>
+              <w:spacing w:after="40" w:before="0" w:line="250" w:lineRule="auto"/>
+            </w:pPr>
+            <w:r>
+              <w:rPr>
+                <w:rFonts w:ascii="Arial" w:cs="Arial" w:eastAsia="Arial" w:hAnsi="Arial"/>
+                <w:b w:val="false"/>
+                <w:bCs w:val="false"/>
+                <w:i w:val="false"/>
+                <w:iCs w:val="false"/>
+                <w:color w:val="000000"/>
+                <w:sz w:val="18"/>
+                <w:szCs w:val="18"/>
+              </w:rPr>
+              <w:t xml:space="preserve">A recoupment can </w:t>
             </w:r>
             <w:r>
               <w:rPr>
@@ -13535,9 +15876,18 @@
                 <w:sz w:val="18"/>
                 <w:szCs w:val="18"/>
               </w:rPr>
-              <w:t xml:space="preserve">.
-</w:t>
-            </w:r>
+              <w:t xml:space="preserve">.</w:t>
+            </w:r>
+          </w:p>
+          <w:p>
+            <w:pPr>
+              <w:pStyle w:val="ListParagraph"/>
+              <w:numPr>
+                <w:ilvl w:val="0"/>
+                <w:numId w:val="2"/>
+              </w:numPr>
+              <w:spacing w:after="0" w:before="0" w:line="250" w:lineRule="auto"/>
+            </w:pPr>
             <w:r>
               <w:rPr>
                 <w:rFonts w:ascii="Arial" w:cs="Arial" w:eastAsia="Arial" w:hAnsi="Arial"/>
@@ -13636,8 +15986,12 @@
           </w:tcPr>
           <w:p>
             <w:pPr>
-              <w:keepNext w:val="false"/>
-              <w:spacing w:after="0" w:before="0" w:line="250" w:lineRule="auto"/>
+              <w:pStyle w:val="ListParagraph"/>
+              <w:numPr>
+                <w:ilvl w:val="0"/>
+                <w:numId w:val="2"/>
+              </w:numPr>
+              <w:spacing w:after="40" w:before="0" w:line="250" w:lineRule="auto"/>
             </w:pPr>
             <w:r>
               <w:rPr>
@@ -13663,7 +16017,30 @@
                 <w:sz w:val="18"/>
                 <w:szCs w:val="18"/>
               </w:rPr>
-              <w:t xml:space="preserve"> — the year of disposal. A transfer of the plant to a project company or the technical partner falls to be tested against </w:t>
+              <w:t xml:space="preserve"> — the year of disposal.</w:t>
+            </w:r>
+          </w:p>
+          <w:p>
+            <w:pPr>
+              <w:pStyle w:val="ListParagraph"/>
+              <w:numPr>
+                <w:ilvl w:val="0"/>
+                <w:numId w:val="2"/>
+              </w:numPr>
+              <w:spacing w:after="0" w:before="0" w:line="250" w:lineRule="auto"/>
+            </w:pPr>
+            <w:r>
+              <w:rPr>
+                <w:rFonts w:ascii="Arial" w:cs="Arial" w:eastAsia="Arial" w:hAnsi="Arial"/>
+                <w:b w:val="false"/>
+                <w:bCs w:val="false"/>
+                <w:i w:val="false"/>
+                <w:iCs w:val="false"/>
+                <w:color w:val="0070C0"/>
+                <w:sz w:val="18"/>
+                <w:szCs w:val="18"/>
+              </w:rPr>
+              <w:t xml:space="preserve">A transfer of the plant to a project company or to the technical partner falls to be tested against </w:t>
             </w:r>
             <w:r>
               <w:rPr>
@@ -13750,47 +16127,74 @@
           </w:tcPr>
           <w:p>
             <w:pPr>
-              <w:keepNext w:val="false"/>
-              <w:spacing w:after="0" w:before="0" w:line="250" w:lineRule="auto"/>
-            </w:pPr>
-            <w:r>
-              <w:rPr>
-                <w:rFonts w:ascii="Arial" w:cs="Arial" w:eastAsia="Arial" w:hAnsi="Arial"/>
-                <w:b w:val="false"/>
-                <w:bCs w:val="false"/>
-                <w:i w:val="false"/>
-                <w:iCs w:val="false"/>
-                <w:color w:val="000000"/>
-                <w:sz w:val="18"/>
-                <w:szCs w:val="18"/>
-              </w:rPr>
-              <w:t xml:space="preserve">Disposal allowance where </w:t>
-            </w:r>
-            <w:r>
-              <w:rPr>
-                <w:rFonts w:ascii="Arial" w:cs="Arial" w:eastAsia="Arial" w:hAnsi="Arial"/>
-                <w:b/>
-                <w:bCs/>
-                <w:i w:val="false"/>
-                <w:iCs w:val="false"/>
-                <w:color w:val="000000"/>
-                <w:sz w:val="18"/>
-                <w:szCs w:val="18"/>
-              </w:rPr>
-              <w:t xml:space="preserve">tax value exceeds proceeds</w:t>
-            </w:r>
-            <w:r>
-              <w:rPr>
-                <w:rFonts w:ascii="Arial" w:cs="Arial" w:eastAsia="Arial" w:hAnsi="Arial"/>
-                <w:b w:val="false"/>
-                <w:bCs w:val="false"/>
-                <w:i w:val="false"/>
-                <w:iCs w:val="false"/>
-                <w:color w:val="000000"/>
-                <w:sz w:val="18"/>
-                <w:szCs w:val="18"/>
-              </w:rPr>
-              <w:t xml:space="preserve">, for assets qualifying under specified sections </w:t>
+              <w:pStyle w:val="ListParagraph"/>
+              <w:numPr>
+                <w:ilvl w:val="0"/>
+                <w:numId w:val="2"/>
+              </w:numPr>
+              <w:spacing w:after="40" w:before="0" w:line="250" w:lineRule="auto"/>
+            </w:pPr>
+            <w:r>
+              <w:rPr>
+                <w:rFonts w:ascii="Arial" w:cs="Arial" w:eastAsia="Arial" w:hAnsi="Arial"/>
+                <w:b w:val="false"/>
+                <w:bCs w:val="false"/>
+                <w:i w:val="false"/>
+                <w:iCs w:val="false"/>
+                <w:color w:val="000000"/>
+                <w:sz w:val="18"/>
+                <w:szCs w:val="18"/>
+              </w:rPr>
+              <w:t xml:space="preserve">Disposal allowance where the </w:t>
+            </w:r>
+            <w:r>
+              <w:rPr>
+                <w:rFonts w:ascii="Arial" w:cs="Arial" w:eastAsia="Arial" w:hAnsi="Arial"/>
+                <w:b/>
+                <w:bCs/>
+                <w:i w:val="false"/>
+                <w:iCs w:val="false"/>
+                <w:color w:val="000000"/>
+                <w:sz w:val="18"/>
+                <w:szCs w:val="18"/>
+              </w:rPr>
+              <w:t xml:space="preserve">tax value exceeds the proceeds</w:t>
+            </w:r>
+            <w:r>
+              <w:rPr>
+                <w:rFonts w:ascii="Arial" w:cs="Arial" w:eastAsia="Arial" w:hAnsi="Arial"/>
+                <w:b w:val="false"/>
+                <w:bCs w:val="false"/>
+                <w:i w:val="false"/>
+                <w:iCs w:val="false"/>
+                <w:color w:val="000000"/>
+                <w:sz w:val="18"/>
+                <w:szCs w:val="18"/>
+              </w:rPr>
+              <w:t xml:space="preserve">.</w:t>
+            </w:r>
+          </w:p>
+          <w:p>
+            <w:pPr>
+              <w:pStyle w:val="ListParagraph"/>
+              <w:numPr>
+                <w:ilvl w:val="0"/>
+                <w:numId w:val="2"/>
+              </w:numPr>
+              <w:spacing w:after="40" w:before="0" w:line="250" w:lineRule="auto"/>
+            </w:pPr>
+            <w:r>
+              <w:rPr>
+                <w:rFonts w:ascii="Arial" w:cs="Arial" w:eastAsia="Arial" w:hAnsi="Arial"/>
+                <w:b w:val="false"/>
+                <w:bCs w:val="false"/>
+                <w:i w:val="false"/>
+                <w:iCs w:val="false"/>
+                <w:color w:val="000000"/>
+                <w:sz w:val="18"/>
+                <w:szCs w:val="18"/>
+              </w:rPr>
+              <w:t xml:space="preserve">For assets qualifying under specified sections </w:t>
             </w:r>
             <w:r>
               <w:rPr>
@@ -13842,7 +16246,30 @@
                 <w:sz w:val="18"/>
                 <w:szCs w:val="18"/>
               </w:rPr>
-              <w:t xml:space="preserve">, where the </w:t>
+              <w:t xml:space="preserve">.</w:t>
+            </w:r>
+          </w:p>
+          <w:p>
+            <w:pPr>
+              <w:pStyle w:val="ListParagraph"/>
+              <w:numPr>
+                <w:ilvl w:val="0"/>
+                <w:numId w:val="2"/>
+              </w:numPr>
+              <w:spacing w:after="40" w:before="0" w:line="250" w:lineRule="auto"/>
+            </w:pPr>
+            <w:r>
+              <w:rPr>
+                <w:rFonts w:ascii="Arial" w:cs="Arial" w:eastAsia="Arial" w:hAnsi="Arial"/>
+                <w:b w:val="false"/>
+                <w:bCs w:val="false"/>
+                <w:i w:val="false"/>
+                <w:iCs w:val="false"/>
+                <w:color w:val="000000"/>
+                <w:sz w:val="18"/>
+                <w:szCs w:val="18"/>
+              </w:rPr>
+              <w:t xml:space="preserve">Only where the </w:t>
             </w:r>
             <w:r>
               <w:rPr>
@@ -13868,8 +16295,18 @@
                 <w:sz w:val="18"/>
                 <w:szCs w:val="18"/>
               </w:rPr>
-              <w:t xml:space="preserve">. </w:t>
-            </w:r>
+              <w:t xml:space="preserve">.</w:t>
+            </w:r>
+          </w:p>
+          <w:p>
+            <w:pPr>
+              <w:pStyle w:val="ListParagraph"/>
+              <w:numPr>
+                <w:ilvl w:val="0"/>
+                <w:numId w:val="2"/>
+              </w:numPr>
+              <w:spacing w:after="0" w:before="0" w:line="250" w:lineRule="auto"/>
+            </w:pPr>
             <w:r>
               <w:rPr>
                 <w:rFonts w:ascii="Arial" w:cs="Arial" w:eastAsia="Arial" w:hAnsi="Arial"/>
@@ -13942,21 +16379,48 @@
           </w:tcPr>
           <w:p>
             <w:pPr>
-              <w:keepNext w:val="false"/>
-              <w:spacing w:after="0" w:before="0" w:line="250" w:lineRule="auto"/>
-            </w:pPr>
-            <w:r>
-              <w:rPr>
-                <w:rFonts w:ascii="Arial" w:cs="Arial" w:eastAsia="Arial" w:hAnsi="Arial"/>
-                <w:b w:val="false"/>
-                <w:bCs w:val="false"/>
-                <w:i w:val="false"/>
-                <w:iCs w:val="false"/>
-                <w:color w:val="0070C0"/>
-                <w:sz w:val="18"/>
-                <w:szCs w:val="18"/>
-              </w:rPr>
-              <w:t xml:space="preserve">Available only if the plant’s tax life does not exceed 10 years and the buyer is not a connected person.</w:t>
+              <w:pStyle w:val="ListParagraph"/>
+              <w:numPr>
+                <w:ilvl w:val="0"/>
+                <w:numId w:val="2"/>
+              </w:numPr>
+              <w:spacing w:after="40" w:before="0" w:line="250" w:lineRule="auto"/>
+            </w:pPr>
+            <w:r>
+              <w:rPr>
+                <w:rFonts w:ascii="Arial" w:cs="Arial" w:eastAsia="Arial" w:hAnsi="Arial"/>
+                <w:b w:val="false"/>
+                <w:bCs w:val="false"/>
+                <w:i w:val="false"/>
+                <w:iCs w:val="false"/>
+                <w:color w:val="0070C0"/>
+                <w:sz w:val="18"/>
+                <w:szCs w:val="18"/>
+              </w:rPr>
+              <w:t xml:space="preserve">Available only if the plant’s tax life does not exceed 10 years.</w:t>
+            </w:r>
+          </w:p>
+          <w:p>
+            <w:pPr>
+              <w:pStyle w:val="ListParagraph"/>
+              <w:numPr>
+                <w:ilvl w:val="0"/>
+                <w:numId w:val="2"/>
+              </w:numPr>
+              <w:spacing w:after="0" w:before="0" w:line="250" w:lineRule="auto"/>
+            </w:pPr>
+            <w:r>
+              <w:rPr>
+                <w:rFonts w:ascii="Arial" w:cs="Arial" w:eastAsia="Arial" w:hAnsi="Arial"/>
+                <w:b w:val="false"/>
+                <w:bCs w:val="false"/>
+                <w:i w:val="false"/>
+                <w:iCs w:val="false"/>
+                <w:color w:val="0070C0"/>
+                <w:sz w:val="18"/>
+                <w:szCs w:val="18"/>
+              </w:rPr>
+              <w:t xml:space="preserve">Not available if the buyer is a connected person.</w:t>
             </w:r>
           </w:p>
         </w:tc>
@@ -14044,22 +16508,36 @@
           </w:tcPr>
           <w:p>
             <w:pPr>
-              <w:keepNext w:val="false"/>
-              <w:spacing w:after="0" w:before="0" w:line="250" w:lineRule="auto"/>
-            </w:pPr>
-            <w:r>
-              <w:rPr>
-                <w:rFonts w:ascii="Arial" w:cs="Arial" w:eastAsia="Arial" w:hAnsi="Arial"/>
-                <w:b w:val="false"/>
-                <w:bCs w:val="false"/>
-                <w:i w:val="false"/>
-                <w:iCs w:val="false"/>
-                <w:color w:val="000000"/>
-                <w:sz w:val="18"/>
-                <w:szCs w:val="18"/>
-              </w:rPr>
-              <w:t xml:space="preserve">Proceeds less base cost. </w:t>
-            </w:r>
+              <w:pStyle w:val="ListParagraph"/>
+              <w:numPr>
+                <w:ilvl w:val="0"/>
+                <w:numId w:val="2"/>
+              </w:numPr>
+              <w:spacing w:after="40" w:before="0" w:line="250" w:lineRule="auto"/>
+            </w:pPr>
+            <w:r>
+              <w:rPr>
+                <w:rFonts w:ascii="Arial" w:cs="Arial" w:eastAsia="Arial" w:hAnsi="Arial"/>
+                <w:b w:val="false"/>
+                <w:bCs w:val="false"/>
+                <w:i w:val="false"/>
+                <w:iCs w:val="false"/>
+                <w:color w:val="000000"/>
+                <w:sz w:val="18"/>
+                <w:szCs w:val="18"/>
+              </w:rPr>
+              <w:t xml:space="preserve">Proceeds less base cost.</w:t>
+            </w:r>
+          </w:p>
+          <w:p>
+            <w:pPr>
+              <w:pStyle w:val="ListParagraph"/>
+              <w:numPr>
+                <w:ilvl w:val="0"/>
+                <w:numId w:val="2"/>
+              </w:numPr>
+              <w:spacing w:after="40" w:before="0" w:line="250" w:lineRule="auto"/>
+            </w:pPr>
             <w:r>
               <w:rPr>
                 <w:rFonts w:ascii="Arial" w:cs="Arial" w:eastAsia="Arial" w:hAnsi="Arial"/>
@@ -14084,33 +16562,66 @@
                 <w:sz w:val="18"/>
                 <w:szCs w:val="18"/>
               </w:rPr>
-              <w:t xml:space="preserve"> (including the recoupment); </w:t>
-            </w:r>
-            <w:r>
-              <w:rPr>
-                <w:rFonts w:ascii="Arial" w:cs="Arial" w:eastAsia="Arial" w:hAnsi="Arial"/>
-                <w:b/>
-                <w:bCs/>
-                <w:i w:val="false"/>
-                <w:iCs w:val="false"/>
-                <w:color w:val="000000"/>
-                <w:sz w:val="18"/>
-                <w:szCs w:val="18"/>
-              </w:rPr>
-              <w:t xml:space="preserve">base cost is reduced by allowances claimed</w:t>
-            </w:r>
-            <w:r>
-              <w:rPr>
-                <w:rFonts w:ascii="Arial" w:cs="Arial" w:eastAsia="Arial" w:hAnsi="Arial"/>
-                <w:b w:val="false"/>
-                <w:bCs w:val="false"/>
-                <w:i w:val="false"/>
-                <w:iCs w:val="false"/>
-                <w:color w:val="000000"/>
-                <w:sz w:val="18"/>
-                <w:szCs w:val="18"/>
-              </w:rPr>
-              <w:t xml:space="preserve">. Company inclusion rate </w:t>
+              <w:t xml:space="preserve">, including the recoupment.</w:t>
+            </w:r>
+          </w:p>
+          <w:p>
+            <w:pPr>
+              <w:pStyle w:val="ListParagraph"/>
+              <w:numPr>
+                <w:ilvl w:val="0"/>
+                <w:numId w:val="2"/>
+              </w:numPr>
+              <w:spacing w:after="40" w:before="0" w:line="250" w:lineRule="auto"/>
+            </w:pPr>
+            <w:r>
+              <w:rPr>
+                <w:rFonts w:ascii="Arial" w:cs="Arial" w:eastAsia="Arial" w:hAnsi="Arial"/>
+                <w:b/>
+                <w:bCs/>
+                <w:i w:val="false"/>
+                <w:iCs w:val="false"/>
+                <w:color w:val="000000"/>
+                <w:sz w:val="18"/>
+                <w:szCs w:val="18"/>
+              </w:rPr>
+              <w:t xml:space="preserve">Base cost is reduced by the allowances claimed</w:t>
+            </w:r>
+            <w:r>
+              <w:rPr>
+                <w:rFonts w:ascii="Arial" w:cs="Arial" w:eastAsia="Arial" w:hAnsi="Arial"/>
+                <w:b w:val="false"/>
+                <w:bCs w:val="false"/>
+                <w:i w:val="false"/>
+                <w:iCs w:val="false"/>
+                <w:color w:val="000000"/>
+                <w:sz w:val="18"/>
+                <w:szCs w:val="18"/>
+              </w:rPr>
+              <w:t xml:space="preserve">.</w:t>
+            </w:r>
+          </w:p>
+          <w:p>
+            <w:pPr>
+              <w:pStyle w:val="ListParagraph"/>
+              <w:numPr>
+                <w:ilvl w:val="0"/>
+                <w:numId w:val="2"/>
+              </w:numPr>
+              <w:spacing w:after="40" w:before="0" w:line="250" w:lineRule="auto"/>
+            </w:pPr>
+            <w:r>
+              <w:rPr>
+                <w:rFonts w:ascii="Arial" w:cs="Arial" w:eastAsia="Arial" w:hAnsi="Arial"/>
+                <w:b w:val="false"/>
+                <w:bCs w:val="false"/>
+                <w:i w:val="false"/>
+                <w:iCs w:val="false"/>
+                <w:color w:val="000000"/>
+                <w:sz w:val="18"/>
+                <w:szCs w:val="18"/>
+              </w:rPr>
+              <w:t xml:space="preserve">Company inclusion rate </w:t>
             </w:r>
             <w:r>
               <w:rPr>
@@ -14136,8 +16647,30 @@
                 <w:sz w:val="18"/>
                 <w:szCs w:val="18"/>
               </w:rPr>
-              <w:t xml:space="preserve">.
-On a </w:t>
+              <w:t xml:space="preserve">.</w:t>
+            </w:r>
+          </w:p>
+          <w:p>
+            <w:pPr>
+              <w:pStyle w:val="ListParagraph"/>
+              <w:numPr>
+                <w:ilvl w:val="0"/>
+                <w:numId w:val="2"/>
+              </w:numPr>
+              <w:spacing w:after="0" w:before="0" w:line="250" w:lineRule="auto"/>
+            </w:pPr>
+            <w:r>
+              <w:rPr>
+                <w:rFonts w:ascii="Arial" w:cs="Arial" w:eastAsia="Arial" w:hAnsi="Arial"/>
+                <w:b w:val="false"/>
+                <w:bCs w:val="false"/>
+                <w:i w:val="false"/>
+                <w:iCs w:val="false"/>
+                <w:color w:val="000000"/>
+                <w:sz w:val="18"/>
+                <w:szCs w:val="18"/>
+              </w:rPr>
+              <w:t xml:space="preserve">On a </w:t>
             </w:r>
             <w:r>
               <w:rPr>
@@ -14211,7 +16744,11 @@
           </w:tcPr>
           <w:p>
             <w:pPr>
-              <w:keepNext w:val="false"/>
+              <w:pStyle w:val="ListParagraph"/>
+              <w:numPr>
+                <w:ilvl w:val="0"/>
+                <w:numId w:val="2"/>
+              </w:numPr>
               <w:spacing w:after="40" w:before="0" w:line="250" w:lineRule="auto"/>
             </w:pPr>
             <w:r>
@@ -14256,7 +16793,11 @@
           </w:p>
           <w:p>
             <w:pPr>
-              <w:keepNext w:val="false"/>
+              <w:pStyle w:val="ListParagraph"/>
+              <w:numPr>
+                <w:ilvl w:val="0"/>
+                <w:numId w:val="2"/>
+              </w:numPr>
               <w:spacing w:after="0" w:before="0" w:line="250" w:lineRule="auto"/>
             </w:pPr>
             <w:r>
@@ -14515,21 +17056,25 @@
           </w:tcPr>
           <w:p>
             <w:pPr>
-              <w:keepNext w:val="false"/>
-              <w:spacing w:after="0" w:before="0" w:line="250" w:lineRule="auto"/>
-            </w:pPr>
-            <w:r>
-              <w:rPr>
-                <w:rFonts w:ascii="Arial" w:cs="Arial" w:eastAsia="Arial" w:hAnsi="Arial"/>
-                <w:b w:val="false"/>
-                <w:bCs w:val="false"/>
-                <w:i w:val="false"/>
-                <w:iCs w:val="false"/>
-                <w:color w:val="000000"/>
-                <w:sz w:val="18"/>
-                <w:szCs w:val="18"/>
-              </w:rPr>
-              <w:t xml:space="preserve">Input tax deductible to the extent goods or services are acquired for making </w:t>
+              <w:pStyle w:val="ListParagraph"/>
+              <w:numPr>
+                <w:ilvl w:val="0"/>
+                <w:numId w:val="2"/>
+              </w:numPr>
+              <w:spacing w:after="40" w:before="0" w:line="250" w:lineRule="auto"/>
+            </w:pPr>
+            <w:r>
+              <w:rPr>
+                <w:rFonts w:ascii="Arial" w:cs="Arial" w:eastAsia="Arial" w:hAnsi="Arial"/>
+                <w:b w:val="false"/>
+                <w:bCs w:val="false"/>
+                <w:i w:val="false"/>
+                <w:iCs w:val="false"/>
+                <w:color w:val="000000"/>
+                <w:sz w:val="18"/>
+                <w:szCs w:val="18"/>
+              </w:rPr>
+              <w:t xml:space="preserve">Input tax is deductible to the extent goods or services are acquired for making </w:t>
             </w:r>
             <w:r>
               <w:rPr>
@@ -14555,35 +17100,55 @@
                 <w:sz w:val="18"/>
                 <w:szCs w:val="18"/>
               </w:rPr>
-              <w:t xml:space="preserve">. Import VAT is recoverable; </w:t>
-            </w:r>
-            <w:r>
-              <w:rPr>
-                <w:rFonts w:ascii="Arial" w:cs="Arial" w:eastAsia="Arial" w:hAnsi="Arial"/>
-                <w:b/>
-                <w:bCs/>
-                <w:i w:val="false"/>
-                <w:iCs w:val="false"/>
-                <w:color w:val="000000"/>
-                <w:sz w:val="18"/>
-                <w:szCs w:val="18"/>
-              </w:rPr>
-              <w:t xml:space="preserve">customs duty is not</w:t>
-            </w:r>
-            <w:r>
-              <w:rPr>
-                <w:rFonts w:ascii="Arial" w:cs="Arial" w:eastAsia="Arial" w:hAnsi="Arial"/>
-                <w:b w:val="false"/>
-                <w:bCs w:val="false"/>
-                <w:i w:val="false"/>
-                <w:iCs w:val="false"/>
-                <w:color w:val="000000"/>
-                <w:sz w:val="18"/>
-                <w:szCs w:val="18"/>
-              </w:rPr>
               <w:t xml:space="preserve">.</w:t>
             </w:r>
           </w:p>
+          <w:p>
+            <w:pPr>
+              <w:pStyle w:val="ListParagraph"/>
+              <w:numPr>
+                <w:ilvl w:val="0"/>
+                <w:numId w:val="2"/>
+              </w:numPr>
+              <w:spacing w:after="40" w:before="0" w:line="250" w:lineRule="auto"/>
+            </w:pPr>
+            <w:r>
+              <w:rPr>
+                <w:rFonts w:ascii="Arial" w:cs="Arial" w:eastAsia="Arial" w:hAnsi="Arial"/>
+                <w:b w:val="false"/>
+                <w:bCs w:val="false"/>
+                <w:i w:val="false"/>
+                <w:iCs w:val="false"/>
+                <w:color w:val="000000"/>
+                <w:sz w:val="18"/>
+                <w:szCs w:val="18"/>
+              </w:rPr>
+              <w:t xml:space="preserve">Import VAT is recoverable.</w:t>
+            </w:r>
+          </w:p>
+          <w:p>
+            <w:pPr>
+              <w:pStyle w:val="ListParagraph"/>
+              <w:numPr>
+                <w:ilvl w:val="0"/>
+                <w:numId w:val="2"/>
+              </w:numPr>
+              <w:spacing w:after="0" w:before="0" w:line="250" w:lineRule="auto"/>
+            </w:pPr>
+            <w:r>
+              <w:rPr>
+                <w:rFonts w:ascii="Arial" w:cs="Arial" w:eastAsia="Arial" w:hAnsi="Arial"/>
+                <w:b/>
+                <w:bCs/>
+                <w:i w:val="false"/>
+                <w:iCs w:val="false"/>
+                <w:color w:val="000000"/>
+                <w:sz w:val="18"/>
+                <w:szCs w:val="18"/>
+              </w:rPr>
+              <w:t xml:space="preserve">Customs duty is not recoverable.</w:t>
+            </w:r>
+          </w:p>
         </w:tc>
         <w:tc>
           <w:tcPr>
@@ -14603,8 +17168,12 @@
           </w:tcPr>
           <w:p>
             <w:pPr>
-              <w:keepNext w:val="false"/>
-              <w:spacing w:after="0" w:before="0" w:line="250" w:lineRule="auto"/>
+              <w:pStyle w:val="ListParagraph"/>
+              <w:numPr>
+                <w:ilvl w:val="0"/>
+                <w:numId w:val="2"/>
+              </w:numPr>
+              <w:spacing w:after="40" w:before="0" w:line="250" w:lineRule="auto"/>
             </w:pPr>
             <w:r>
               <w:rPr>
@@ -14630,8 +17199,18 @@
                 <w:sz w:val="18"/>
                 <w:szCs w:val="18"/>
               </w:rPr>
-              <w:t xml:space="preserve"> — 15% of the plant and construction cost. </w:t>
-            </w:r>
+              <w:t xml:space="preserve"> — 15% of the plant and construction cost.</w:t>
+            </w:r>
+          </w:p>
+          <w:p>
+            <w:pPr>
+              <w:pStyle w:val="ListParagraph"/>
+              <w:numPr>
+                <w:ilvl w:val="0"/>
+                <w:numId w:val="2"/>
+              </w:numPr>
+              <w:spacing w:after="40" w:before="0" w:line="250" w:lineRule="auto"/>
+            </w:pPr>
             <w:r>
               <w:rPr>
                 <w:rFonts w:ascii="Arial" w:cs="Arial" w:eastAsia="Arial" w:hAnsi="Arial"/>
@@ -14656,33 +17235,30 @@
                 <w:sz w:val="18"/>
                 <w:szCs w:val="18"/>
               </w:rPr>
-              <w:t xml:space="preserve"> — the tax period of acquisition, on a valid tax invoice. Customs duty is </w:t>
-            </w:r>
-            <w:r>
-              <w:rPr>
-                <w:rFonts w:ascii="Arial" w:cs="Arial" w:eastAsia="Arial" w:hAnsi="Arial"/>
-                <w:b/>
-                <w:bCs/>
-                <w:i w:val="false"/>
-                <w:iCs w:val="false"/>
-                <w:color w:val="0070C0"/>
-                <w:sz w:val="18"/>
-                <w:szCs w:val="18"/>
-              </w:rPr>
-              <w:t xml:space="preserve">not recoverable</w:t>
-            </w:r>
-            <w:r>
-              <w:rPr>
-                <w:rFonts w:ascii="Arial" w:cs="Arial" w:eastAsia="Arial" w:hAnsi="Arial"/>
-                <w:b w:val="false"/>
-                <w:bCs w:val="false"/>
-                <w:i w:val="false"/>
-                <w:iCs w:val="false"/>
-                <w:color w:val="0070C0"/>
-                <w:sz w:val="18"/>
-                <w:szCs w:val="18"/>
-              </w:rPr>
-              <w:t xml:space="preserve"> and forms part of the s12B cost.</w:t>
+              <w:t xml:space="preserve"> — the tax period of acquisition, on a valid tax invoice.</w:t>
+            </w:r>
+          </w:p>
+          <w:p>
+            <w:pPr>
+              <w:pStyle w:val="ListParagraph"/>
+              <w:numPr>
+                <w:ilvl w:val="0"/>
+                <w:numId w:val="2"/>
+              </w:numPr>
+              <w:spacing w:after="0" w:before="0" w:line="250" w:lineRule="auto"/>
+            </w:pPr>
+            <w:r>
+              <w:rPr>
+                <w:rFonts w:ascii="Arial" w:cs="Arial" w:eastAsia="Arial" w:hAnsi="Arial"/>
+                <w:b w:val="false"/>
+                <w:bCs w:val="false"/>
+                <w:i w:val="false"/>
+                <w:iCs w:val="false"/>
+                <w:color w:val="0070C0"/>
+                <w:sz w:val="18"/>
+                <w:szCs w:val="18"/>
+              </w:rPr>
+              <w:t xml:space="preserve">Customs duty forms part of the cost of the asset for s12B.</w:t>
             </w:r>
           </w:p>
         </w:tc>
@@ -14743,8 +17319,12 @@
           </w:tcPr>
           <w:p>
             <w:pPr>
-              <w:keepNext w:val="false"/>
-              <w:spacing w:after="0" w:before="0" w:line="250" w:lineRule="auto"/>
+              <w:pStyle w:val="ListParagraph"/>
+              <w:numPr>
+                <w:ilvl w:val="0"/>
+                <w:numId w:val="2"/>
+              </w:numPr>
+              <w:spacing w:after="40" w:before="0" w:line="250" w:lineRule="auto"/>
             </w:pPr>
             <w:r>
               <w:rPr>
@@ -14783,7 +17363,30 @@
                 <w:sz w:val="18"/>
                 <w:szCs w:val="18"/>
               </w:rPr>
-              <w:t xml:space="preserve">, exempt where the beneficial owner is a </w:t>
+              <w:t xml:space="preserve">.</w:t>
+            </w:r>
+          </w:p>
+          <w:p>
+            <w:pPr>
+              <w:pStyle w:val="ListParagraph"/>
+              <w:numPr>
+                <w:ilvl w:val="0"/>
+                <w:numId w:val="2"/>
+              </w:numPr>
+              <w:spacing w:after="0" w:before="0" w:line="250" w:lineRule="auto"/>
+            </w:pPr>
+            <w:r>
+              <w:rPr>
+                <w:rFonts w:ascii="Arial" w:cs="Arial" w:eastAsia="Arial" w:hAnsi="Arial"/>
+                <w:b w:val="false"/>
+                <w:bCs w:val="false"/>
+                <w:i w:val="false"/>
+                <w:iCs w:val="false"/>
+                <w:color w:val="000000"/>
+                <w:sz w:val="18"/>
+                <w:szCs w:val="18"/>
+              </w:rPr>
+              <w:t xml:space="preserve">Exempt where the beneficial owner is a </w:t>
             </w:r>
             <w:r>
               <w:rPr>
@@ -14831,7 +17434,11 @@
           </w:tcPr>
           <w:p>
             <w:pPr>
-              <w:keepNext w:val="false"/>
+              <w:pStyle w:val="ListParagraph"/>
+              <w:numPr>
+                <w:ilvl w:val="0"/>
+                <w:numId w:val="2"/>
+              </w:numPr>
               <w:spacing w:after="0" w:before="0" w:line="250" w:lineRule="auto"/>
             </w:pPr>
             <w:r>
@@ -14932,8 +17539,12 @@
           </w:tcPr>
           <w:p>
             <w:pPr>
-              <w:keepNext w:val="false"/>
-              <w:spacing w:after="0" w:before="0" w:line="250" w:lineRule="auto"/>
+              <w:pStyle w:val="ListParagraph"/>
+              <w:numPr>
+                <w:ilvl w:val="0"/>
+                <w:numId w:val="2"/>
+              </w:numPr>
+              <w:spacing w:after="40" w:before="0" w:line="250" w:lineRule="auto"/>
             </w:pPr>
             <w:r>
               <w:rPr>
@@ -14972,7 +17583,30 @@
                 <w:sz w:val="18"/>
                 <w:szCs w:val="18"/>
               </w:rPr>
-              <w:t xml:space="preserve"> above the activity threshold; not on purchased electricity.</w:t>
+              <w:t xml:space="preserve"> above the activity threshold.</w:t>
+            </w:r>
+          </w:p>
+          <w:p>
+            <w:pPr>
+              <w:pStyle w:val="ListParagraph"/>
+              <w:numPr>
+                <w:ilvl w:val="0"/>
+                <w:numId w:val="2"/>
+              </w:numPr>
+              <w:spacing w:after="0" w:before="0" w:line="250" w:lineRule="auto"/>
+            </w:pPr>
+            <w:r>
+              <w:rPr>
+                <w:rFonts w:ascii="Arial" w:cs="Arial" w:eastAsia="Arial" w:hAnsi="Arial"/>
+                <w:b w:val="false"/>
+                <w:bCs w:val="false"/>
+                <w:i w:val="false"/>
+                <w:iCs w:val="false"/>
+                <w:color w:val="000000"/>
+                <w:sz w:val="18"/>
+                <w:szCs w:val="18"/>
+              </w:rPr>
+              <w:t xml:space="preserve">Not imposed on purchased electricity.</w:t>
             </w:r>
           </w:p>
         </w:tc>
@@ -14994,8 +17628,12 @@
           </w:tcPr>
           <w:p>
             <w:pPr>
-              <w:keepNext w:val="false"/>
-              <w:spacing w:after="0" w:before="0" w:line="250" w:lineRule="auto"/>
+              <w:pStyle w:val="ListParagraph"/>
+              <w:numPr>
+                <w:ilvl w:val="0"/>
+                <w:numId w:val="2"/>
+              </w:numPr>
+              <w:spacing w:after="40" w:before="0" w:line="250" w:lineRule="auto"/>
             </w:pPr>
             <w:r>
               <w:rPr>
@@ -15034,7 +17672,30 @@
                 <w:sz w:val="18"/>
                 <w:szCs w:val="18"/>
               </w:rPr>
-              <w:t xml:space="preserve">, which page 20 states renewable generation does not replace.</w:t>
+              <w:t xml:space="preserve">.</w:t>
+            </w:r>
+          </w:p>
+          <w:p>
+            <w:pPr>
+              <w:pStyle w:val="ListParagraph"/>
+              <w:numPr>
+                <w:ilvl w:val="0"/>
+                <w:numId w:val="2"/>
+              </w:numPr>
+              <w:spacing w:after="0" w:before="0" w:line="250" w:lineRule="auto"/>
+            </w:pPr>
+            <w:r>
+              <w:rPr>
+                <w:rFonts w:ascii="Arial" w:cs="Arial" w:eastAsia="Arial" w:hAnsi="Arial"/>
+                <w:b w:val="false"/>
+                <w:bCs w:val="false"/>
+                <w:i w:val="false"/>
+                <w:iCs w:val="false"/>
+                <w:color w:val="0070C0"/>
+                <w:sz w:val="18"/>
+                <w:szCs w:val="18"/>
+              </w:rPr>
+              <w:t xml:space="preserve">Page 20 states that renewable generation does not replace them.</w:t>
             </w:r>
           </w:p>
         </w:tc>
@@ -19004,8 +21665,12 @@
           </w:tcPr>
           <w:p>
             <w:pPr>
-              <w:keepNext w:val="false"/>
-              <w:spacing w:after="0" w:before="0" w:line="250" w:lineRule="auto"/>
+              <w:pStyle w:val="ListParagraph"/>
+              <w:numPr>
+                <w:ilvl w:val="0"/>
+                <w:numId w:val="2"/>
+              </w:numPr>
+              <w:spacing w:after="40" w:before="0" w:line="250" w:lineRule="auto"/>
             </w:pPr>
             <w:r>
               <w:rPr>
@@ -19044,7 +21709,30 @@
                 <w:sz w:val="18"/>
                 <w:szCs w:val="18"/>
               </w:rPr>
-              <w:t xml:space="preserve">. It does require </w:t>
+              <w:t xml:space="preserve">.</w:t>
+            </w:r>
+          </w:p>
+          <w:p>
+            <w:pPr>
+              <w:pStyle w:val="ListParagraph"/>
+              <w:numPr>
+                <w:ilvl w:val="0"/>
+                <w:numId w:val="2"/>
+              </w:numPr>
+              <w:spacing w:after="40" w:before="0" w:line="250" w:lineRule="auto"/>
+            </w:pPr>
+            <w:r>
+              <w:rPr>
+                <w:rFonts w:ascii="Arial" w:cs="Arial" w:eastAsia="Arial" w:hAnsi="Arial"/>
+                <w:b w:val="false"/>
+                <w:bCs w:val="false"/>
+                <w:i w:val="false"/>
+                <w:iCs w:val="false"/>
+                <w:color w:val="000000"/>
+                <w:sz w:val="18"/>
+                <w:szCs w:val="18"/>
+              </w:rPr>
+              <w:t xml:space="preserve">It does require </w:t>
             </w:r>
             <w:r>
               <w:rPr>
@@ -19070,7 +21758,30 @@
                 <w:sz w:val="18"/>
                 <w:szCs w:val="18"/>
               </w:rPr>
-              <w:t xml:space="preserve">, and ownership is determined at common law: under </w:t>
+              <w:t xml:space="preserve">.</w:t>
+            </w:r>
+          </w:p>
+          <w:p>
+            <w:pPr>
+              <w:pStyle w:val="ListParagraph"/>
+              <w:numPr>
+                <w:ilvl w:val="0"/>
+                <w:numId w:val="2"/>
+              </w:numPr>
+              <w:spacing w:after="0" w:before="0" w:line="250" w:lineRule="auto"/>
+            </w:pPr>
+            <w:r>
+              <w:rPr>
+                <w:rFonts w:ascii="Arial" w:cs="Arial" w:eastAsia="Arial" w:hAnsi="Arial"/>
+                <w:b w:val="false"/>
+                <w:bCs w:val="false"/>
+                <w:i w:val="false"/>
+                <w:iCs w:val="false"/>
+                <w:color w:val="000000"/>
+                <w:sz w:val="18"/>
+                <w:szCs w:val="18"/>
+              </w:rPr>
+              <w:t xml:space="preserve">Ownership is determined at common law: under </w:t>
             </w:r>
             <w:r>
               <w:rPr>
@@ -19144,7 +21855,11 @@
           </w:tcPr>
           <w:p>
             <w:pPr>
-              <w:keepNext w:val="false"/>
+              <w:pStyle w:val="ListParagraph"/>
+              <w:numPr>
+                <w:ilvl w:val="0"/>
+                <w:numId w:val="2"/>
+              </w:numPr>
               <w:spacing w:after="40" w:before="0" w:line="250" w:lineRule="auto"/>
             </w:pPr>
             <w:r>
@@ -19202,7 +21917,11 @@
           </w:p>
           <w:p>
             <w:pPr>
-              <w:keepNext w:val="false"/>
+              <w:pStyle w:val="ListParagraph"/>
+              <w:numPr>
+                <w:ilvl w:val="0"/>
+                <w:numId w:val="2"/>
+              </w:numPr>
               <w:spacing w:after="40" w:before="0" w:line="250" w:lineRule="auto"/>
             </w:pPr>
             <w:r>
@@ -19260,7 +21979,11 @@
           </w:p>
           <w:p>
             <w:pPr>
-              <w:keepNext w:val="false"/>
+              <w:pStyle w:val="ListParagraph"/>
+              <w:numPr>
+                <w:ilvl w:val="0"/>
+                <w:numId w:val="2"/>
+              </w:numPr>
               <w:spacing w:after="40" w:before="0" w:line="250" w:lineRule="auto"/>
             </w:pPr>
             <w:r>
@@ -19318,8 +22041,12 @@
           </w:p>
           <w:p>
             <w:pPr>
-              <w:keepNext w:val="false"/>
-              <w:spacing w:after="0" w:before="0" w:line="250" w:lineRule="auto"/>
+              <w:pStyle w:val="ListParagraph"/>
+              <w:numPr>
+                <w:ilvl w:val="0"/>
+                <w:numId w:val="2"/>
+              </w:numPr>
+              <w:spacing w:after="40" w:before="0" w:line="250" w:lineRule="auto"/>
             </w:pPr>
             <w:r>
               <w:rPr>
@@ -19371,7 +22098,30 @@
                 <w:sz w:val="18"/>
                 <w:szCs w:val="18"/>
               </w:rPr>
-              <w:t xml:space="preserve">. Page 20 states that </w:t>
+              <w:t xml:space="preserve">.</w:t>
+            </w:r>
+          </w:p>
+          <w:p>
+            <w:pPr>
+              <w:pStyle w:val="ListParagraph"/>
+              <w:numPr>
+                <w:ilvl w:val="0"/>
+                <w:numId w:val="2"/>
+              </w:numPr>
+              <w:spacing w:after="0" w:before="0" w:line="250" w:lineRule="auto"/>
+            </w:pPr>
+            <w:r>
+              <w:rPr>
+                <w:rFonts w:ascii="Arial" w:cs="Arial" w:eastAsia="Arial" w:hAnsi="Arial"/>
+                <w:b w:val="false"/>
+                <w:bCs w:val="false"/>
+                <w:i w:val="false"/>
+                <w:iCs w:val="false"/>
+                <w:color w:val="0070C0"/>
+                <w:sz w:val="18"/>
+                <w:szCs w:val="18"/>
+              </w:rPr>
+              <w:t xml:space="preserve">Page 20 states that </w:t>
             </w:r>
             <w:r>
               <w:rPr>
@@ -19484,8 +22234,12 @@
           </w:tcPr>
           <w:p>
             <w:pPr>
-              <w:keepNext w:val="false"/>
-              <w:spacing w:after="0" w:before="0" w:line="250" w:lineRule="auto"/>
+              <w:pStyle w:val="ListParagraph"/>
+              <w:numPr>
+                <w:ilvl w:val="0"/>
+                <w:numId w:val="2"/>
+              </w:numPr>
+              <w:spacing w:after="40" w:before="0" w:line="250" w:lineRule="auto"/>
             </w:pPr>
             <w:r>
               <w:rPr>
@@ -19524,7 +22278,30 @@
                 <w:sz w:val="18"/>
                 <w:szCs w:val="18"/>
               </w:rPr>
-              <w:t xml:space="preserve"> and generally </w:t>
+              <w:t xml:space="preserve">.</w:t>
+            </w:r>
+          </w:p>
+          <w:p>
+            <w:pPr>
+              <w:pStyle w:val="ListParagraph"/>
+              <w:numPr>
+                <w:ilvl w:val="0"/>
+                <w:numId w:val="2"/>
+              </w:numPr>
+              <w:spacing w:after="0" w:before="0" w:line="250" w:lineRule="auto"/>
+            </w:pPr>
+            <w:r>
+              <w:rPr>
+                <w:rFonts w:ascii="Arial" w:cs="Arial" w:eastAsia="Arial" w:hAnsi="Arial"/>
+                <w:b w:val="false"/>
+                <w:bCs w:val="false"/>
+                <w:i w:val="false"/>
+                <w:iCs w:val="false"/>
+                <w:color w:val="000000"/>
+                <w:sz w:val="18"/>
+                <w:szCs w:val="18"/>
+              </w:rPr>
+              <w:t xml:space="preserve">They generally </w:t>
             </w:r>
             <w:r>
               <w:rPr>
@@ -19572,7 +22349,11 @@
           </w:tcPr>
           <w:p>
             <w:pPr>
-              <w:keepNext w:val="false"/>
+              <w:pStyle w:val="ListParagraph"/>
+              <w:numPr>
+                <w:ilvl w:val="0"/>
+                <w:numId w:val="2"/>
+              </w:numPr>
               <w:spacing w:after="0" w:before="0" w:line="250" w:lineRule="auto"/>
             </w:pPr>
             <w:r>
@@ -19612,7 +22393,7 @@
                 <w:sz w:val="18"/>
                 <w:szCs w:val="18"/>
               </w:rPr>
-              <w:t xml:space="preserve"> is dealt with under 2.5 (s11(e)).</w:t>
+              <w:t xml:space="preserve"> is dealt with under 2.5, as s11(e).</w:t>
             </w:r>
           </w:p>
         </w:tc>
@@ -19700,8 +22481,12 @@
           </w:tcPr>
           <w:p>
             <w:pPr>
-              <w:keepNext w:val="false"/>
-              <w:spacing w:after="0" w:before="0" w:line="250" w:lineRule="auto"/>
+              <w:pStyle w:val="ListParagraph"/>
+              <w:numPr>
+                <w:ilvl w:val="0"/>
+                <w:numId w:val="2"/>
+              </w:numPr>
+              <w:spacing w:after="40" w:before="0" w:line="250" w:lineRule="auto"/>
             </w:pPr>
             <w:r>
               <w:rPr>
@@ -19727,20 +22512,92 @@
                 <w:sz w:val="18"/>
                 <w:szCs w:val="18"/>
               </w:rPr>
-              <w:t xml:space="preserve">actually incurred in the production of the income</w:t>
-            </w:r>
-            <w:r>
-              <w:rPr>
-                <w:rFonts w:ascii="Arial" w:cs="Arial" w:eastAsia="Arial" w:hAnsi="Arial"/>
-                <w:b w:val="false"/>
-                <w:bCs w:val="false"/>
-                <w:i w:val="false"/>
-                <w:iCs w:val="false"/>
-                <w:color w:val="000000"/>
-                <w:sz w:val="18"/>
-                <w:szCs w:val="18"/>
-              </w:rPr>
-              <w:t xml:space="preserve">, not of a capital nature.</w:t>
+              <w:t xml:space="preserve">actually incurred</w:t>
+            </w:r>
+            <w:r>
+              <w:rPr>
+                <w:rFonts w:ascii="Arial" w:cs="Arial" w:eastAsia="Arial" w:hAnsi="Arial"/>
+                <w:b w:val="false"/>
+                <w:bCs w:val="false"/>
+                <w:i w:val="false"/>
+                <w:iCs w:val="false"/>
+                <w:color w:val="000000"/>
+                <w:sz w:val="18"/>
+                <w:szCs w:val="18"/>
+              </w:rPr>
+              <w:t xml:space="preserve">.</w:t>
+            </w:r>
+          </w:p>
+          <w:p>
+            <w:pPr>
+              <w:pStyle w:val="ListParagraph"/>
+              <w:numPr>
+                <w:ilvl w:val="0"/>
+                <w:numId w:val="2"/>
+              </w:numPr>
+              <w:spacing w:after="40" w:before="0" w:line="250" w:lineRule="auto"/>
+            </w:pPr>
+            <w:r>
+              <w:rPr>
+                <w:rFonts w:ascii="Arial" w:cs="Arial" w:eastAsia="Arial" w:hAnsi="Arial"/>
+                <w:b/>
+                <w:bCs/>
+                <w:i w:val="false"/>
+                <w:iCs w:val="false"/>
+                <w:color w:val="000000"/>
+                <w:sz w:val="18"/>
+                <w:szCs w:val="18"/>
+              </w:rPr>
+              <w:t xml:space="preserve">In the production of the income</w:t>
+            </w:r>
+            <w:r>
+              <w:rPr>
+                <w:rFonts w:ascii="Arial" w:cs="Arial" w:eastAsia="Arial" w:hAnsi="Arial"/>
+                <w:b w:val="false"/>
+                <w:bCs w:val="false"/>
+                <w:i w:val="false"/>
+                <w:iCs w:val="false"/>
+                <w:color w:val="000000"/>
+                <w:sz w:val="18"/>
+                <w:szCs w:val="18"/>
+              </w:rPr>
+              <w:t xml:space="preserve">.</w:t>
+            </w:r>
+          </w:p>
+          <w:p>
+            <w:pPr>
+              <w:pStyle w:val="ListParagraph"/>
+              <w:numPr>
+                <w:ilvl w:val="0"/>
+                <w:numId w:val="2"/>
+              </w:numPr>
+              <w:spacing w:after="0" w:before="0" w:line="250" w:lineRule="auto"/>
+            </w:pPr>
+            <w:r>
+              <w:rPr>
+                <w:rFonts w:ascii="Arial" w:cs="Arial" w:eastAsia="Arial" w:hAnsi="Arial"/>
+                <w:b/>
+                <w:bCs/>
+                <w:i w:val="false"/>
+                <w:iCs w:val="false"/>
+                <w:color w:val="000000"/>
+                <w:sz w:val="18"/>
+                <w:szCs w:val="18"/>
+              </w:rPr>
+              <w:t xml:space="preserve">Not of a capital nature</w:t>
+            </w:r>
+            <w:r>
+              <w:rPr>
+                <w:rFonts w:ascii="Arial" w:cs="Arial" w:eastAsia="Arial" w:hAnsi="Arial"/>
+                <w:b w:val="false"/>
+                <w:bCs w:val="false"/>
+                <w:i w:val="false"/>
+                <w:iCs w:val="false"/>
+                <w:color w:val="000000"/>
+                <w:sz w:val="18"/>
+                <w:szCs w:val="18"/>
+              </w:rPr>
+              <w:t xml:space="preserve">.</w:t>
             </w:r>
           </w:p>
         </w:tc>
@@ -19762,7 +22619,11 @@
           </w:tcPr>
           <w:p>
             <w:pPr>
-              <w:keepNext w:val="false"/>
+              <w:pStyle w:val="ListParagraph"/>
+              <w:numPr>
+                <w:ilvl w:val="0"/>
+                <w:numId w:val="2"/>
+              </w:numPr>
               <w:spacing w:after="40" w:before="0" w:line="250" w:lineRule="auto"/>
             </w:pPr>
             <w:r>
@@ -19789,8 +22650,18 @@
                 <w:sz w:val="18"/>
                 <w:szCs w:val="18"/>
               </w:rPr>
-              <w:t xml:space="preserve"> — Axion. </w:t>
-            </w:r>
+              <w:t xml:space="preserve"> — Axion.</w:t>
+            </w:r>
+          </w:p>
+          <w:p>
+            <w:pPr>
+              <w:pStyle w:val="ListParagraph"/>
+              <w:numPr>
+                <w:ilvl w:val="0"/>
+                <w:numId w:val="2"/>
+              </w:numPr>
+              <w:spacing w:after="40" w:before="0" w:line="250" w:lineRule="auto"/>
+            </w:pPr>
             <w:r>
               <w:rPr>
                 <w:rFonts w:ascii="Arial" w:cs="Arial" w:eastAsia="Arial" w:hAnsi="Arial"/>
@@ -19867,17 +22738,44 @@
                 <w:sz w:val="18"/>
                 <w:szCs w:val="18"/>
               </w:rPr>
-              <w:t xml:space="preserve"> — the year the obligation arises. These are operating costs of delivering electricity to the metering point.</w:t>
-            </w:r>
-          </w:p>
-          <w:p>
-            <w:pPr>
-              <w:keepNext w:val="false"/>
+              <w:t xml:space="preserve"> — the year the obligation arises.</w:t>
+            </w:r>
+          </w:p>
+          <w:p>
+            <w:pPr>
+              <w:pStyle w:val="ListParagraph"/>
+              <w:numPr>
+                <w:ilvl w:val="0"/>
+                <w:numId w:val="2"/>
+              </w:numPr>
               <w:spacing w:after="40" w:before="0" w:line="250" w:lineRule="auto"/>
             </w:pPr>
             <w:r>
               <w:rPr>
                 <w:rFonts w:ascii="Arial" w:cs="Arial" w:eastAsia="Arial" w:hAnsi="Arial"/>
+                <w:b w:val="false"/>
+                <w:bCs w:val="false"/>
+                <w:i w:val="false"/>
+                <w:iCs w:val="false"/>
+                <w:color w:val="0070C0"/>
+                <w:sz w:val="18"/>
+                <w:szCs w:val="18"/>
+              </w:rPr>
+              <w:t xml:space="preserve">These are operating costs of delivering electricity to the metering point.</w:t>
+            </w:r>
+          </w:p>
+          <w:p>
+            <w:pPr>
+              <w:pStyle w:val="ListParagraph"/>
+              <w:numPr>
+                <w:ilvl w:val="0"/>
+                <w:numId w:val="2"/>
+              </w:numPr>
+              <w:spacing w:after="40" w:before="0" w:line="250" w:lineRule="auto"/>
+            </w:pPr>
+            <w:r>
+              <w:rPr>
+                <w:rFonts w:ascii="Arial" w:cs="Arial" w:eastAsia="Arial" w:hAnsi="Arial"/>
                 <w:b/>
                 <w:bCs/>
                 <w:i w:val="false"/>
@@ -19899,7 +22797,30 @@
                 <w:sz w:val="18"/>
                 <w:szCs w:val="18"/>
               </w:rPr>
-              <w:t xml:space="preserve"> — Axion pays for volume at the generation point and receives less at the metering point. The cost of the lost units is </w:t>
+              <w:t xml:space="preserve"> — Axion pays for volume at the generation point and receives less at the metering point.</w:t>
+            </w:r>
+          </w:p>
+          <w:p>
+            <w:pPr>
+              <w:pStyle w:val="ListParagraph"/>
+              <w:numPr>
+                <w:ilvl w:val="0"/>
+                <w:numId w:val="2"/>
+              </w:numPr>
+              <w:spacing w:after="40" w:before="0" w:line="250" w:lineRule="auto"/>
+            </w:pPr>
+            <w:r>
+              <w:rPr>
+                <w:rFonts w:ascii="Arial" w:cs="Arial" w:eastAsia="Arial" w:hAnsi="Arial"/>
+                <w:b w:val="false"/>
+                <w:bCs w:val="false"/>
+                <w:i w:val="false"/>
+                <w:iCs w:val="false"/>
+                <w:color w:val="0070C0"/>
+                <w:sz w:val="18"/>
+                <w:szCs w:val="18"/>
+              </w:rPr>
+              <w:t xml:space="preserve">The cost of the lost units is </w:t>
             </w:r>
             <w:r>
               <w:rPr>
@@ -19956,8 +22877,12 @@
           </w:p>
           <w:p>
             <w:pPr>
-              <w:keepNext w:val="false"/>
-              <w:spacing w:after="0" w:before="0" w:line="250" w:lineRule="auto"/>
+              <w:pStyle w:val="ListParagraph"/>
+              <w:numPr>
+                <w:ilvl w:val="0"/>
+                <w:numId w:val="2"/>
+              </w:numPr>
+              <w:spacing w:after="40" w:before="0" w:line="250" w:lineRule="auto"/>
             </w:pPr>
             <w:r>
               <w:rPr>
@@ -19983,7 +22908,30 @@
                 <w:sz w:val="18"/>
                 <w:szCs w:val="18"/>
               </w:rPr>
-              <w:t xml:space="preserve"> — same analysis. Page 20 lists both as features of a wheeling arrangement, so the risk is an </w:t>
+              <w:t xml:space="preserve"> follow the same analysis.</w:t>
+            </w:r>
+          </w:p>
+          <w:p>
+            <w:pPr>
+              <w:pStyle w:val="ListParagraph"/>
+              <w:numPr>
+                <w:ilvl w:val="0"/>
+                <w:numId w:val="2"/>
+              </w:numPr>
+              <w:spacing w:after="0" w:before="0" w:line="250" w:lineRule="auto"/>
+            </w:pPr>
+            <w:r>
+              <w:rPr>
+                <w:rFonts w:ascii="Arial" w:cs="Arial" w:eastAsia="Arial" w:hAnsi="Arial"/>
+                <w:b w:val="false"/>
+                <w:bCs w:val="false"/>
+                <w:i w:val="false"/>
+                <w:iCs w:val="false"/>
+                <w:color w:val="0070C0"/>
+                <w:sz w:val="18"/>
+                <w:szCs w:val="18"/>
+              </w:rPr>
+              <w:t xml:space="preserve">Page 20 lists both as features of a wheeling arrangement, so the risk is an </w:t>
             </w:r>
             <w:r>
               <w:rPr>
@@ -20070,7 +23018,11 @@
           </w:tcPr>
           <w:p>
             <w:pPr>
-              <w:keepNext w:val="false"/>
+              <w:pStyle w:val="ListParagraph"/>
+              <w:numPr>
+                <w:ilvl w:val="0"/>
+                <w:numId w:val="2"/>
+              </w:numPr>
               <w:spacing w:after="0" w:before="0" w:line="250" w:lineRule="auto"/>
             </w:pPr>
             <w:r>
@@ -20132,34 +23084,74 @@
           </w:tcPr>
           <w:p>
             <w:pPr>
-              <w:keepNext w:val="false"/>
-              <w:spacing w:after="0" w:before="0" w:line="250" w:lineRule="auto"/>
-            </w:pPr>
-            <w:r>
-              <w:rPr>
-                <w:rFonts w:ascii="Arial" w:cs="Arial" w:eastAsia="Arial" w:hAnsi="Arial"/>
-                <w:b/>
-                <w:bCs/>
-                <w:i w:val="false"/>
-                <w:iCs w:val="false"/>
-                <w:color w:val="0070C0"/>
-                <w:sz w:val="18"/>
-                <w:szCs w:val="18"/>
-              </w:rPr>
-              <w:t xml:space="preserve">Two supplies</w:t>
-            </w:r>
-            <w:r>
-              <w:rPr>
-                <w:rFonts w:ascii="Arial" w:cs="Arial" w:eastAsia="Arial" w:hAnsi="Arial"/>
-                <w:b w:val="false"/>
-                <w:bCs w:val="false"/>
-                <w:i w:val="false"/>
-                <w:iCs w:val="false"/>
-                <w:color w:val="0070C0"/>
-                <w:sz w:val="18"/>
-                <w:szCs w:val="18"/>
-              </w:rPr>
-              <w:t xml:space="preserve"> — electricity from the producer and the wheeling service from the network operator. Input tax deductible on </w:t>
+              <w:pStyle w:val="ListParagraph"/>
+              <w:numPr>
+                <w:ilvl w:val="0"/>
+                <w:numId w:val="2"/>
+              </w:numPr>
+              <w:spacing w:after="40" w:before="0" w:line="250" w:lineRule="auto"/>
+            </w:pPr>
+            <w:r>
+              <w:rPr>
+                <w:rFonts w:ascii="Arial" w:cs="Arial" w:eastAsia="Arial" w:hAnsi="Arial"/>
+                <w:b w:val="false"/>
+                <w:bCs w:val="false"/>
+                <w:i w:val="false"/>
+                <w:iCs w:val="false"/>
+                <w:color w:val="0070C0"/>
+                <w:sz w:val="18"/>
+                <w:szCs w:val="18"/>
+              </w:rPr>
+              <w:t xml:space="preserve">There are </w:t>
+            </w:r>
+            <w:r>
+              <w:rPr>
+                <w:rFonts w:ascii="Arial" w:cs="Arial" w:eastAsia="Arial" w:hAnsi="Arial"/>
+                <w:b/>
+                <w:bCs/>
+                <w:i w:val="false"/>
+                <w:iCs w:val="false"/>
+                <w:color w:val="0070C0"/>
+                <w:sz w:val="18"/>
+                <w:szCs w:val="18"/>
+              </w:rPr>
+              <w:t xml:space="preserve">two supplies</w:t>
+            </w:r>
+            <w:r>
+              <w:rPr>
+                <w:rFonts w:ascii="Arial" w:cs="Arial" w:eastAsia="Arial" w:hAnsi="Arial"/>
+                <w:b w:val="false"/>
+                <w:bCs w:val="false"/>
+                <w:i w:val="false"/>
+                <w:iCs w:val="false"/>
+                <w:color w:val="0070C0"/>
+                <w:sz w:val="18"/>
+                <w:szCs w:val="18"/>
+              </w:rPr>
+              <w:t xml:space="preserve"> — electricity from the producer and the wheeling service from the network operator.</w:t>
+            </w:r>
+          </w:p>
+          <w:p>
+            <w:pPr>
+              <w:pStyle w:val="ListParagraph"/>
+              <w:numPr>
+                <w:ilvl w:val="0"/>
+                <w:numId w:val="2"/>
+              </w:numPr>
+              <w:spacing w:after="40" w:before="0" w:line="250" w:lineRule="auto"/>
+            </w:pPr>
+            <w:r>
+              <w:rPr>
+                <w:rFonts w:ascii="Arial" w:cs="Arial" w:eastAsia="Arial" w:hAnsi="Arial"/>
+                <w:b w:val="false"/>
+                <w:bCs w:val="false"/>
+                <w:i w:val="false"/>
+                <w:iCs w:val="false"/>
+                <w:color w:val="0070C0"/>
+                <w:sz w:val="18"/>
+                <w:szCs w:val="18"/>
+              </w:rPr>
+              <w:t xml:space="preserve">Input tax is deductible on </w:t>
             </w:r>
             <w:r>
               <w:rPr>
@@ -20185,7 +23177,30 @@
                 <w:sz w:val="18"/>
                 <w:szCs w:val="18"/>
               </w:rPr>
-              <w:t xml:space="preserve">. The </w:t>
+              <w:t xml:space="preserve">.</w:t>
+            </w:r>
+          </w:p>
+          <w:p>
+            <w:pPr>
+              <w:pStyle w:val="ListParagraph"/>
+              <w:numPr>
+                <w:ilvl w:val="0"/>
+                <w:numId w:val="2"/>
+              </w:numPr>
+              <w:spacing w:after="0" w:before="0" w:line="250" w:lineRule="auto"/>
+            </w:pPr>
+            <w:r>
+              <w:rPr>
+                <w:rFonts w:ascii="Arial" w:cs="Arial" w:eastAsia="Arial" w:hAnsi="Arial"/>
+                <w:b w:val="false"/>
+                <w:bCs w:val="false"/>
+                <w:i w:val="false"/>
+                <w:iCs w:val="false"/>
+                <w:color w:val="0070C0"/>
+                <w:sz w:val="18"/>
+                <w:szCs w:val="18"/>
+              </w:rPr>
+              <w:t xml:space="preserve">The </w:t>
             </w:r>
             <w:r>
               <w:rPr>
@@ -21646,8 +24661,12 @@
           </w:tcPr>
           <w:p>
             <w:pPr>
-              <w:keepNext w:val="false"/>
-              <w:spacing w:after="0" w:before="0" w:line="250" w:lineRule="auto"/>
+              <w:pStyle w:val="ListParagraph"/>
+              <w:numPr>
+                <w:ilvl w:val="0"/>
+                <w:numId w:val="2"/>
+              </w:numPr>
+              <w:spacing w:after="40" w:before="0" w:line="250" w:lineRule="auto"/>
             </w:pPr>
             <w:r>
               <w:rPr>
@@ -21712,8 +24731,18 @@
                 <w:sz w:val="18"/>
                 <w:szCs w:val="18"/>
               </w:rPr>
-              <w:t xml:space="preserve"> exists. </w:t>
-            </w:r>
+              <w:t xml:space="preserve"> exists.</w:t>
+            </w:r>
+          </w:p>
+          <w:p>
+            <w:pPr>
+              <w:pStyle w:val="ListParagraph"/>
+              <w:numPr>
+                <w:ilvl w:val="0"/>
+                <w:numId w:val="2"/>
+              </w:numPr>
+              <w:spacing w:after="40" w:before="0" w:line="250" w:lineRule="auto"/>
+            </w:pPr>
             <w:r>
               <w:rPr>
                 <w:rFonts w:ascii="Arial" w:cs="Arial" w:eastAsia="Arial" w:hAnsi="Arial"/>
@@ -21727,18 +24756,28 @@
               </w:rPr>
               <w:t xml:space="preserve">No amount may be deducted for a provision.</w:t>
             </w:r>
-            <w:r>
-              <w:rPr>
-                <w:rFonts w:ascii="Arial" w:cs="Arial" w:eastAsia="Arial" w:hAnsi="Arial"/>
-                <w:b w:val="false"/>
-                <w:bCs w:val="false"/>
-                <w:i w:val="false"/>
-                <w:iCs w:val="false"/>
-                <w:color w:val="000000"/>
-                <w:sz w:val="18"/>
-                <w:szCs w:val="18"/>
-              </w:rPr>
-              <w:t xml:space="preserve"> Expenditure is deducted once </w:t>
+          </w:p>
+          <w:p>
+            <w:pPr>
+              <w:pStyle w:val="ListParagraph"/>
+              <w:numPr>
+                <w:ilvl w:val="0"/>
+                <w:numId w:val="2"/>
+              </w:numPr>
+              <w:spacing w:after="0" w:before="0" w:line="250" w:lineRule="auto"/>
+            </w:pPr>
+            <w:r>
+              <w:rPr>
+                <w:rFonts w:ascii="Arial" w:cs="Arial" w:eastAsia="Arial" w:hAnsi="Arial"/>
+                <w:b w:val="false"/>
+                <w:bCs w:val="false"/>
+                <w:i w:val="false"/>
+                <w:iCs w:val="false"/>
+                <w:color w:val="000000"/>
+                <w:sz w:val="18"/>
+                <w:szCs w:val="18"/>
+              </w:rPr>
+              <w:t xml:space="preserve">Expenditure is deducted once </w:t>
             </w:r>
             <w:r>
               <w:rPr>
@@ -21812,7 +24851,11 @@
           </w:tcPr>
           <w:p>
             <w:pPr>
-              <w:keepNext w:val="false"/>
+              <w:pStyle w:val="ListParagraph"/>
+              <w:numPr>
+                <w:ilvl w:val="0"/>
+                <w:numId w:val="2"/>
+              </w:numPr>
               <w:spacing w:after="40" w:before="0" w:line="250" w:lineRule="auto"/>
             </w:pPr>
             <w:r>
@@ -21844,7 +24887,11 @@
           </w:p>
           <w:p>
             <w:pPr>
-              <w:keepNext w:val="false"/>
+              <w:pStyle w:val="ListParagraph"/>
+              <w:numPr>
+                <w:ilvl w:val="0"/>
+                <w:numId w:val="2"/>
+              </w:numPr>
               <w:spacing w:after="40" w:before="0" w:line="250" w:lineRule="auto"/>
             </w:pPr>
             <w:r>
@@ -21897,17 +24944,44 @@
                 <w:sz w:val="18"/>
                 <w:szCs w:val="18"/>
               </w:rPr>
-              <w:t xml:space="preserve">. Signing an agreement running for many years does not incur the expenditure of future years (Edgars Stores/Nasionale Pers).</w:t>
-            </w:r>
-          </w:p>
-          <w:p>
-            <w:pPr>
-              <w:keepNext w:val="false"/>
+              <w:t xml:space="preserve">.</w:t>
+            </w:r>
+          </w:p>
+          <w:p>
+            <w:pPr>
+              <w:pStyle w:val="ListParagraph"/>
+              <w:numPr>
+                <w:ilvl w:val="0"/>
+                <w:numId w:val="2"/>
+              </w:numPr>
               <w:spacing w:after="40" w:before="0" w:line="250" w:lineRule="auto"/>
             </w:pPr>
             <w:r>
               <w:rPr>
                 <w:rFonts w:ascii="Arial" w:cs="Arial" w:eastAsia="Arial" w:hAnsi="Arial"/>
+                <w:b w:val="false"/>
+                <w:bCs w:val="false"/>
+                <w:i w:val="false"/>
+                <w:iCs w:val="false"/>
+                <w:color w:val="0070C0"/>
+                <w:sz w:val="18"/>
+                <w:szCs w:val="18"/>
+              </w:rPr>
+              <w:t xml:space="preserve">Signing an agreement running for many years does not incur the expenditure of future years (Edgars Stores/Nasionale Pers).</w:t>
+            </w:r>
+          </w:p>
+          <w:p>
+            <w:pPr>
+              <w:pStyle w:val="ListParagraph"/>
+              <w:numPr>
+                <w:ilvl w:val="0"/>
+                <w:numId w:val="2"/>
+              </w:numPr>
+              <w:spacing w:after="40" w:before="0" w:line="250" w:lineRule="auto"/>
+            </w:pPr>
+            <w:r>
+              <w:rPr>
+                <w:rFonts w:ascii="Arial" w:cs="Arial" w:eastAsia="Arial" w:hAnsi="Arial"/>
                 <w:b/>
                 <w:bCs/>
                 <w:i w:val="false"/>
@@ -21929,8 +25003,18 @@
                 <w:sz w:val="18"/>
                 <w:szCs w:val="18"/>
               </w:rPr>
-              <w:t xml:space="preserve"> — in each year that the obligation for that year becomes unconditional. </w:t>
-            </w:r>
+              <w:t xml:space="preserve"> — in each year that the obligation for that year becomes unconditional.</w:t>
+            </w:r>
+          </w:p>
+          <w:p>
+            <w:pPr>
+              <w:pStyle w:val="ListParagraph"/>
+              <w:numPr>
+                <w:ilvl w:val="0"/>
+                <w:numId w:val="2"/>
+              </w:numPr>
+              <w:spacing w:after="40" w:before="0" w:line="250" w:lineRule="auto"/>
+            </w:pPr>
             <w:r>
               <w:rPr>
                 <w:rFonts w:ascii="Arial" w:cs="Arial" w:eastAsia="Arial" w:hAnsi="Arial"/>
@@ -21960,8 +25044,12 @@
           </w:p>
           <w:p>
             <w:pPr>
-              <w:keepNext w:val="false"/>
-              <w:spacing w:after="0" w:before="0" w:line="250" w:lineRule="auto"/>
+              <w:pStyle w:val="ListParagraph"/>
+              <w:numPr>
+                <w:ilvl w:val="0"/>
+                <w:numId w:val="2"/>
+              </w:numPr>
+              <w:spacing w:after="40" w:before="0" w:line="250" w:lineRule="auto"/>
             </w:pPr>
             <w:r>
               <w:rPr>
@@ -21987,7 +25075,30 @@
                 <w:sz w:val="18"/>
                 <w:szCs w:val="18"/>
               </w:rPr>
-              <w:t xml:space="preserve"> does not accelerate the deduction: each year is deducted at the price applicable to that year, and an estimate does not prevent the deduction once the conditions are met.</w:t>
+              <w:t xml:space="preserve"> does not accelerate the deduction: each year is deducted at the price applicable to that year.</w:t>
+            </w:r>
+          </w:p>
+          <w:p>
+            <w:pPr>
+              <w:pStyle w:val="ListParagraph"/>
+              <w:numPr>
+                <w:ilvl w:val="0"/>
+                <w:numId w:val="2"/>
+              </w:numPr>
+              <w:spacing w:after="0" w:before="0" w:line="250" w:lineRule="auto"/>
+            </w:pPr>
+            <w:r>
+              <w:rPr>
+                <w:rFonts w:ascii="Arial" w:cs="Arial" w:eastAsia="Arial" w:hAnsi="Arial"/>
+                <w:b w:val="false"/>
+                <w:bCs w:val="false"/>
+                <w:i w:val="false"/>
+                <w:iCs w:val="false"/>
+                <w:color w:val="0070C0"/>
+                <w:sz w:val="18"/>
+                <w:szCs w:val="18"/>
+              </w:rPr>
+              <w:t xml:space="preserve">An estimate does not prevent the deduction once the conditions are met.</w:t>
             </w:r>
           </w:p>
         </w:tc>
@@ -22075,8 +25186,12 @@
           </w:tcPr>
           <w:p>
             <w:pPr>
-              <w:keepNext w:val="false"/>
-              <w:spacing w:after="0" w:before="0" w:line="250" w:lineRule="auto"/>
+              <w:pStyle w:val="ListParagraph"/>
+              <w:numPr>
+                <w:ilvl w:val="0"/>
+                <w:numId w:val="2"/>
+              </w:numPr>
+              <w:spacing w:after="40" w:before="0" w:line="250" w:lineRule="auto"/>
             </w:pPr>
             <w:r>
               <w:rPr>
@@ -22115,7 +25230,30 @@
                 <w:sz w:val="18"/>
                 <w:szCs w:val="18"/>
               </w:rPr>
-              <w:t xml:space="preserve">; it need not actually have produced income.</w:t>
+              <w:t xml:space="preserve">.</w:t>
+            </w:r>
+          </w:p>
+          <w:p>
+            <w:pPr>
+              <w:pStyle w:val="ListParagraph"/>
+              <w:numPr>
+                <w:ilvl w:val="0"/>
+                <w:numId w:val="2"/>
+              </w:numPr>
+              <w:spacing w:after="0" w:before="0" w:line="250" w:lineRule="auto"/>
+            </w:pPr>
+            <w:r>
+              <w:rPr>
+                <w:rFonts w:ascii="Arial" w:cs="Arial" w:eastAsia="Arial" w:hAnsi="Arial"/>
+                <w:b w:val="false"/>
+                <w:bCs w:val="false"/>
+                <w:i w:val="false"/>
+                <w:iCs w:val="false"/>
+                <w:color w:val="000000"/>
+                <w:sz w:val="18"/>
+                <w:szCs w:val="18"/>
+              </w:rPr>
+              <w:t xml:space="preserve">It need not actually have produced income.</w:t>
             </w:r>
           </w:p>
         </w:tc>
@@ -22137,7 +25275,11 @@
           </w:tcPr>
           <w:p>
             <w:pPr>
-              <w:keepNext w:val="false"/>
+              <w:pStyle w:val="ListParagraph"/>
+              <w:numPr>
+                <w:ilvl w:val="0"/>
+                <w:numId w:val="2"/>
+              </w:numPr>
               <w:spacing w:after="40" w:before="0" w:line="250" w:lineRule="auto"/>
             </w:pPr>
             <w:r>
@@ -22153,18 +25295,28 @@
               </w:rPr>
               <w:t xml:space="preserve">Electricity paid for but not used remains deductible.</w:t>
             </w:r>
-            <w:r>
-              <w:rPr>
-                <w:rFonts w:ascii="Arial" w:cs="Arial" w:eastAsia="Arial" w:hAnsi="Arial"/>
-                <w:b w:val="false"/>
-                <w:bCs w:val="false"/>
-                <w:i w:val="false"/>
-                <w:iCs w:val="false"/>
-                <w:color w:val="0070C0"/>
-                <w:sz w:val="18"/>
-                <w:szCs w:val="18"/>
-              </w:rPr>
-              <w:t xml:space="preserve"> Page 20 records that purchase commitments may begin </w:t>
+          </w:p>
+          <w:p>
+            <w:pPr>
+              <w:pStyle w:val="ListParagraph"/>
+              <w:numPr>
+                <w:ilvl w:val="0"/>
+                <w:numId w:val="2"/>
+              </w:numPr>
+              <w:spacing w:after="40" w:before="0" w:line="250" w:lineRule="auto"/>
+            </w:pPr>
+            <w:r>
+              <w:rPr>
+                <w:rFonts w:ascii="Arial" w:cs="Arial" w:eastAsia="Arial" w:hAnsi="Arial"/>
+                <w:b w:val="false"/>
+                <w:bCs w:val="false"/>
+                <w:i w:val="false"/>
+                <w:iCs w:val="false"/>
+                <w:color w:val="0070C0"/>
+                <w:sz w:val="18"/>
+                <w:szCs w:val="18"/>
+              </w:rPr>
+              <w:t xml:space="preserve">Page 20 records that purchase commitments may begin </w:t>
             </w:r>
             <w:r>
               <w:rPr>
@@ -22190,7 +25342,30 @@
                 <w:sz w:val="18"/>
                 <w:szCs w:val="18"/>
               </w:rPr>
-              <w:t xml:space="preserve">. Where Axion is unconditionally obliged to pay a take-or-pay amount, the </w:t>
+              <w:t xml:space="preserve">.</w:t>
+            </w:r>
+          </w:p>
+          <w:p>
+            <w:pPr>
+              <w:pStyle w:val="ListParagraph"/>
+              <w:numPr>
+                <w:ilvl w:val="0"/>
+                <w:numId w:val="2"/>
+              </w:numPr>
+              <w:spacing w:after="40" w:before="0" w:line="250" w:lineRule="auto"/>
+            </w:pPr>
+            <w:r>
+              <w:rPr>
+                <w:rFonts w:ascii="Arial" w:cs="Arial" w:eastAsia="Arial" w:hAnsi="Arial"/>
+                <w:b w:val="false"/>
+                <w:bCs w:val="false"/>
+                <w:i w:val="false"/>
+                <w:iCs w:val="false"/>
+                <w:color w:val="0070C0"/>
+                <w:sz w:val="18"/>
+                <w:szCs w:val="18"/>
+              </w:rPr>
+              <w:t xml:space="preserve">Where Axion is unconditionally obliged to pay a take-or-pay amount, the </w:t>
             </w:r>
             <w:r>
               <w:rPr>
@@ -22221,7 +25396,11 @@
           </w:p>
           <w:p>
             <w:pPr>
-              <w:keepNext w:val="false"/>
+              <w:pStyle w:val="ListParagraph"/>
+              <w:numPr>
+                <w:ilvl w:val="0"/>
+                <w:numId w:val="2"/>
+              </w:numPr>
               <w:spacing w:after="0" w:before="0" w:line="250" w:lineRule="auto"/>
             </w:pPr>
             <w:r>
@@ -22322,21 +25501,25 @@
           </w:tcPr>
           <w:p>
             <w:pPr>
-              <w:keepNext w:val="false"/>
-              <w:spacing w:after="0" w:before="0" w:line="250" w:lineRule="auto"/>
-            </w:pPr>
-            <w:r>
-              <w:rPr>
-                <w:rFonts w:ascii="Arial" w:cs="Arial" w:eastAsia="Arial" w:hAnsi="Arial"/>
-                <w:b w:val="false"/>
-                <w:bCs w:val="false"/>
-                <w:i w:val="false"/>
-                <w:iCs w:val="false"/>
-                <w:color w:val="000000"/>
-                <w:sz w:val="18"/>
-                <w:szCs w:val="18"/>
-              </w:rPr>
-              <w:t xml:space="preserve">Where expenditure relates to goods or services to be supplied in a </w:t>
+              <w:pStyle w:val="ListParagraph"/>
+              <w:numPr>
+                <w:ilvl w:val="0"/>
+                <w:numId w:val="2"/>
+              </w:numPr>
+              <w:spacing w:after="40" w:before="0" w:line="250" w:lineRule="auto"/>
+            </w:pPr>
+            <w:r>
+              <w:rPr>
+                <w:rFonts w:ascii="Arial" w:cs="Arial" w:eastAsia="Arial" w:hAnsi="Arial"/>
+                <w:b w:val="false"/>
+                <w:bCs w:val="false"/>
+                <w:i w:val="false"/>
+                <w:iCs w:val="false"/>
+                <w:color w:val="000000"/>
+                <w:sz w:val="18"/>
+                <w:szCs w:val="18"/>
+              </w:rPr>
+              <w:t xml:space="preserve">Applies where expenditure relates to goods or services to be supplied in a </w:t>
             </w:r>
             <w:r>
               <w:rPr>
@@ -22362,7 +25545,30 @@
                 <w:sz w:val="18"/>
                 <w:szCs w:val="18"/>
               </w:rPr>
-              <w:t xml:space="preserve"> year, the deduction is limited, unless all will be supplied </w:t>
+              <w:t xml:space="preserve"> year.</w:t>
+            </w:r>
+          </w:p>
+          <w:p>
+            <w:pPr>
+              <w:pStyle w:val="ListParagraph"/>
+              <w:numPr>
+                <w:ilvl w:val="0"/>
+                <w:numId w:val="2"/>
+              </w:numPr>
+              <w:spacing w:after="40" w:before="0" w:line="250" w:lineRule="auto"/>
+            </w:pPr>
+            <w:r>
+              <w:rPr>
+                <w:rFonts w:ascii="Arial" w:cs="Arial" w:eastAsia="Arial" w:hAnsi="Arial"/>
+                <w:b w:val="false"/>
+                <w:bCs w:val="false"/>
+                <w:i w:val="false"/>
+                <w:iCs w:val="false"/>
+                <w:color w:val="000000"/>
+                <w:sz w:val="18"/>
+                <w:szCs w:val="18"/>
+              </w:rPr>
+              <w:t xml:space="preserve">The deduction is limited, unless all will be supplied </w:t>
             </w:r>
             <w:r>
               <w:rPr>
@@ -22388,7 +25594,30 @@
                 <w:sz w:val="18"/>
                 <w:szCs w:val="18"/>
               </w:rPr>
-              <w:t xml:space="preserve">, or the aggregate prepaid expenditure does </w:t>
+              <w:t xml:space="preserve">.</w:t>
+            </w:r>
+          </w:p>
+          <w:p>
+            <w:pPr>
+              <w:pStyle w:val="ListParagraph"/>
+              <w:numPr>
+                <w:ilvl w:val="0"/>
+                <w:numId w:val="2"/>
+              </w:numPr>
+              <w:spacing w:after="0" w:before="0" w:line="250" w:lineRule="auto"/>
+            </w:pPr>
+            <w:r>
+              <w:rPr>
+                <w:rFonts w:ascii="Arial" w:cs="Arial" w:eastAsia="Arial" w:hAnsi="Arial"/>
+                <w:b w:val="false"/>
+                <w:bCs w:val="false"/>
+                <w:i w:val="false"/>
+                <w:iCs w:val="false"/>
+                <w:color w:val="000000"/>
+                <w:sz w:val="18"/>
+                <w:szCs w:val="18"/>
+              </w:rPr>
+              <w:t xml:space="preserve">Or unless the aggregate prepaid expenditure does </w:t>
             </w:r>
             <w:r>
               <w:rPr>
@@ -22436,7 +25665,11 @@
           </w:tcPr>
           <w:p>
             <w:pPr>
-              <w:keepNext w:val="false"/>
+              <w:pStyle w:val="ListParagraph"/>
+              <w:numPr>
+                <w:ilvl w:val="0"/>
+                <w:numId w:val="2"/>
+              </w:numPr>
               <w:spacing w:after="0" w:before="0" w:line="250" w:lineRule="auto"/>
             </w:pPr>
             <w:r>
@@ -22537,7 +25770,11 @@
           </w:tcPr>
           <w:p>
             <w:pPr>
-              <w:keepNext w:val="false"/>
+              <w:pStyle w:val="ListParagraph"/>
+              <w:numPr>
+                <w:ilvl w:val="0"/>
+                <w:numId w:val="2"/>
+              </w:numPr>
               <w:spacing w:after="0" w:before="0" w:line="250" w:lineRule="auto"/>
             </w:pPr>
             <w:r>
@@ -22599,7 +25836,11 @@
           </w:tcPr>
           <w:p>
             <w:pPr>
-              <w:keepNext w:val="false"/>
+              <w:pStyle w:val="ListParagraph"/>
+              <w:numPr>
+                <w:ilvl w:val="0"/>
+                <w:numId w:val="2"/>
+              </w:numPr>
               <w:spacing w:after="0" w:before="0" w:line="250" w:lineRule="auto"/>
             </w:pPr>
             <w:r>
@@ -24274,8 +27515,12 @@
           </w:tcPr>
           <w:p>
             <w:pPr>
-              <w:keepNext w:val="false"/>
-              <w:spacing w:after="0" w:before="0" w:line="250" w:lineRule="auto"/>
+              <w:pStyle w:val="ListParagraph"/>
+              <w:numPr>
+                <w:ilvl w:val="0"/>
+                <w:numId w:val="2"/>
+              </w:numPr>
+              <w:spacing w:after="40" w:before="0" w:line="250" w:lineRule="auto"/>
             </w:pPr>
             <w:r>
               <w:rPr>
@@ -24327,9 +27572,18 @@
                 <w:sz w:val="18"/>
                 <w:szCs w:val="18"/>
               </w:rPr>
-              <w:t xml:space="preserve">; otherwise 50/30/20.
-</w:t>
-            </w:r>
+              <w:t xml:space="preserve">; otherwise 50 / 30 / 20.</w:t>
+            </w:r>
+          </w:p>
+          <w:p>
+            <w:pPr>
+              <w:pStyle w:val="ListParagraph"/>
+              <w:numPr>
+                <w:ilvl w:val="0"/>
+                <w:numId w:val="2"/>
+              </w:numPr>
+              <w:spacing w:after="40" w:before="0" w:line="250" w:lineRule="auto"/>
+            </w:pPr>
             <w:r>
               <w:rPr>
                 <w:rFonts w:ascii="Arial" w:cs="Arial" w:eastAsia="Arial" w:hAnsi="Arial"/>
@@ -24406,7 +27660,56 @@
                 <w:sz w:val="18"/>
                 <w:szCs w:val="18"/>
               </w:rPr>
-              <w:t xml:space="preserve">. The sections are mutually exclusive.</w:t>
+              <w:t xml:space="preserve">.</w:t>
+            </w:r>
+          </w:p>
+          <w:p>
+            <w:pPr>
+              <w:pStyle w:val="ListParagraph"/>
+              <w:numPr>
+                <w:ilvl w:val="0"/>
+                <w:numId w:val="2"/>
+              </w:numPr>
+              <w:spacing w:after="0" w:before="0" w:line="250" w:lineRule="auto"/>
+            </w:pPr>
+            <w:r>
+              <w:rPr>
+                <w:rFonts w:ascii="Arial" w:cs="Arial" w:eastAsia="Arial" w:hAnsi="Arial"/>
+                <w:b w:val="false"/>
+                <w:bCs w:val="false"/>
+                <w:i w:val="false"/>
+                <w:iCs w:val="false"/>
+                <w:color w:val="000000"/>
+                <w:sz w:val="18"/>
+                <w:szCs w:val="18"/>
+              </w:rPr>
+              <w:t xml:space="preserve">The two sections are </w:t>
+            </w:r>
+            <w:r>
+              <w:rPr>
+                <w:rFonts w:ascii="Arial" w:cs="Arial" w:eastAsia="Arial" w:hAnsi="Arial"/>
+                <w:b/>
+                <w:bCs/>
+                <w:i w:val="false"/>
+                <w:iCs w:val="false"/>
+                <w:color w:val="000000"/>
+                <w:sz w:val="18"/>
+                <w:szCs w:val="18"/>
+              </w:rPr>
+              <w:t xml:space="preserve">mutually exclusive</w:t>
+            </w:r>
+            <w:r>
+              <w:rPr>
+                <w:rFonts w:ascii="Arial" w:cs="Arial" w:eastAsia="Arial" w:hAnsi="Arial"/>
+                <w:b w:val="false"/>
+                <w:bCs w:val="false"/>
+                <w:i w:val="false"/>
+                <w:iCs w:val="false"/>
+                <w:color w:val="000000"/>
+                <w:sz w:val="18"/>
+                <w:szCs w:val="18"/>
+              </w:rPr>
+              <w:t xml:space="preserve">.</w:t>
             </w:r>
           </w:p>
         </w:tc>
@@ -24428,7 +27731,11 @@
           </w:tcPr>
           <w:p>
             <w:pPr>
-              <w:keepNext w:val="false"/>
+              <w:pStyle w:val="ListParagraph"/>
+              <w:numPr>
+                <w:ilvl w:val="0"/>
+                <w:numId w:val="2"/>
+              </w:numPr>
               <w:spacing w:after="40" w:before="0" w:line="250" w:lineRule="auto"/>
             </w:pPr>
             <w:r>
@@ -24455,8 +27762,18 @@
                 <w:sz w:val="18"/>
                 <w:szCs w:val="18"/>
               </w:rPr>
-              <w:t xml:space="preserve"> — Axion, as owner. </w:t>
-            </w:r>
+              <w:t xml:space="preserve"> — Axion, as owner.</w:t>
+            </w:r>
+          </w:p>
+          <w:p>
+            <w:pPr>
+              <w:pStyle w:val="ListParagraph"/>
+              <w:numPr>
+                <w:ilvl w:val="0"/>
+                <w:numId w:val="2"/>
+              </w:numPr>
+              <w:spacing w:after="40" w:before="0" w:line="250" w:lineRule="auto"/>
+            </w:pPr>
             <w:r>
               <w:rPr>
                 <w:rFonts w:ascii="Arial" w:cs="Arial" w:eastAsia="Arial" w:hAnsi="Arial"/>
@@ -24486,7 +27803,11 @@
           </w:p>
           <w:p>
             <w:pPr>
-              <w:keepNext w:val="false"/>
+              <w:pStyle w:val="ListParagraph"/>
+              <w:numPr>
+                <w:ilvl w:val="0"/>
+                <w:numId w:val="2"/>
+              </w:numPr>
               <w:spacing w:after="0" w:before="0" w:line="250" w:lineRule="auto"/>
             </w:pPr>
             <w:r>
@@ -24614,8 +27935,12 @@
           </w:tcPr>
           <w:p>
             <w:pPr>
-              <w:keepNext w:val="false"/>
-              <w:spacing w:after="0" w:before="0" w:line="250" w:lineRule="auto"/>
+              <w:pStyle w:val="ListParagraph"/>
+              <w:numPr>
+                <w:ilvl w:val="0"/>
+                <w:numId w:val="2"/>
+              </w:numPr>
+              <w:spacing w:after="40" w:before="0" w:line="250" w:lineRule="auto"/>
             </w:pPr>
             <w:r>
               <w:rPr>
@@ -24654,9 +27979,18 @@
                 <w:sz w:val="18"/>
                 <w:szCs w:val="18"/>
               </w:rPr>
-              <w:t xml:space="preserve">, are included in income.
-</w:t>
-            </w:r>
+              <w:t xml:space="preserve">, are included in income.</w:t>
+            </w:r>
+          </w:p>
+          <w:p>
+            <w:pPr>
+              <w:pStyle w:val="ListParagraph"/>
+              <w:numPr>
+                <w:ilvl w:val="0"/>
+                <w:numId w:val="2"/>
+              </w:numPr>
+              <w:spacing w:after="40" w:before="0" w:line="250" w:lineRule="auto"/>
+            </w:pPr>
             <w:r>
               <w:rPr>
                 <w:rFonts w:ascii="Arial" w:cs="Arial" w:eastAsia="Arial" w:hAnsi="Arial"/>
@@ -24759,20 +28093,53 @@
                 <w:sz w:val="18"/>
                 <w:szCs w:val="18"/>
               </w:rPr>
-              <w:t xml:space="preserve">, the two limited to the total allowed under s12BA. </w:t>
-            </w:r>
-            <w:r>
-              <w:rPr>
-                <w:rFonts w:ascii="Arial" w:cs="Arial" w:eastAsia="Arial" w:hAnsi="Arial"/>
-                <w:b/>
-                <w:bCs/>
-                <w:i w:val="false"/>
-                <w:iCs w:val="false"/>
-                <w:color w:val="000000"/>
-                <w:sz w:val="18"/>
-                <w:szCs w:val="18"/>
-              </w:rPr>
-              <w:t xml:space="preserve">It does not apply to a disposal on or after 1 March 2026.</w:t>
+              <w:t xml:space="preserve">.</w:t>
+            </w:r>
+          </w:p>
+          <w:p>
+            <w:pPr>
+              <w:pStyle w:val="ListParagraph"/>
+              <w:numPr>
+                <w:ilvl w:val="0"/>
+                <w:numId w:val="2"/>
+              </w:numPr>
+              <w:spacing w:after="40" w:before="0" w:line="250" w:lineRule="auto"/>
+            </w:pPr>
+            <w:r>
+              <w:rPr>
+                <w:rFonts w:ascii="Arial" w:cs="Arial" w:eastAsia="Arial" w:hAnsi="Arial"/>
+                <w:b w:val="false"/>
+                <w:bCs w:val="false"/>
+                <w:i w:val="false"/>
+                <w:iCs w:val="false"/>
+                <w:color w:val="000000"/>
+                <w:sz w:val="18"/>
+                <w:szCs w:val="18"/>
+              </w:rPr>
+              <w:t xml:space="preserve">The two inclusions together are limited to the total allowed under s12BA.</w:t>
+            </w:r>
+          </w:p>
+          <w:p>
+            <w:pPr>
+              <w:pStyle w:val="ListParagraph"/>
+              <w:numPr>
+                <w:ilvl w:val="0"/>
+                <w:numId w:val="2"/>
+              </w:numPr>
+              <w:spacing w:after="0" w:before="0" w:line="250" w:lineRule="auto"/>
+            </w:pPr>
+            <w:r>
+              <w:rPr>
+                <w:rFonts w:ascii="Arial" w:cs="Arial" w:eastAsia="Arial" w:hAnsi="Arial"/>
+                <w:b/>
+                <w:bCs/>
+                <w:i w:val="false"/>
+                <w:iCs w:val="false"/>
+                <w:color w:val="000000"/>
+                <w:sz w:val="18"/>
+                <w:szCs w:val="18"/>
+              </w:rPr>
+              <w:t xml:space="preserve">s8(4)(nA) does not apply to a disposal on or after 1 March 2026.</w:t>
             </w:r>
           </w:p>
         </w:tc>
@@ -24794,8 +28161,12 @@
           </w:tcPr>
           <w:p>
             <w:pPr>
-              <w:keepNext w:val="false"/>
-              <w:spacing w:after="0" w:before="0" w:line="250" w:lineRule="auto"/>
+              <w:pStyle w:val="ListParagraph"/>
+              <w:numPr>
+                <w:ilvl w:val="0"/>
+                <w:numId w:val="2"/>
+              </w:numPr>
+              <w:spacing w:after="40" w:before="0" w:line="250" w:lineRule="auto"/>
             </w:pPr>
             <w:r>
               <w:rPr>
@@ -24821,7 +28192,30 @@
                 <w:sz w:val="18"/>
                 <w:szCs w:val="18"/>
               </w:rPr>
-              <w:t xml:space="preserve"> — the year of disposal, and the </w:t>
+              <w:t xml:space="preserve"> — the year of disposal.</w:t>
+            </w:r>
+          </w:p>
+          <w:p>
+            <w:pPr>
+              <w:pStyle w:val="ListParagraph"/>
+              <w:numPr>
+                <w:ilvl w:val="0"/>
+                <w:numId w:val="2"/>
+              </w:numPr>
+              <w:spacing w:after="0" w:before="0" w:line="250" w:lineRule="auto"/>
+            </w:pPr>
+            <w:r>
+              <w:rPr>
+                <w:rFonts w:ascii="Arial" w:cs="Arial" w:eastAsia="Arial" w:hAnsi="Arial"/>
+                <w:b w:val="false"/>
+                <w:bCs w:val="false"/>
+                <w:i w:val="false"/>
+                <w:iCs w:val="false"/>
+                <w:color w:val="0070C0"/>
+                <w:sz w:val="18"/>
+                <w:szCs w:val="18"/>
+              </w:rPr>
+              <w:t xml:space="preserve">The </w:t>
             </w:r>
             <w:r>
               <w:rPr>
@@ -24935,22 +28329,59 @@
           </w:tcPr>
           <w:p>
             <w:pPr>
-              <w:keepNext w:val="false"/>
-              <w:spacing w:after="0" w:before="0" w:line="250" w:lineRule="auto"/>
-            </w:pPr>
-            <w:r>
-              <w:rPr>
-                <w:rFonts w:ascii="Arial" w:cs="Arial" w:eastAsia="Arial" w:hAnsi="Arial"/>
-                <w:b w:val="false"/>
-                <w:bCs w:val="false"/>
-                <w:i w:val="false"/>
-                <w:iCs w:val="false"/>
-                <w:color w:val="000000"/>
-                <w:sz w:val="18"/>
-                <w:szCs w:val="18"/>
-              </w:rPr>
-              <w:t xml:space="preserve">Repairs deducted in full when incurred. Improvements deducted at the rate applicable to the underlying asset. </w:t>
-            </w:r>
+              <w:pStyle w:val="ListParagraph"/>
+              <w:numPr>
+                <w:ilvl w:val="0"/>
+                <w:numId w:val="2"/>
+              </w:numPr>
+              <w:spacing w:after="40" w:before="0" w:line="250" w:lineRule="auto"/>
+            </w:pPr>
+            <w:r>
+              <w:rPr>
+                <w:rFonts w:ascii="Arial" w:cs="Arial" w:eastAsia="Arial" w:hAnsi="Arial"/>
+                <w:b w:val="false"/>
+                <w:bCs w:val="false"/>
+                <w:i w:val="false"/>
+                <w:iCs w:val="false"/>
+                <w:color w:val="000000"/>
+                <w:sz w:val="18"/>
+                <w:szCs w:val="18"/>
+              </w:rPr>
+              <w:t xml:space="preserve">Repairs are deducted in full when incurred.</w:t>
+            </w:r>
+          </w:p>
+          <w:p>
+            <w:pPr>
+              <w:pStyle w:val="ListParagraph"/>
+              <w:numPr>
+                <w:ilvl w:val="0"/>
+                <w:numId w:val="2"/>
+              </w:numPr>
+              <w:spacing w:after="40" w:before="0" w:line="250" w:lineRule="auto"/>
+            </w:pPr>
+            <w:r>
+              <w:rPr>
+                <w:rFonts w:ascii="Arial" w:cs="Arial" w:eastAsia="Arial" w:hAnsi="Arial"/>
+                <w:b w:val="false"/>
+                <w:bCs w:val="false"/>
+                <w:i w:val="false"/>
+                <w:iCs w:val="false"/>
+                <w:color w:val="000000"/>
+                <w:sz w:val="18"/>
+                <w:szCs w:val="18"/>
+              </w:rPr>
+              <w:t xml:space="preserve">Improvements are deducted at the rate applicable to the underlying asset.</w:t>
+            </w:r>
+          </w:p>
+          <w:p>
+            <w:pPr>
+              <w:pStyle w:val="ListParagraph"/>
+              <w:numPr>
+                <w:ilvl w:val="0"/>
+                <w:numId w:val="2"/>
+              </w:numPr>
+              <w:spacing w:after="0" w:before="0" w:line="250" w:lineRule="auto"/>
+            </w:pPr>
             <w:r>
               <w:rPr>
                 <w:rFonts w:ascii="Arial" w:cs="Arial" w:eastAsia="Arial" w:hAnsi="Arial"/>
@@ -24984,8 +28415,12 @@
           </w:tcPr>
           <w:p>
             <w:pPr>
-              <w:keepNext w:val="false"/>
-              <w:spacing w:after="0" w:before="0" w:line="250" w:lineRule="auto"/>
+              <w:pStyle w:val="ListParagraph"/>
+              <w:numPr>
+                <w:ilvl w:val="0"/>
+                <w:numId w:val="2"/>
+              </w:numPr>
+              <w:spacing w:after="40" w:before="0" w:line="250" w:lineRule="auto"/>
             </w:pPr>
             <w:r>
               <w:rPr>
@@ -25050,7 +28485,30 @@
                 <w:sz w:val="18"/>
                 <w:szCs w:val="18"/>
               </w:rPr>
-              <w:t xml:space="preserve">. Installing a better array is an </w:t>
+              <w:t xml:space="preserve">.</w:t>
+            </w:r>
+          </w:p>
+          <w:p>
+            <w:pPr>
+              <w:pStyle w:val="ListParagraph"/>
+              <w:numPr>
+                <w:ilvl w:val="0"/>
+                <w:numId w:val="2"/>
+              </w:numPr>
+              <w:spacing w:after="0" w:before="0" w:line="250" w:lineRule="auto"/>
+            </w:pPr>
+            <w:r>
+              <w:rPr>
+                <w:rFonts w:ascii="Arial" w:cs="Arial" w:eastAsia="Arial" w:hAnsi="Arial"/>
+                <w:b w:val="false"/>
+                <w:bCs w:val="false"/>
+                <w:i w:val="false"/>
+                <w:iCs w:val="false"/>
+                <w:color w:val="0070C0"/>
+                <w:sz w:val="18"/>
+                <w:szCs w:val="18"/>
+              </w:rPr>
+              <w:t xml:space="preserve">Installing a better array is an </w:t>
             </w:r>
             <w:r>
               <w:rPr>
@@ -25137,8 +28595,12 @@
           </w:tcPr>
           <w:p>
             <w:pPr>
-              <w:keepNext w:val="false"/>
-              <w:spacing w:after="0" w:before="0" w:line="250" w:lineRule="auto"/>
+              <w:pStyle w:val="ListParagraph"/>
+              <w:numPr>
+                <w:ilvl w:val="0"/>
+                <w:numId w:val="2"/>
+              </w:numPr>
+              <w:spacing w:after="40" w:before="0" w:line="250" w:lineRule="auto"/>
             </w:pPr>
             <w:r>
               <w:rPr>
@@ -25203,7 +28665,30 @@
                 <w:sz w:val="18"/>
                 <w:szCs w:val="18"/>
               </w:rPr>
-              <w:t xml:space="preserve">, subject to measurement and verification and a </w:t>
+              <w:t xml:space="preserve">.</w:t>
+            </w:r>
+          </w:p>
+          <w:p>
+            <w:pPr>
+              <w:pStyle w:val="ListParagraph"/>
+              <w:numPr>
+                <w:ilvl w:val="0"/>
+                <w:numId w:val="2"/>
+              </w:numPr>
+              <w:spacing w:after="40" w:before="0" w:line="250" w:lineRule="auto"/>
+            </w:pPr>
+            <w:r>
+              <w:rPr>
+                <w:rFonts w:ascii="Arial" w:cs="Arial" w:eastAsia="Arial" w:hAnsi="Arial"/>
+                <w:b w:val="false"/>
+                <w:bCs w:val="false"/>
+                <w:i w:val="false"/>
+                <w:iCs w:val="false"/>
+                <w:color w:val="000000"/>
+                <w:sz w:val="18"/>
+                <w:szCs w:val="18"/>
+              </w:rPr>
+              <w:t xml:space="preserve">Subject to measurement and verification and a </w:t>
             </w:r>
             <w:r>
               <w:rPr>
@@ -25229,9 +28714,18 @@
                 <w:sz w:val="18"/>
                 <w:szCs w:val="18"/>
               </w:rPr>
-              <w:t xml:space="preserve">.
-</w:t>
-            </w:r>
+              <w:t xml:space="preserve">.</w:t>
+            </w:r>
+          </w:p>
+          <w:p>
+            <w:pPr>
+              <w:pStyle w:val="ListParagraph"/>
+              <w:numPr>
+                <w:ilvl w:val="0"/>
+                <w:numId w:val="2"/>
+              </w:numPr>
+              <w:spacing w:after="0" w:before="0" w:line="250" w:lineRule="auto"/>
+            </w:pPr>
             <w:r>
               <w:rPr>
                 <w:rFonts w:ascii="Arial" w:cs="Arial" w:eastAsia="Arial" w:hAnsi="Arial"/>
@@ -25304,21 +28798,48 @@
           </w:tcPr>
           <w:p>
             <w:pPr>
-              <w:keepNext w:val="false"/>
-              <w:spacing w:after="0" w:before="0" w:line="250" w:lineRule="auto"/>
-            </w:pPr>
-            <w:r>
-              <w:rPr>
-                <w:rFonts w:ascii="Arial" w:cs="Arial" w:eastAsia="Arial" w:hAnsi="Arial"/>
-                <w:b w:val="false"/>
-                <w:bCs w:val="false"/>
-                <w:i w:val="false"/>
-                <w:iCs w:val="false"/>
-                <w:color w:val="0070C0"/>
-                <w:sz w:val="18"/>
-                <w:szCs w:val="18"/>
-              </w:rPr>
-              <w:t xml:space="preserve">Page 19 records electricity as one of Axion’s most significant operating costs and an </w:t>
+              <w:pStyle w:val="ListParagraph"/>
+              <w:numPr>
+                <w:ilvl w:val="0"/>
+                <w:numId w:val="2"/>
+              </w:numPr>
+              <w:spacing w:after="40" w:before="0" w:line="250" w:lineRule="auto"/>
+            </w:pPr>
+            <w:r>
+              <w:rPr>
+                <w:rFonts w:ascii="Arial" w:cs="Arial" w:eastAsia="Arial" w:hAnsi="Arial"/>
+                <w:b w:val="false"/>
+                <w:bCs w:val="false"/>
+                <w:i w:val="false"/>
+                <w:iCs w:val="false"/>
+                <w:color w:val="0070C0"/>
+                <w:sz w:val="18"/>
+                <w:szCs w:val="18"/>
+              </w:rPr>
+              <w:t xml:space="preserve">Page 19 records electricity as one of Axion’s most significant operating costs.</w:t>
+            </w:r>
+          </w:p>
+          <w:p>
+            <w:pPr>
+              <w:pStyle w:val="ListParagraph"/>
+              <w:numPr>
+                <w:ilvl w:val="0"/>
+                <w:numId w:val="2"/>
+              </w:numPr>
+              <w:spacing w:after="0" w:before="0" w:line="250" w:lineRule="auto"/>
+            </w:pPr>
+            <w:r>
+              <w:rPr>
+                <w:rFonts w:ascii="Arial" w:cs="Arial" w:eastAsia="Arial" w:hAnsi="Arial"/>
+                <w:b w:val="false"/>
+                <w:bCs w:val="false"/>
+                <w:i w:val="false"/>
+                <w:iCs w:val="false"/>
+                <w:color w:val="0070C0"/>
+                <w:sz w:val="18"/>
+                <w:szCs w:val="18"/>
+              </w:rPr>
+              <w:t xml:space="preserve">Page 19 also records an </w:t>
             </w:r>
             <w:r>
               <w:rPr>

--- a/research/Axion-Doc7-Income-Tax-Research.docx
+++ b/research/Axion-Doc7-Income-Tax-Research.docx
@@ -24828,7 +24828,7 @@
           <w:b/>
           <w:color w:val="0070C0"/>
         </w:rPr>
-        <w:t>How the table reads against each section in the Investment 4 table</w:t>
+        <w:t>Reading the table</w:t>
       </w:r>
     </w:p>
     <w:p>
@@ -24842,9 +24842,17 @@
       </w:pPr>
       <w:r>
         <w:rPr>
+          <w:b/>
           <w:color w:val="0070C0"/>
         </w:rPr>
-        <w:t>s11(a) timing (Edgars Stores / Nasionale Pers) — no deduction arises on signature. Each year is deducted only when that year’s obligation becomes unconditional, which is why the deduction rises from R88 000 000 to R98 876 800 as the price escalates rather than being fixed at the Year 1 price.</w:t>
+        <w:t xml:space="preserve">Timing — s11(a); Edgars Stores / Nasionale Pers. </w:t>
+      </w:r>
+      <w:r>
+        <w:rPr>
+          <w:b w:val="0"/>
+          <w:color w:val="0070C0"/>
+        </w:rPr>
+        <w:t>Nothing is deducted on signature. Each year is deducted only once that year’s obligation becomes unconditional, which is why the deduction grows with the price from R88 000 000 to R98 876 800.</w:t>
       </w:r>
     </w:p>
     <w:p>
@@ -24858,9 +24866,17 @@
       </w:pPr>
       <w:r>
         <w:rPr>
+          <w:b/>
           <w:color w:val="0070C0"/>
         </w:rPr>
-        <w:t>s11(a) unused volume (Warner Lambert / Sub-Nigel) — R27 500 000 in Year 1 and R11 660 000 in Year 2, R39 160 000 in total, is deductible in full although no electricity was received. The purpose of the expenditure is the decisive consideration, and relief of R10 573 200 follows.</w:t>
+        <w:t xml:space="preserve">Unused volume — s11(a); Warner Lambert / Sub-Nigel. </w:t>
+      </w:r>
+      <w:r>
+        <w:rPr>
+          <w:b w:val="0"/>
+          <w:color w:val="0070C0"/>
+        </w:rPr>
+        <w:t>R39 160 000 over the three years buys no electricity, but is still deductible in full. The purpose of the expenditure decides the deduction, not the outcome.</w:t>
       </w:r>
     </w:p>
     <w:p>
@@ -24874,9 +24890,17 @@
       </w:pPr>
       <w:r>
         <w:rPr>
+          <w:b/>
           <w:color w:val="0070C0"/>
         </w:rPr>
-        <w:t>PE Tramways / Joffe — committing to volume ahead of utilisation is an inevitable concomitant of securing supply for capacity still being built, so the cost is incurred in the production of income.</w:t>
+        <w:t xml:space="preserve">Why it qualifies — PE Tramways / Joffe. </w:t>
+      </w:r>
+      <w:r>
+        <w:rPr>
+          <w:b w:val="0"/>
+          <w:color w:val="0070C0"/>
+        </w:rPr>
+        <w:t>Contracting ahead of utilisation is unavoidable when securing supply for capacity still being built, so the cost is incurred in the production of income.</w:t>
       </w:r>
     </w:p>
     <w:p>
@@ -24890,9 +24914,17 @@
       </w:pPr>
       <w:r>
         <w:rPr>
+          <w:b/>
           <w:color w:val="0070C0"/>
         </w:rPr>
-        <w:t>VAT — input tax is deductible on the full invoice, including the volume not consumed, so VAT is neutral and does not reduce the cost of the unused electricity.</w:t>
+        <w:t xml:space="preserve">VAT. </w:t>
+      </w:r>
+      <w:r>
+        <w:rPr>
+          <w:b w:val="0"/>
+          <w:color w:val="0070C0"/>
+        </w:rPr>
+        <w:t>Input tax is claimed on the whole invoice, including the unused volume, so VAT is neutral and does not soften the waste.</w:t>
       </w:r>
     </w:p>
     <w:p>
@@ -24906,9 +24938,17 @@
       </w:pPr>
       <w:r>
         <w:rPr>
+          <w:b/>
           <w:color w:val="0070C0"/>
         </w:rPr>
-        <w:t>The wasted volume is relieved at 27%, so Axion bears 73 cents in every rand of a cost that delivers no electricity — R28 586 800 of the R39 160 000 over the three years.</w:t>
+        <w:t xml:space="preserve">What the waste costs. </w:t>
+      </w:r>
+      <w:r>
+        <w:rPr>
+          <w:b w:val="0"/>
+          <w:color w:val="0070C0"/>
+        </w:rPr>
+        <w:t>Relief at 27% leaves Axion bearing R28 586 800 of the R39 160 000 paid for electricity it never received.</w:t>
       </w:r>
     </w:p>
     <w:p>

--- a/research/Axion-Doc7-Income-Tax-Research.docx
+++ b/research/Axion-Doc7-Income-Tax-Research.docx
@@ -1189,12 +1189,16 @@
         <w:rPr>
           <w:kern w:val="36"/>
           <w14:ligatures w14:val="standardContextual"/>
+          <w:color w:val="00B050"/>
         </w:rPr>
       </w:pPr>
       <w:bookmarkStart w:id="0" w:name="_Toc240832700"/>
       <w:bookmarkStart w:id="1" w:name="_Toc240832750"/>
       <w:bookmarkStart w:id="2" w:name="_Toc240832456"/>
       <w:r>
+        <w:rPr>
+          <w:color w:val="00B050"/>
+        </w:rPr>
         <w:lastRenderedPageBreak/>
         <w:t>Summary – the four opportunities side by side</w:t>
       </w:r>
@@ -2400,19 +2404,31 @@
       <w:bookmarkStart w:id="3" w:name="_Toc240832701"/>
       <w:bookmarkStart w:id="4" w:name="_Toc240832751"/>
       <w:r>
+        <w:rPr>
+          <w:color w:val="00B050"/>
+        </w:rPr>
         <w:lastRenderedPageBreak/>
         <w:t xml:space="preserve">Case law </w:t>
       </w:r>
       <w:r>
+        <w:rPr>
+          <w:color w:val="00B050"/>
+        </w:rPr>
         <w:t>–</w:t>
       </w:r>
       <w:r>
+        <w:rPr>
+          <w:color w:val="00B050"/>
+        </w:rPr>
         <w:t xml:space="preserve"> principles applied in this document</w:t>
       </w:r>
       <w:bookmarkEnd w:id="2"/>
       <w:bookmarkEnd w:id="3"/>
       <w:bookmarkEnd w:id="4"/>
       <w:r>
+        <w:rPr>
+          <w:color w:val="00B050"/>
+        </w:rPr>
         <w:br/>
       </w:r>
     </w:p>
@@ -3443,15 +3459,11 @@
       </w:pPr>
     </w:p>
     <w:p>
-      <w:pPr>
-        <w:pStyle w:val="Heading1"/>
-      </w:pPr>
+      <w:pPr/>
       <w:bookmarkStart w:id="5" w:name="_Toc240832457"/>
     </w:p>
     <w:p>
-      <w:pPr>
-        <w:pStyle w:val="Heading1"/>
-      </w:pPr>
+      <w:pPr/>
     </w:p>
     <w:p>
       <w:pPr>
@@ -3460,12 +3472,18 @@
       <w:bookmarkStart w:id="6" w:name="_Toc240832702"/>
       <w:bookmarkStart w:id="7" w:name="_Toc240832752"/>
       <w:r>
+        <w:rPr>
+          <w:color w:val="00B050"/>
+        </w:rPr>
         <w:t>The investment opportunities, as Document 7 states them</w:t>
       </w:r>
       <w:bookmarkEnd w:id="5"/>
       <w:bookmarkEnd w:id="6"/>
       <w:bookmarkEnd w:id="7"/>
       <w:r>
+        <w:rPr>
+          <w:color w:val="00B050"/>
+        </w:rPr>
         <w:br/>
       </w:r>
     </w:p>
@@ -5488,6 +5506,7 @@
     </w:p>
     <w:p>
       <w:pPr>
+        <w:pStyle w:val="Heading3"/>
         <w:keepNext/>
         <w:spacing w:before="140" w:after="50" w:line="250" w:lineRule="auto"/>
       </w:pPr>
@@ -6175,6 +6194,7 @@
     </w:p>
     <w:p>
       <w:pPr>
+        <w:pStyle w:val="Heading3"/>
         <w:keepNext/>
         <w:spacing w:before="140" w:after="50" w:line="250" w:lineRule="auto"/>
       </w:pPr>
@@ -16240,6 +16260,7 @@
     </w:p>
     <w:p>
       <w:pPr>
+        <w:pStyle w:val="Heading3"/>
         <w:keepNext/>
         <w:spacing w:before="140" w:after="50" w:line="250" w:lineRule="auto"/>
       </w:pPr>
@@ -17027,6 +17048,7 @@
     </w:p>
     <w:p>
       <w:pPr>
+        <w:pStyle w:val="Heading3"/>
         <w:keepNext/>
         <w:spacing w:before="140" w:after="50" w:line="250" w:lineRule="auto"/>
       </w:pPr>
@@ -17696,6 +17718,7 @@
     </w:p>
     <w:p>
       <w:pPr>
+        <w:pStyle w:val="Heading3"/>
         <w:keepNext/>
         <w:spacing w:before="140" w:after="50" w:line="250" w:lineRule="auto"/>
       </w:pPr>
@@ -18480,6 +18503,7 @@
     </w:p>
     <w:p>
       <w:pPr>
+        <w:pStyle w:val="Heading3"/>
         <w:keepNext/>
         <w:spacing w:before="140" w:after="50" w:line="250" w:lineRule="auto"/>
       </w:pPr>
@@ -20855,6 +20879,7 @@
     </w:p>
     <w:p>
       <w:pPr>
+        <w:pStyle w:val="Heading3"/>
         <w:keepNext/>
         <w:spacing w:before="140" w:after="50" w:line="250" w:lineRule="auto"/>
       </w:pPr>
@@ -21634,6 +21659,7 @@
     </w:p>
     <w:p>
       <w:pPr>
+        <w:pStyle w:val="Heading3"/>
         <w:keepNext/>
         <w:spacing w:before="140" w:after="50" w:line="250" w:lineRule="auto"/>
       </w:pPr>
@@ -23114,6 +23140,7 @@
     </w:p>
     <w:p>
       <w:pPr>
+        <w:pStyle w:val="Heading3"/>
         <w:keepNext/>
         <w:spacing w:before="140" w:after="50" w:line="250" w:lineRule="auto"/>
       </w:pPr>
@@ -24816,17 +24843,12 @@
     </w:tbl>
     <w:p>
       <w:pPr>
-        <w:pStyle w:val="ListParagraph"/>
-        <w:numPr>
-          <w:ilvl w:val="0"/>
-          <w:numId w:val="2"/>
-        </w:numPr>
+        <w:pStyle w:val="Heading3"/>
         <w:spacing w:after="50" w:line="250" w:lineRule="auto"/>
       </w:pPr>
       <w:r>
         <w:rPr>
           <w:b/>
-          <w:color w:val="0070C0"/>
         </w:rPr>
         <w:t>Reading the table</w:t>
       </w:r>
@@ -24953,6 +24975,7 @@
     </w:p>
     <w:p>
       <w:pPr>
+        <w:pStyle w:val="Heading3"/>
         <w:keepNext/>
         <w:spacing w:before="140" w:after="50" w:line="250" w:lineRule="auto"/>
       </w:pPr>
@@ -25484,6 +25507,7 @@
     </w:p>
     <w:p>
       <w:pPr>
+        <w:pStyle w:val="Heading3"/>
         <w:keepNext/>
         <w:spacing w:before="140" w:after="50" w:line="250" w:lineRule="auto"/>
       </w:pPr>
@@ -27642,6 +27666,7 @@
     </w:tbl>
     <w:p>
       <w:pPr>
+        <w:pStyle w:val="Heading3"/>
         <w:keepNext/>
         <w:spacing w:before="140" w:after="50" w:line="249" w:lineRule="auto"/>
         <w:rPr>
@@ -28401,6 +28426,7 @@
     </w:tbl>
     <w:p>
       <w:pPr>
+        <w:pStyle w:val="Heading3"/>
         <w:keepNext/>
         <w:spacing w:before="140" w:after="50" w:line="249" w:lineRule="auto"/>
         <w:rPr>
@@ -28990,11 +29016,12 @@
         <w:rPr>
           <w:kern w:val="36"/>
           <w14:ligatures w14:val="standardContextual"/>
+          <w:color w:val="00B050"/>
         </w:rPr>
       </w:pPr>
       <w:r>
         <w:rPr>
-          <w:color w:val="000000"/>
+          <w:color w:val="00B050"/>
         </w:rPr>
         <w:lastRenderedPageBreak/>
         <w:t>Conclusion and recommendation</w:t>
@@ -29002,6 +29029,7 @@
     </w:p>
     <w:p>
       <w:pPr>
+        <w:pStyle w:val="Heading3"/>
         <w:rPr>
           <w:kern w:val="2"/>
           <w14:ligatures w14:val="standardContextual"/>
@@ -29029,6 +29057,7 @@
     </w:p>
     <w:p>
       <w:pPr>
+        <w:pStyle w:val="Heading3"/>
         <w:rPr>
           <w:kern w:val="2"/>
           <w14:ligatures w14:val="standardContextual"/>
@@ -29038,7 +29067,6 @@
         <w:rPr>
           <w:b/>
           <w:bCs/>
-          <w:color w:val="0070C0"/>
         </w:rPr>
         <w:t>Assessment framework</w:t>
       </w:r>
@@ -29175,6 +29203,7 @@
     </w:p>
     <w:p>
       <w:pPr>
+        <w:pStyle w:val="Heading3"/>
         <w:rPr>
           <w:kern w:val="2"/>
           <w14:ligatures w14:val="standardContextual"/>
@@ -33168,10 +33197,17 @@
     <w:uiPriority w:val="9"/>
     <w:qFormat/>
     <w:pPr>
+      <w:keepNext/>
+      <w:keepLines/>
+      <w:spacing w:before="240" w:after="120"/>
+      <w:ind w:left="0" w:firstLine="0"/>
       <w:outlineLvl w:val="0"/>
     </w:pPr>
     <w:rPr>
-      <w:color w:val="2E74B5"/>
+      <w:rFonts w:ascii="Arial" w:eastAsia="Arial" w:hAnsi="Arial" w:cs="Arial"/>
+      <w:b/>
+      <w:bCs/>
+      <w:color w:val="000000"/>
       <w:sz w:val="32"/>
       <w:szCs w:val="32"/>
     </w:rPr>
@@ -33183,10 +33219,17 @@
     <w:unhideWhenUsed/>
     <w:qFormat/>
     <w:pPr>
+      <w:keepNext/>
+      <w:keepLines/>
+      <w:spacing w:before="200" w:after="100"/>
+      <w:ind w:left="0" w:firstLine="0"/>
       <w:outlineLvl w:val="1"/>
     </w:pPr>
     <w:rPr>
-      <w:color w:val="2E74B5"/>
+      <w:rFonts w:ascii="Arial" w:eastAsia="Arial" w:hAnsi="Arial" w:cs="Arial"/>
+      <w:b/>
+      <w:bCs/>
+      <w:color w:val="000000"/>
       <w:sz w:val="26"/>
       <w:szCs w:val="26"/>
     </w:rPr>
@@ -33194,31 +33237,43 @@
   <w:style w:type="paragraph" w:styleId="Heading3">
     <w:name w:val="heading 3"/>
     <w:uiPriority w:val="9"/>
-    <w:semiHidden/>
     <w:unhideWhenUsed/>
     <w:qFormat/>
     <w:pPr>
+      <w:keepNext/>
+      <w:keepLines/>
+      <w:spacing w:before="180" w:after="80"/>
+      <w:ind w:left="0" w:firstLine="0"/>
       <w:outlineLvl w:val="2"/>
     </w:pPr>
     <w:rPr>
-      <w:color w:val="1F4D78"/>
-      <w:sz w:val="24"/>
-      <w:szCs w:val="24"/>
+      <w:rFonts w:ascii="Arial" w:eastAsia="Arial" w:hAnsi="Arial" w:cs="Arial"/>
+      <w:b/>
+      <w:bCs/>
+      <w:color w:val="000000"/>
+      <w:sz w:val="22"/>
+      <w:szCs w:val="22"/>
     </w:rPr>
   </w:style>
   <w:style w:type="paragraph" w:styleId="Heading4">
     <w:name w:val="heading 4"/>
     <w:uiPriority w:val="9"/>
-    <w:semiHidden/>
     <w:unhideWhenUsed/>
     <w:qFormat/>
     <w:pPr>
+      <w:keepNext/>
+      <w:keepLines/>
+      <w:spacing w:before="140" w:after="60"/>
+      <w:ind w:left="0" w:firstLine="0"/>
       <w:outlineLvl w:val="3"/>
     </w:pPr>
     <w:rPr>
-      <w:i/>
-      <w:iCs/>
-      <w:color w:val="2E74B5"/>
+      <w:rFonts w:ascii="Arial" w:eastAsia="Arial" w:hAnsi="Arial" w:cs="Arial"/>
+      <w:b/>
+      <w:bCs/>
+      <w:color w:val="000000"/>
+      <w:sz w:val="19"/>
+      <w:szCs w:val="19"/>
     </w:rPr>
   </w:style>
   <w:style w:type="paragraph" w:styleId="Heading5">
@@ -33752,7 +33807,7 @@
       <w:outlineLvl w:val="9"/>
     </w:pPr>
     <w:rPr>
-      <w:rFonts w:asciiTheme="majorHAnsi" w:eastAsiaTheme="majorEastAsia" w:hAnsiTheme="majorHAnsi" w:cstheme="majorBidi"/>
+      <w:rFonts w:ascii="Arial" w:eastAsia="Arial" w:hAnsi="Arial" w:cs="Arial"/>
       <w:color w:val="0F4761" w:themeColor="accent1" w:themeShade="BF"/>
     </w:rPr>
   </w:style>
@@ -33917,7 +33972,10 @@
     <w:link w:val="Heading2"/>
     <w:uiPriority w:val="9"/>
     <w:rPr>
-      <w:color w:val="2E74B5"/>
+      <w:rFonts w:ascii="Arial" w:eastAsia="Arial" w:hAnsi="Arial" w:cs="Arial"/>
+      <w:b/>
+      <w:bCs/>
+      <w:color w:val="000000"/>
       <w:sz w:val="26"/>
       <w:szCs w:val="26"/>
     </w:rPr>
@@ -33954,7 +34012,10 @@
     <w:uiPriority w:val="9"/>
     <w:rsid w:val="00B03767"/>
     <w:rPr>
-      <w:color w:val="2E74B5"/>
+      <w:rFonts w:ascii="Arial" w:eastAsia="Arial" w:hAnsi="Arial" w:cs="Arial"/>
+      <w:b/>
+      <w:bCs/>
+      <w:color w:val="000000"/>
       <w:sz w:val="32"/>
       <w:szCs w:val="32"/>
     </w:rPr>
@@ -34021,7 +34082,7 @@
     </a:clrScheme>
     <a:fontScheme name="Office">
       <a:majorFont>
-        <a:latin typeface="Aptos Display" panose="02110004020202020204"/>
+        <a:latin typeface="Arial" panose="02110004020202020204"/>
         <a:ea typeface=""/>
         <a:cs typeface=""/>
         <a:font script="Jpan" typeface="游ゴシック Light"/>
@@ -34073,7 +34134,7 @@
         <a:font script="Tfng" typeface="Ebrima"/>
       </a:majorFont>
       <a:minorFont>
-        <a:latin typeface="Aptos" panose="02110004020202020204"/>
+        <a:latin typeface="Arial" panose="02110004020202020204"/>
         <a:ea typeface=""/>
         <a:cs typeface=""/>
         <a:font script="Jpan" typeface="游明朝"/>
